--- a/deliver/Response_to_Reviewer_Comments.docx
+++ b/deliver/Response_to_Reviewer_Comments.docx
@@ -2487,7 +2487,7 @@
                 <w:color w:val="000000"/>
                 <w:sz w:val="20"/>
               </w:rPr>
-              <w:t>Sensitivity analysis (Fig. 3a) and optimization (Fig. 3b, Supplementary Fig. 6b) already show parameter behavior, so a separate profile likelihood is not needed. k_f is the least influential parameter (see A2.2). Among the seven fits within 0.05%, k_f and k_ORR are correlated (Spearman ρ = 0.93) while k_d is weakly constrained (15–62), so the parameters are effective and not individually interpreted.</w:t>
+              <w:t>Sensitivity analysis (Fig. 3a) and optimization (Fig. 3b, Supplementary Fig. 5b) already show parameter behavior, so a separate profile likelihood is not needed. k_f is the least influential parameter (see A2.2). Among the seven fits within 0.05%, k_f and k_ORR are correlated (Spearman ρ = 0.93) while k_d is weakly constrained (15–62), so the parameters are effective and not individually interpreted.</w:t>
             </w:r>
             <w:proofErr w:type="spellStart"/>
             <w:proofErr w:type="spellEnd"/>
@@ -3033,7 +3033,7 @@
                 <w:color w:val="000000"/>
                 <w:sz w:val="20"/>
               </w:rPr>
-              <w:t>Stent geometry and settings are in Table S4 and Figure S4. The Yang et al. study (source of the in vivo comparison) is now also cited.</w:t>
+              <w:t>Stent geometry and settings are in Table S4 and Figure S3. The Yang et al. study (source of the in vivo comparison) is now also cited.</w:t>
             </w:r>
           </w:p>
         </w:tc>

--- a/deliver/Response_to_Reviewer_Comments.docx
+++ b/deliver/Response_to_Reviewer_Comments.docx
@@ -469,7 +469,7 @@
                 <w:color w:val="000000"/>
                 <w:sz w:val="20"/>
               </w:rPr>
-              <w:t>Global O₂ mass balance added (Section S8, Table S13). O₂ consumed is ~1/32 (24 h) and ~1/24 (168 h) of the stoichiometric need, so recession is not stoichiometrically coupled to O₂ consumption. Stated in Methods and Limitations.</w:t>
+              <w:t>Global O₂ mass balance added (SI Section S1). O₂ consumed is ~1/32 (24 h) and ~1/24 (168 h) of the stoichiometric need, so recession is not stoichiometrically coupled to O₂ consumption.</w:t>
             </w:r>
             <w:proofErr w:type="spellStart"/>
             <w:proofErr w:type="spellEnd"/>
@@ -2568,7 +2568,7 @@
                 <w:color w:val="808080"/>
                 <w:sz w:val="20"/>
               </w:rPr>
-              <w:t>The GSA covered the uncertain calibration parameters (ranges in Table S5). ε and τ are literature estimates (no direct data available). F_max is calculated from the Langmuir saturation formulation in the manuscript. [Zn]_sat is from the cited literature. The corrosion-product mechanism is tested separately (ablation, A2.2; Fig. 4 sweeps).</w:t>
+              <w:t>The GSA was performed before calibration, so its ranges (Table S5) are broad exploratory bounds, not tied to the calibrated values. ε and τ are literature estimates (no direct data available). F_max is calculated from the Langmuir saturation formulation in the manuscript. [Zn]_sat is from the cited literature. The corrosion-product mechanism is tested separately (ablation, A2.2; Fig. 4 sweeps).</w:t>
             </w:r>
           </w:p>
         </w:tc>
@@ -4026,7 +4026,7 @@
                 <w:color w:val="000000"/>
                 <w:sz w:val="20"/>
               </w:rPr>
-              <w:t>The stent interface mesh is 5 µm, about one element per local recession (3–8 µm). The interface is the zero contour of a P1 function located within elements, conclusions use integrated quantities (mass loss, mean penetration, mesh-converged &lt;1%, Section S2) and outer/inner differences of several µm. Local jaggedness is at the mesh scale and is not interpreted.</w:t>
+              <w:t>The stent interface mesh is 5 µm, about one element per local recession (3–8 µm). The interface is the zero contour of a P1 function located within elements, conclusions use integrated quantities (mass loss, mean penetration; disc mass loss changes by &lt;0.2% at 18.9M elements, Section S2) and outer/inner differences of several µm. Local jaggedness is at the mesh scale and is not interpreted.</w:t>
             </w:r>
           </w:p>
         </w:tc>

--- a/deliver/Response_to_Reviewer_Comments.docx
+++ b/deliver/Response_to_Reviewer_Comments.docx
@@ -1158,7 +1158,7 @@
                 <w:color w:val="000000"/>
                 <w:sz w:val="20"/>
               </w:rPr>
-              <w:t>Ablations show both O₂ depletion and corrosion-product accumulation cause the deceleration (D_eff = D: 0.744%; k_f = 0: 0.730%, vs 0.333% baseline at 672 h).</w:t>
+              <w:t>The deceleration has two contributors: O₂ depletion and corrosion-product accumulation. Setting D_eff = D raises 672 h mass loss from 0.333% to 0.744% (k_f = 0: 0.730%).</w:t>
             </w:r>
             <w:proofErr w:type="spellStart"/>
             <w:r>
@@ -1691,7 +1691,7 @@
                 <w:color w:val="000000"/>
                 <w:sz w:val="20"/>
               </w:rPr>
-              <w:t>Vessel geometry and liquid height now specified. Domain-size and O₂-resupply tests added. C_O₂ justified separately for in vitro and physiological cases.</w:t>
+              <w:t>The model domain is 30 × 30 × 30 mm for disc and stent (Methods, Table S4), with O₂ supplied at the electrolyte–air interface. C_O₂ is justified separately for in vitro and physiological cases.</w:t>
             </w:r>
           </w:p>
         </w:tc>
@@ -2124,7 +2124,7 @@
                 <w:color w:val="000000"/>
                 <w:sz w:val="20"/>
               </w:rPr>
-              <w:t>The first measurement is at 24 h, so the transition (~40 h disc, ~100 h stent) is a model prediction not validated by data. Measurements before 24 h are future work.</w:t>
+              <w:t>Model output is saved hourly, so the Damköhler transition is resolved at ~40 h (disc) and ~100 h (stent). It is a model prediction, as the first measurement is at 24 h.</w:t>
             </w:r>
             <w:proofErr w:type="gramStart"/>
             <w:proofErr w:type="gramEnd"/>
@@ -2420,7 +2420,7 @@
                 <w:color w:val="808080"/>
                 <w:sz w:val="20"/>
               </w:rPr>
-              <w:t>The optimum (0.042%, iteration 22) is 8% below the iteration-6 value (0.046%), a 0.004 percentage-point difference, negligible against experimental scatter (SD 0.115%). The plateau at ~0.058% (iterations 13–20) shows a flat landscape: seven evaluations within 0.042–0.049% span k_f 12–58, k_d 15–62 and k_ORR 0.25–0.7. Because the landscape is flat, the lowest-RMSE point was adopted and tested on independent data (validation RMSE 0.0159%; stent).</w:t>
+              <w:t>The optimum (0.042%, iteration 22) is 8% below the iteration-6 value (0.046%), a 0.004 percentage-point difference, negligible against experimental scatter (SD 0.115%). The plateau is expected: after the initial sampling, the guided search concentrated around the best region, so many evaluations lie close together (seven within 0.042–0.049%, spanning k_f 12–58, k_d 15–62, k_ORR 0.25–0.7). The lowest-RMSE point was adopted and tested on independent data (validation RMSE 0.0159%; stent).</w:t>
             </w:r>
           </w:p>
         </w:tc>

--- a/deliver/Response_to_Reviewer_Comments.docx
+++ b/deliver/Response_to_Reviewer_Comments.docx
@@ -992,7 +992,7 @@
                 <w:color w:val="000000"/>
                 <w:sz w:val="20"/>
               </w:rPr>
-              <w:t>Fig. 5c shows a diffuse, volumetric corrosion-product field, not a surface film. Terminology revised throughout.</w:t>
+              <w:t>Fig. 5c shows a diffuse, volumetric corrosion-product field, not a surface film. The Results and captions use “corrosion product”.</w:t>
             </w:r>
           </w:p>
         </w:tc>
@@ -3487,7 +3487,7 @@
                 <w:color w:val="000000"/>
                 <w:sz w:val="20"/>
               </w:rPr>
-              <w:t>F and F_max are mass-based (g mm⁻³; F_max = ρ_film(1−ε)); Cl⁻ is molar, so k_d is in L² mol⁻² h⁻¹. Eq. 11 text, Table 2 and Table S5 corrected.</w:t>
+              <w:t>F and F_max are mass-based (g mm⁻³; F_max = ρ_film(1−ε)); Cl⁻ is molar, so k_d is in L² mol⁻² h⁻¹ (Table 2, Table S5).</w:t>
             </w:r>
             <w:proofErr w:type="spellStart"/>
             <w:proofErr w:type="spellEnd"/>
@@ -3571,7 +3571,7 @@
                 <w:color w:val="000000"/>
                 <w:sz w:val="20"/>
               </w:rPr>
-              <w:t>The Cl⁻ exponent in Eq. 11 is an effective (empirical) order, since Eq. 5 is an overall reaction. Cl⁻ is in large excess (142.3 mmol L⁻¹; consumption ≤6% disc, &lt;1% stent), so it is “effectively non-consumed” (replaces “catalytic”).</w:t>
+              <w:t>The Cl⁻ exponent in Eq. 11 is an effective (empirical) order, since Eq. 5 is an overall reaction. Cl⁻ is regenerated during corrosion-product breakdown and is in large excess (142.3 mmol L⁻¹; consumption ≤6% disc, &lt;1% stent), so its net consumption is negligible.</w:t>
             </w:r>
             <w:proofErr w:type="spellStart"/>
             <w:proofErr w:type="spellEnd"/>
@@ -3653,7 +3653,7 @@
                 <w:color w:val="000000"/>
                 <w:sz w:val="20"/>
               </w:rPr>
-              <w:t>The film is a homogenised volumetric field on a fixed mesh, on the electrolyte side of the level set, and is not attached to the receding interface. The ZnO/Zn volume ratio (~1.6) is not represented. Stated as a limitation.</w:t>
+              <w:t>The film is a homogenised volumetric field on a fixed mesh, on the electrolyte side of the level set, and is not attached to the receding interface. The ZnO/Zn volume ratio (~1.6) is not represented.</w:t>
             </w:r>
             <w:proofErr w:type="spellStart"/>
             <w:proofErr w:type="spellEnd"/>
@@ -3747,7 +3747,7 @@
                 <w:color w:val="000000"/>
                 <w:sz w:val="20"/>
               </w:rPr>
-              <w:t>δ_Γ is a sharp surface integral over the zero level set (FreeFEM int2d, levelset option) with no smoothing. A smoothed delta (width = minimum mesh size) is used only in post-processing. Stated in Methods.</w:t>
+              <w:t>δ_Γ is a sharp surface integral over the zero level set (FreeFEM int2d, levelset option) with no smoothing. A smoothed delta (width = minimum mesh size) is used only in post-processing.</w:t>
             </w:r>
             <w:proofErr w:type="gramStart"/>
             <w:proofErr w:type="gramEnd"/>
@@ -5385,7 +5385,7 @@
                 <w:color w:val="000000"/>
                 <w:sz w:val="20"/>
               </w:rPr>
-              <w:t>Results: calibration is tractable (coarse mesh, ~2 h per run; Table S4). Discussion: the high-fidelity simulations are demanding.</w:t>
+              <w:t>Calibration is tractable (0.8M-element mesh, ~2 h per run; Table S4). The high-fidelity simulations (18.9M elements) are demanding.</w:t>
             </w:r>
           </w:p>
         </w:tc>
@@ -6102,38 +6102,6 @@
       <w:pPr>
         <w:spacing w:after="40"/>
       </w:pPr>
-    </w:p>
-    <w:p>
-      <w:pPr>
-        <w:pStyle w:val="Heading1"/>
-      </w:pPr>
-      <w:r>
-        <w:t>Additional changes made by the authors</w:t>
-      </w:r>
-    </w:p>
-    <w:p>
-      <w:pPr>
-        <w:spacing w:after="120"/>
-      </w:pPr>
-      <w:r>
-        <w:t>The following changes were made in addition to those requested: in the Figure 4 caption "(g-</w:t>
-      </w:r>
-      <w:proofErr w:type="spellStart"/>
-      <w:r>
-        <w:t>i</w:t>
-      </w:r>
-      <w:proofErr w:type="spellEnd"/>
-      <w:r>
-        <w:t>)" was changed to "(g–</w:t>
-      </w:r>
-      <w:proofErr w:type="spellStart"/>
-      <w:r>
-        <w:t>i</w:t>
-      </w:r>
-      <w:proofErr w:type="spellEnd"/>
-      <w:r>
-        <w:t>)"; "Literature" was corrected to "literature" in the Zn²⁺ and pH paragraph; the Supplementary tables were renumbered after the insertion of the new Table S11 (the former Table S11 is now Table S12); and the Methods now state the common 30 × 30 × 30 mm electrolyte domain used for the disc and the stent.</w:t>
-      </w:r>
     </w:p>
     <w:sectPr>
       <w:footerReference w:type="default" r:id="rId8"/>

--- a/deliver/Response_to_Reviewer_Comments.docx
+++ b/deliver/Response_to_Reviewer_Comments.docx
@@ -469,7 +469,7 @@
                 <w:color w:val="000000"/>
                 <w:sz w:val="20"/>
               </w:rPr>
-              <w:t>Global O₂ mass balance added (SI Section S1). O₂ consumed is ~1/32 (24 h) and ~1/24 (168 h) of the stoichiometric need, so recession is not stoichiometrically coupled to O₂ consumption.</w:t>
+              <w:t>A global O₂ mass balance gives O₂ consumed of ~1/32 (24 h) and ~1/24 (168 h) of the stoichiometric need, i.e. about 1/M_O₂ (M_O₂ = 32 g mol⁻¹), because the solver omitted the 1/M_O₂ factor. Eqs. 15–16 now include M_O₂ explicitly, so recession is not stoichiometrically coupled to O₂ consumption in the present formulation.</w:t>
             </w:r>
             <w:proofErr w:type="spellStart"/>
             <w:proofErr w:type="spellEnd"/>

--- a/deliver/Response_to_Reviewer_Comments.docx
+++ b/deliver/Response_to_Reviewer_Comments.docx
@@ -6093,6 +6093,5532 @@
                 <w:sz w:val="20"/>
               </w:rPr>
               <w:t>Closed</w:t>
+            </w:r>
+          </w:p>
+        </w:tc>
+      </w:tr>
+    </w:tbl>
+    <w:p>
+      <w:pPr>
+        <w:spacing w:after="40"/>
+      </w:pPr>
+    </w:p>
+    <w:p>
+      <w:pPr>
+        <w:pStyle w:val="Heading1"/>
+      </w:pPr>
+      <w:r>
+        <w:t>D. Second reviewer report</w:t>
+      </w:r>
+    </w:p>
+    <w:p>
+      <w:pPr>
+        <w:pStyle w:val="Heading2"/>
+      </w:pPr>
+      <w:r>
+        <w:t>D1. Major comments</w:t>
+      </w:r>
+    </w:p>
+    <w:tbl>
+      <w:tblPr>
+        <w:tblStyle w:val="TableGrid"/>
+        <w:tblW w:w="0" w:type="auto"/>
+        <w:jc w:val="center"/>
+        <w:tblLook w:val="04A0" w:firstRow="1" w:lastRow="0" w:firstColumn="1" w:lastColumn="0" w:noHBand="0" w:noVBand="1"/>
+      </w:tblPr>
+      <w:tblGrid>
+        <w:gridCol w:w="737"/>
+        <w:gridCol w:w="3402"/>
+        <w:gridCol w:w="3912"/>
+        <w:gridCol w:w="1587"/>
+      </w:tblGrid>
+      <w:tr>
+        <w:trPr>
+          <w:jc w:val="center"/>
+        </w:trPr>
+        <w:tc>
+          <w:tcPr>
+            <w:tcW w:w="737" w:type="dxa"/>
+            <w:shd w:val="clear" w:color="auto" w:fill="D9D9D9"/>
+          </w:tcPr>
+          <w:p>
+            <w:r>
+              <w:rPr>
+                <w:b/>
+                <w:sz w:val="20"/>
+              </w:rPr>
+              <w:t>ID</w:t>
+            </w:r>
+          </w:p>
+        </w:tc>
+        <w:tc>
+          <w:tcPr>
+            <w:tcW w:w="3402" w:type="dxa"/>
+            <w:shd w:val="clear" w:color="auto" w:fill="D9D9D9"/>
+          </w:tcPr>
+          <w:p>
+            <w:r>
+              <w:rPr>
+                <w:b/>
+                <w:sz w:val="20"/>
+              </w:rPr>
+              <w:t>Comment</w:t>
+            </w:r>
+          </w:p>
+        </w:tc>
+        <w:tc>
+          <w:tcPr>
+            <w:tcW w:w="3912" w:type="dxa"/>
+            <w:shd w:val="clear" w:color="auto" w:fill="D9D9D9"/>
+          </w:tcPr>
+          <w:p>
+            <w:r>
+              <w:rPr>
+                <w:b/>
+                <w:sz w:val="20"/>
+              </w:rPr>
+              <w:t>Response/action</w:t>
+            </w:r>
+            <w:r>
+              <w:rPr>
+                <w:b/>
+                <w:sz w:val="20"/>
+              </w:rPr>
+              <w:t xml:space="preserve"> taken (with page, line, figure or table)</w:t>
+            </w:r>
+          </w:p>
+        </w:tc>
+        <w:tc>
+          <w:tcPr>
+            <w:tcW w:w="1587" w:type="dxa"/>
+            <w:shd w:val="clear" w:color="auto" w:fill="D9D9D9"/>
+          </w:tcPr>
+          <w:p>
+            <w:r>
+              <w:rPr>
+                <w:b/>
+                <w:sz w:val="20"/>
+              </w:rPr>
+              <w:t>Status</w:t>
+            </w:r>
+          </w:p>
+        </w:tc>
+      </w:tr>
+      <w:tr>
+        <w:trPr>
+          <w:jc w:val="center"/>
+        </w:trPr>
+        <w:tc>
+          <w:tcPr>
+            <w:tcW w:w="737" w:type="dxa"/>
+          </w:tcPr>
+          <w:p>
+            <w:r>
+              <w:rPr>
+                <w:sz w:val="20"/>
+              </w:rPr>
+              <w:t>M1</w:t>
+            </w:r>
+          </w:p>
+        </w:tc>
+        <w:tc>
+          <w:tcPr>
+            <w:tcW w:w="3402" w:type="dxa"/>
+          </w:tcPr>
+          <w:p>
+            <w:r>
+              <w:rPr>
+                <w:sz w:val="20"/>
+              </w:rPr>
+              <w:t>Show that Zn recession, Zn²⁺ release, O₂ consumption, OH⁻ generation and corrosion product are mass/charge-consistent; report global balances at 24, 168, 672 h.</w:t>
+            </w:r>
+            <w:proofErr w:type="spellStart"/>
+            <w:r>
+              <w:rPr>
+                <w:sz w:val="20"/>
+              </w:rPr>
+            </w:r>
+            <w:proofErr w:type="spellEnd"/>
+            <w:r>
+              <w:rPr>
+                <w:sz w:val="20"/>
+              </w:rPr>
+            </w:r>
+          </w:p>
+        </w:tc>
+        <w:tc>
+          <w:tcPr>
+            <w:tcW w:w="3912" w:type="dxa"/>
+          </w:tcPr>
+          <w:p>
+            <w:r>
+              <w:rPr>
+                <w:i w:val="0"/>
+                <w:color w:val="000000"/>
+                <w:sz w:val="20"/>
+              </w:rPr>
+              <w:t>The Zn²⁺ and OH⁻ sources (Eqs. 7, 9, 10) use the ORR term, while recession uses the selected velocity (Eq. 17), so the two are not forced to be identical. O₂ consumed is ~1/32 (24 h) and ~1/24 (168 h) of the stoichiometric need (A1.4). A Zn balance (Zn removed by recession vs dissolved Zn + Zn in corrosion product + residual) will be computed from the stored fields and given in the SI. [authors to supply balance values]</w:t>
+            </w:r>
+            <w:proofErr w:type="spellStart"/>
+            <w:proofErr w:type="spellEnd"/>
+            <w:proofErr w:type="gramStart"/>
+            <w:proofErr w:type="gramEnd"/>
+          </w:p>
+        </w:tc>
+        <w:tc>
+          <w:tcPr>
+            <w:tcW w:w="1587" w:type="dxa"/>
+          </w:tcPr>
+          <w:p>
+            <w:r>
+              <w:rPr>
+                <w:color w:val="000000"/>
+                <w:sz w:val="20"/>
+              </w:rPr>
+              <w:t>Open</w:t>
+            </w:r>
+          </w:p>
+        </w:tc>
+      </w:tr>
+      <w:tr>
+        <w:trPr>
+          <w:jc w:val="center"/>
+        </w:trPr>
+        <w:tc>
+          <w:tcPr>
+            <w:tcW w:w="737" w:type="dxa"/>
+          </w:tcPr>
+          <w:p>
+            <w:r>
+              <w:rPr>
+                <w:sz w:val="20"/>
+              </w:rPr>
+              <w:t>M2</w:t>
+            </w:r>
+          </w:p>
+        </w:tc>
+        <w:tc>
+          <w:tcPr>
+            <w:tcW w:w="3402" w:type="dxa"/>
+          </w:tcPr>
+          <w:p>
+            <w:r>
+              <w:rPr>
+                <w:sz w:val="20"/>
+              </w:rPr>
+              <w:t>Sign convention of min() in Eq. 17.</w:t>
+            </w:r>
+            <w:proofErr w:type="spellStart"/>
+            <w:r>
+              <w:rPr>
+                <w:sz w:val="20"/>
+              </w:rPr>
+            </w:r>
+            <w:proofErr w:type="spellEnd"/>
+            <w:r>
+              <w:rPr>
+                <w:sz w:val="20"/>
+              </w:rPr>
+            </w:r>
+          </w:p>
+        </w:tc>
+        <w:tc>
+          <w:tcPr>
+            <w:tcW w:w="3912" w:type="dxa"/>
+          </w:tcPr>
+          <w:p>
+            <w:r>
+              <w:rPr>
+                <w:i w:val="0"/>
+                <w:color w:val="000000"/>
+                <w:sz w:val="20"/>
+              </w:rPr>
+              <w:t>Velocities are negative (recession) in the solver, and the selected value is the one with the smallest magnitude, i.e. the slowest process. Eq. 17 will be rewritten with magnitudes, v_rec = min(|v_Zn|, |v_ORR|, |v_O₂|), with the normal direction defined into the electrolyte. Representative values of the three velocities will be given in the SI.</w:t>
+            </w:r>
+            <w:proofErr w:type="spellStart"/>
+            <w:proofErr w:type="spellEnd"/>
+            <w:proofErr w:type="gramStart"/>
+            <w:proofErr w:type="gramEnd"/>
+          </w:p>
+        </w:tc>
+        <w:tc>
+          <w:tcPr>
+            <w:tcW w:w="1587" w:type="dxa"/>
+          </w:tcPr>
+          <w:p>
+            <w:r>
+              <w:rPr>
+                <w:color w:val="000000"/>
+                <w:sz w:val="20"/>
+              </w:rPr>
+              <w:t>In progress</w:t>
+            </w:r>
+          </w:p>
+        </w:tc>
+      </w:tr>
+      <w:tr>
+        <w:trPr>
+          <w:jc w:val="center"/>
+        </w:trPr>
+        <w:tc>
+          <w:tcPr>
+            <w:tcW w:w="737" w:type="dxa"/>
+          </w:tcPr>
+          <w:p>
+            <w:r>
+              <w:rPr>
+                <w:sz w:val="20"/>
+              </w:rPr>
+              <w:t>M3</w:t>
+            </w:r>
+          </w:p>
+        </w:tc>
+        <w:tc>
+          <w:tcPr>
+            <w:tcW w:w="3402" w:type="dxa"/>
+          </w:tcPr>
+          <w:p>
+            <w:r>
+              <w:rPr>
+                <w:sz w:val="20"/>
+              </w:rPr>
+              <w:t>Justify the hard minimum; compare coupled-flux, series-resistance, hard-minimum and no-cap rules.</w:t>
+            </w:r>
+            <w:proofErr w:type="spellStart"/>
+            <w:r>
+              <w:rPr>
+                <w:sz w:val="20"/>
+              </w:rPr>
+            </w:r>
+            <w:proofErr w:type="spellEnd"/>
+            <w:r>
+              <w:rPr>
+                <w:sz w:val="20"/>
+              </w:rPr>
+            </w:r>
+          </w:p>
+        </w:tc>
+        <w:tc>
+          <w:tcPr>
+            <w:tcW w:w="3912" w:type="dxa"/>
+          </w:tcPr>
+          <w:p>
+            <w:r>
+              <w:rPr>
+                <w:i w:val="0"/>
+                <w:color w:val="000000"/>
+                <w:sz w:val="20"/>
+              </w:rPr>
+              <w:t>v_ORR uses the interfacial O₂ concentration of the discrete field, and v_O₂ limits recession to the O₂ flux available at the interface, so the minimum is a flux-limiter, not a sum of independent serial steps. Rules B and C (blended) and D (no cap) are compared in Table S1; Rule A was chosen on physical grounds and RMSE was not the main criterion. A fully coupled kinetic-flux boundary condition would require re-implementation and is left for future work.</w:t>
+            </w:r>
+            <w:proofErr w:type="spellStart"/>
+            <w:proofErr w:type="spellEnd"/>
+            <w:proofErr w:type="gramStart"/>
+            <w:proofErr w:type="gramEnd"/>
+          </w:p>
+        </w:tc>
+        <w:tc>
+          <w:tcPr>
+            <w:tcW w:w="1587" w:type="dxa"/>
+          </w:tcPr>
+          <w:p>
+            <w:r>
+              <w:rPr>
+                <w:color w:val="000000"/>
+                <w:sz w:val="20"/>
+              </w:rPr>
+              <w:t>In progress</w:t>
+            </w:r>
+          </w:p>
+        </w:tc>
+      </w:tr>
+      <w:tr>
+        <w:trPr>
+          <w:jc w:val="center"/>
+        </w:trPr>
+        <w:tc>
+          <w:tcPr>
+            <w:tcW w:w="737" w:type="dxa"/>
+          </w:tcPr>
+          <w:p>
+            <w:r>
+              <w:rPr>
+                <w:sz w:val="20"/>
+              </w:rPr>
+              <w:t>M4</w:t>
+            </w:r>
+          </w:p>
+        </w:tc>
+        <w:tc>
+          <w:tcPr>
+            <w:tcW w:w="3402" w:type="dxa"/>
+          </w:tcPr>
+          <w:p>
+            <w:r>
+              <w:rPr>
+                <w:sz w:val="20"/>
+              </w:rPr>
+              <w:t>Calibration used a mesh with 26.2% error (0.8M elements).</w:t>
+            </w:r>
+            <w:proofErr w:type="spellStart"/>
+            <w:r>
+              <w:rPr>
+                <w:sz w:val="20"/>
+              </w:rPr>
+            </w:r>
+            <w:proofErr w:type="spellEnd"/>
+            <w:r>
+              <w:rPr>
+                <w:sz w:val="20"/>
+              </w:rPr>
+            </w:r>
+          </w:p>
+        </w:tc>
+        <w:tc>
+          <w:tcPr>
+            <w:tcW w:w="3912" w:type="dxa"/>
+          </w:tcPr>
+          <w:p>
+            <w:r>
+              <w:rPr>
+                <w:i w:val="0"/>
+                <w:color w:val="000000"/>
+                <w:sz w:val="20"/>
+              </w:rPr>
+              <w:t>Calibration used the 0.8M-element mesh, with the mass loss corrected to the 18.9M-element mesh basis (Table S9 values are on the fine-mesh basis and match the validation-mesh prediction). The optimum was then run on the 18.9M-element mesh for validation, so the reported parameters are fine-mesh parameters. The 0.8M and 18.9M curves of the optimum will be shown in the SI. [authors to confirm correction used and supply curves]</w:t>
+            </w:r>
+            <w:proofErr w:type="spellStart"/>
+            <w:proofErr w:type="spellEnd"/>
+            <w:proofErr w:type="gramStart"/>
+            <w:proofErr w:type="gramEnd"/>
+          </w:p>
+        </w:tc>
+        <w:tc>
+          <w:tcPr>
+            <w:tcW w:w="1587" w:type="dxa"/>
+          </w:tcPr>
+          <w:p>
+            <w:r>
+              <w:rPr>
+                <w:color w:val="000000"/>
+                <w:sz w:val="20"/>
+              </w:rPr>
+              <w:t>In progress</w:t>
+            </w:r>
+          </w:p>
+        </w:tc>
+      </w:tr>
+      <w:tr>
+        <w:trPr>
+          <w:jc w:val="center"/>
+        </w:trPr>
+        <w:tc>
+          <w:tcPr>
+            <w:tcW w:w="737" w:type="dxa"/>
+          </w:tcPr>
+          <w:p>
+            <w:r>
+              <w:rPr>
+                <w:sz w:val="20"/>
+              </w:rPr>
+              <w:t>M5</w:t>
+            </w:r>
+          </w:p>
+        </w:tc>
+        <w:tc>
+          <w:tcPr>
+            <w:tcW w:w="3402" w:type="dxa"/>
+          </w:tcPr>
+          <w:p>
+            <w:r>
+              <w:rPr>
+                <w:sz w:val="20"/>
+              </w:rPr>
+              <w:t>Morris ranges differ from calibration ranges; k_f optimum lies outside.</w:t>
+            </w:r>
+            <w:proofErr w:type="spellStart"/>
+            <w:r>
+              <w:rPr>
+                <w:sz w:val="20"/>
+              </w:rPr>
+            </w:r>
+            <w:proofErr w:type="spellEnd"/>
+            <w:r>
+              <w:rPr>
+                <w:sz w:val="20"/>
+              </w:rPr>
+            </w:r>
+          </w:p>
+        </w:tc>
+        <w:tc>
+          <w:tcPr>
+            <w:tcW w:w="3912" w:type="dxa"/>
+          </w:tcPr>
+          <w:p>
+            <w:r>
+              <w:rPr>
+                <w:i w:val="0"/>
+                <w:color w:val="000000"/>
+                <w:sz w:val="20"/>
+              </w:rPr>
+              <w:t>The GSA was a screening step done before calibration, so its ranges are broad exploratory bounds, not tied to the calibrated values. The ranking is led by C_O₂ and k_ORR (μ* about 1.09 and 0.65), well above the k_f and k_d values. Repeating the Morris analysis with the calibration ranges is needed to confirm it. [authors to supply: sampling (linear/log), μ*, μ, σ table, repeat]</w:t>
+            </w:r>
+            <w:proofErr w:type="spellStart"/>
+            <w:proofErr w:type="spellEnd"/>
+            <w:proofErr w:type="gramStart"/>
+            <w:proofErr w:type="gramEnd"/>
+          </w:p>
+        </w:tc>
+        <w:tc>
+          <w:tcPr>
+            <w:tcW w:w="1587" w:type="dxa"/>
+          </w:tcPr>
+          <w:p>
+            <w:r>
+              <w:rPr>
+                <w:color w:val="000000"/>
+                <w:sz w:val="20"/>
+              </w:rPr>
+              <w:t>Open</w:t>
+            </w:r>
+          </w:p>
+        </w:tc>
+      </w:tr>
+      <w:tr>
+        <w:trPr>
+          <w:jc w:val="center"/>
+        </w:trPr>
+        <w:tc>
+          <w:tcPr>
+            <w:tcW w:w="737" w:type="dxa"/>
+          </w:tcPr>
+          <w:p>
+            <w:r>
+              <w:rPr>
+                <w:sz w:val="20"/>
+              </w:rPr>
+              <w:t>M6</w:t>
+            </w:r>
+          </w:p>
+        </w:tc>
+        <w:tc>
+          <w:tcPr>
+            <w:tcW w:w="3402" w:type="dxa"/>
+          </w:tcPr>
+          <w:p>
+            <w:r>
+              <w:rPr>
+                <w:sz w:val="20"/>
+              </w:rPr>
+              <w:t>Bayesian optimization is not Bayesian calibration; report GP details.</w:t>
+            </w:r>
+            <w:proofErr w:type="spellStart"/>
+            <w:r>
+              <w:rPr>
+                <w:sz w:val="20"/>
+              </w:rPr>
+            </w:r>
+            <w:proofErr w:type="spellEnd"/>
+            <w:r>
+              <w:rPr>
+                <w:sz w:val="20"/>
+              </w:rPr>
+            </w:r>
+          </w:p>
+        </w:tc>
+        <w:tc>
+          <w:tcPr>
+            <w:tcW w:w="3912" w:type="dxa"/>
+          </w:tcPr>
+          <w:p>
+            <w:r>
+              <w:rPr>
+                <w:i w:val="0"/>
+                <w:color w:val="000000"/>
+                <w:sz w:val="20"/>
+              </w:rPr>
+              <w:t>Agreed. The text will say 'Gaussian-process-assisted Bayesian optimization' for the parameter search and 'parameter-propagated ensemble interval' for the bands. Settings (GP surrogate, 12-point LHS, expected improvement, seed 1, deterministic objective) are in Table S10 and the 32 evaluations are in the source data (Fig. 3b). [authors to supply: kernel, hyperparameters, normalization, stopping rule, LOO error]</w:t>
+            </w:r>
+            <w:proofErr w:type="spellStart"/>
+            <w:proofErr w:type="spellEnd"/>
+            <w:proofErr w:type="gramStart"/>
+            <w:proofErr w:type="gramEnd"/>
+          </w:p>
+        </w:tc>
+        <w:tc>
+          <w:tcPr>
+            <w:tcW w:w="1587" w:type="dxa"/>
+          </w:tcPr>
+          <w:p>
+            <w:r>
+              <w:rPr>
+                <w:color w:val="000000"/>
+                <w:sz w:val="20"/>
+              </w:rPr>
+              <w:t>In progress</w:t>
+            </w:r>
+          </w:p>
+        </w:tc>
+      </w:tr>
+      <w:tr>
+        <w:trPr>
+          <w:jc w:val="center"/>
+        </w:trPr>
+        <w:tc>
+          <w:tcPr>
+            <w:tcW w:w="737" w:type="dxa"/>
+          </w:tcPr>
+          <w:p>
+            <w:r>
+              <w:rPr>
+                <w:sz w:val="20"/>
+              </w:rPr>
+              <w:t>M7</w:t>
+            </w:r>
+          </w:p>
+        </w:tc>
+        <w:tc>
+          <w:tcPr>
+            <w:tcW w:w="3402" w:type="dxa"/>
+          </w:tcPr>
+          <w:p>
+            <w:r>
+              <w:rPr>
+                <w:sz w:val="20"/>
+              </w:rPr>
+              <w:t>Parameter identifiability is not established.</w:t>
+            </w:r>
+            <w:proofErr w:type="spellStart"/>
+            <w:r>
+              <w:rPr>
+                <w:sz w:val="20"/>
+              </w:rPr>
+            </w:r>
+            <w:proofErr w:type="spellEnd"/>
+            <w:r>
+              <w:rPr>
+                <w:sz w:val="20"/>
+              </w:rPr>
+            </w:r>
+          </w:p>
+        </w:tc>
+        <w:tc>
+          <w:tcPr>
+            <w:tcW w:w="3912" w:type="dxa"/>
+          </w:tcPr>
+          <w:p>
+            <w:r>
+              <w:rPr>
+                <w:i w:val="0"/>
+                <w:color w:val="000000"/>
+                <w:sz w:val="20"/>
+              </w:rPr>
+              <w:t>k_ORR is the best constrained parameter; among the seven fits within 0.05% RMSE, k_f and k_ORR are correlated (Spearman 0.93) and k_d is weakly constrained (Fig. 3b, Supplementary Fig. 5b). Section S6 propagates 50 parameter sets: 672 h mass loss varies by only 0.330–0.338% (50% interval). Spatial predictions across near-equivalent sets have not been run and are stated as a limitation. [authors: run if feasible]</w:t>
+            </w:r>
+            <w:proofErr w:type="spellStart"/>
+            <w:proofErr w:type="spellEnd"/>
+            <w:proofErr w:type="gramStart"/>
+            <w:proofErr w:type="gramEnd"/>
+          </w:p>
+        </w:tc>
+        <w:tc>
+          <w:tcPr>
+            <w:tcW w:w="1587" w:type="dxa"/>
+          </w:tcPr>
+          <w:p>
+            <w:r>
+              <w:rPr>
+                <w:color w:val="000000"/>
+                <w:sz w:val="20"/>
+              </w:rPr>
+              <w:t>Open</w:t>
+            </w:r>
+          </w:p>
+        </w:tc>
+      </w:tr>
+      <w:tr>
+        <w:trPr>
+          <w:jc w:val="center"/>
+        </w:trPr>
+        <w:tc>
+          <w:tcPr>
+            <w:tcW w:w="737" w:type="dxa"/>
+          </w:tcPr>
+          <w:p>
+            <w:r>
+              <w:rPr>
+                <w:sz w:val="20"/>
+              </w:rPr>
+              <w:t>M8</w:t>
+            </w:r>
+          </w:p>
+        </w:tc>
+        <w:tc>
+          <w:tcPr>
+            <w:tcW w:w="3402" w:type="dxa"/>
+          </w:tcPr>
+          <w:p>
+            <w:r>
+              <w:rPr>
+                <w:sz w:val="20"/>
+              </w:rPr>
+              <w:t>Interpretation of the corrosion-product law (Eq. 11).</w:t>
+            </w:r>
+            <w:proofErr w:type="spellStart"/>
+            <w:r>
+              <w:rPr>
+                <w:sz w:val="20"/>
+              </w:rPr>
+            </w:r>
+            <w:proofErr w:type="spellEnd"/>
+            <w:r>
+              <w:rPr>
+                <w:sz w:val="20"/>
+              </w:rPr>
+            </w:r>
+          </w:p>
+        </w:tc>
+        <w:tc>
+          <w:tcPr>
+            <w:tcW w:w="3912" w:type="dxa"/>
+          </w:tcPr>
+          <w:p>
+            <w:r>
+              <w:rPr>
+                <w:i w:val="0"/>
+                <w:color w:val="000000"/>
+                <w:sz w:val="20"/>
+              </w:rPr>
+              <w:t>Agreed: Eq. 11 is a lumped phenomenological law for net corrosion-product accumulation, not a precipitation-thermodynamics model. F is a mass concentration (g mm⁻³) with F_max = ρ_film(1−ε); the Langmuir factor limits growth to F_max; the product field is fixed in the Eulerian mesh and not attached to the interface. OH⁻ is solved for the interfacial chemistry and pH output only. F/F_max is a normalized corrosion-product saturation, not surface coverage. [authors to confirm: non-negativity treatment]</w:t>
+            </w:r>
+            <w:proofErr w:type="spellStart"/>
+            <w:proofErr w:type="spellEnd"/>
+            <w:proofErr w:type="gramStart"/>
+            <w:proofErr w:type="gramEnd"/>
+          </w:p>
+        </w:tc>
+        <w:tc>
+          <w:tcPr>
+            <w:tcW w:w="1587" w:type="dxa"/>
+          </w:tcPr>
+          <w:p>
+            <w:r>
+              <w:rPr>
+                <w:color w:val="000000"/>
+                <w:sz w:val="20"/>
+              </w:rPr>
+              <w:t>In progress</w:t>
+            </w:r>
+          </w:p>
+        </w:tc>
+      </w:tr>
+      <w:tr>
+        <w:trPr>
+          <w:jc w:val="center"/>
+        </w:trPr>
+        <w:tc>
+          <w:tcPr>
+            <w:tcW w:w="737" w:type="dxa"/>
+          </w:tcPr>
+          <w:p>
+            <w:r>
+              <w:rPr>
+                <w:sz w:val="20"/>
+              </w:rPr>
+              <w:t>M9</w:t>
+            </w:r>
+          </w:p>
+        </w:tc>
+        <w:tc>
+          <w:tcPr>
+            <w:tcW w:w="3402" w:type="dxa"/>
+          </w:tcPr>
+          <w:p>
+            <w:r>
+              <w:rPr>
+                <w:sz w:val="20"/>
+              </w:rPr>
+              <w:t>Experimental weighing and cleaning quality control.</w:t>
+            </w:r>
+            <w:proofErr w:type="spellStart"/>
+            <w:r>
+              <w:rPr>
+                <w:sz w:val="20"/>
+              </w:rPr>
+            </w:r>
+            <w:proofErr w:type="spellEnd"/>
+            <w:r>
+              <w:rPr>
+                <w:sz w:val="20"/>
+              </w:rPr>
+            </w:r>
+          </w:p>
+        </w:tc>
+        <w:tc>
+          <w:tcPr>
+            <w:tcW w:w="3912" w:type="dxa"/>
+          </w:tcPr>
+          <w:p>
+            <w:r>
+              <w:rPr>
+                <w:i w:val="0"/>
+                <w:color w:val="000000"/>
+                <w:sz w:val="20"/>
+              </w:rPr>
+              <w:t>Balance resolution 0.1 mg (limit of detection about 0.01% of a 1.1 g disc). Cleaning: 200 g L⁻¹ chromic acid, room temperature, 10 min, ISO 8407:2009, same protocol for all samples; no blank controls were run (stated as a limitation). The 14 d vs 28 d masses are not distinguishable (p ≈ 0.5), so no plateau is claimed. [authors to supply: balance model, drying, repeat weighings, independent specimens per time point]</w:t>
+            </w:r>
+            <w:proofErr w:type="spellStart"/>
+            <w:proofErr w:type="spellEnd"/>
+            <w:proofErr w:type="gramStart"/>
+            <w:proofErr w:type="gramEnd"/>
+          </w:p>
+        </w:tc>
+        <w:tc>
+          <w:tcPr>
+            <w:tcW w:w="1587" w:type="dxa"/>
+          </w:tcPr>
+          <w:p>
+            <w:r>
+              <w:rPr>
+                <w:color w:val="000000"/>
+                <w:sz w:val="20"/>
+              </w:rPr>
+              <w:t>In progress</w:t>
+            </w:r>
+          </w:p>
+        </w:tc>
+      </w:tr>
+      <w:tr>
+        <w:trPr>
+          <w:jc w:val="center"/>
+        </w:trPr>
+        <w:tc>
+          <w:tcPr>
+            <w:tcW w:w="737" w:type="dxa"/>
+          </w:tcPr>
+          <w:p>
+            <w:r>
+              <w:rPr>
+                <w:sz w:val="20"/>
+              </w:rPr>
+              <w:t>M10</w:t>
+            </w:r>
+          </w:p>
+        </w:tc>
+        <w:tc>
+          <w:tcPr>
+            <w:tcW w:w="3402" w:type="dxa"/>
+          </w:tcPr>
+          <w:p>
+            <w:r>
+              <w:rPr>
+                <w:sz w:val="20"/>
+              </w:rPr>
+              <w:t>Separate calibration, independent validation and out-of-objective comparisons.</w:t>
+            </w:r>
+            <w:proofErr w:type="spellStart"/>
+            <w:r>
+              <w:rPr>
+                <w:sz w:val="20"/>
+              </w:rPr>
+            </w:r>
+            <w:proofErr w:type="spellEnd"/>
+            <w:r>
+              <w:rPr>
+                <w:sz w:val="20"/>
+              </w:rPr>
+            </w:r>
+          </w:p>
+        </w:tc>
+        <w:tc>
+          <w:tcPr>
+            <w:tcW w:w="3912" w:type="dxa"/>
+          </w:tcPr>
+          <w:p>
+            <w:r>
+              <w:rPr>
+                <w:i w:val="0"/>
+                <w:color w:val="000000"/>
+                <w:sz w:val="20"/>
+              </w:rPr>
+              <w:t>Only the 28-day HBSS mass-loss trajectory is independent validation. Zn²⁺ and pH are out-of-objective comparisons with the calibration publication, as stated in the Results. ICP, pH monitoring, composition and film-thickness measurements were not performed in this study and are listed as limitations.</w:t>
+            </w:r>
+            <w:proofErr w:type="spellStart"/>
+            <w:proofErr w:type="spellEnd"/>
+            <w:proofErr w:type="gramStart"/>
+            <w:proofErr w:type="gramEnd"/>
+          </w:p>
+        </w:tc>
+        <w:tc>
+          <w:tcPr>
+            <w:tcW w:w="1587" w:type="dxa"/>
+          </w:tcPr>
+          <w:p>
+            <w:r>
+              <w:rPr>
+                <w:color w:val="000000"/>
+                <w:sz w:val="20"/>
+              </w:rPr>
+              <w:t>Closed</w:t>
+            </w:r>
+          </w:p>
+        </w:tc>
+      </w:tr>
+      <w:tr>
+        <w:trPr>
+          <w:jc w:val="center"/>
+        </w:trPr>
+        <w:tc>
+          <w:tcPr>
+            <w:tcW w:w="737" w:type="dxa"/>
+          </w:tcPr>
+          <w:p>
+            <w:r>
+              <w:rPr>
+                <w:sz w:val="20"/>
+              </w:rPr>
+              <w:t>M11</w:t>
+            </w:r>
+          </w:p>
+        </w:tc>
+        <w:tc>
+          <w:tcPr>
+            <w:tcW w:w="3402" w:type="dxa"/>
+          </w:tcPr>
+          <w:p>
+            <w:r>
+              <w:rPr>
+                <w:sz w:val="20"/>
+              </w:rPr>
+              <w:t>Oxygen boundary condition vs the 48 h refreshed experiment; liquid height and volume.</w:t>
+            </w:r>
+            <w:proofErr w:type="spellStart"/>
+            <w:r>
+              <w:rPr>
+                <w:sz w:val="20"/>
+              </w:rPr>
+            </w:r>
+            <w:proofErr w:type="spellEnd"/>
+            <w:r>
+              <w:rPr>
+                <w:sz w:val="20"/>
+              </w:rPr>
+            </w:r>
+          </w:p>
+        </w:tc>
+        <w:tc>
+          <w:tcPr>
+            <w:tcW w:w="3912" w:type="dxa"/>
+          </w:tcPr>
+          <w:p>
+            <w:r>
+              <w:rPr>
+                <w:i w:val="0"/>
+                <w:color w:val="000000"/>
+                <w:sz w:val="20"/>
+              </w:rPr>
+              <w:t>The refresh is not modelled (u = 0, O₂ resupplied at the air interface). A fixed boundary O₂ increased the 672 h mass loss by ~30% (A3.1). The domain is 30 × 30 × 30 mm (27 mL) for disc and stent, while 20 mL cm⁻² of the 2.2 cm² disc area is about 44 mL; this difference is acknowledged. The four boundary-condition comparisons and the specimen-to-surface distance are to be added. [authors to supply]</w:t>
+            </w:r>
+            <w:proofErr w:type="spellStart"/>
+            <w:proofErr w:type="spellEnd"/>
+            <w:proofErr w:type="gramStart"/>
+            <w:proofErr w:type="gramEnd"/>
+          </w:p>
+        </w:tc>
+        <w:tc>
+          <w:tcPr>
+            <w:tcW w:w="1587" w:type="dxa"/>
+          </w:tcPr>
+          <w:p>
+            <w:r>
+              <w:rPr>
+                <w:color w:val="000000"/>
+                <w:sz w:val="20"/>
+              </w:rPr>
+              <w:t>Open</w:t>
+            </w:r>
+          </w:p>
+        </w:tc>
+      </w:tr>
+      <w:tr>
+        <w:trPr>
+          <w:jc w:val="center"/>
+        </w:trPr>
+        <w:tc>
+          <w:tcPr>
+            <w:tcW w:w="737" w:type="dxa"/>
+          </w:tcPr>
+          <w:p>
+            <w:r>
+              <w:rPr>
+                <w:sz w:val="20"/>
+              </w:rPr>
+              <w:t>M12</w:t>
+            </w:r>
+          </w:p>
+        </w:tc>
+        <w:tc>
+          <w:tcPr>
+            <w:tcW w:w="3402" w:type="dxa"/>
+          </w:tcPr>
+          <w:p>
+            <w:r>
+              <w:rPr>
+                <w:sz w:val="20"/>
+              </w:rPr>
+              <w:t>Neglecting electromigration.</w:t>
+            </w:r>
+            <w:proofErr w:type="spellStart"/>
+            <w:r>
+              <w:rPr>
+                <w:sz w:val="20"/>
+              </w:rPr>
+            </w:r>
+            <w:proofErr w:type="spellEnd"/>
+            <w:r>
+              <w:rPr>
+                <w:sz w:val="20"/>
+              </w:rPr>
+            </w:r>
+          </w:p>
+        </w:tc>
+        <w:tc>
+          <w:tcPr>
+            <w:tcW w:w="3912" w:type="dxa"/>
+          </w:tcPr>
+          <w:p>
+            <w:r>
+              <w:rPr>
+                <w:i w:val="0"/>
+                <w:color w:val="000000"/>
+                <w:sz w:val="20"/>
+              </w:rPr>
+              <w:t>Transport is diffusion-only, as an approximation: the electrolyte contains a large excess of background ions (about 142 mmol L⁻¹ Cl⁻) compared with Zn²⁺ (below about 1 mmol L⁻¹), so migration of the minor species is screened and small. This will be stated as a modelling approximation in the Methods; an electroneutral Nernst–Planck formulation is future work.</w:t>
+            </w:r>
+            <w:proofErr w:type="spellStart"/>
+            <w:proofErr w:type="spellEnd"/>
+            <w:proofErr w:type="gramStart"/>
+            <w:proofErr w:type="gramEnd"/>
+          </w:p>
+        </w:tc>
+        <w:tc>
+          <w:tcPr>
+            <w:tcW w:w="1587" w:type="dxa"/>
+          </w:tcPr>
+          <w:p>
+            <w:r>
+              <w:rPr>
+                <w:color w:val="000000"/>
+                <w:sz w:val="20"/>
+              </w:rPr>
+              <w:t>In progress</w:t>
+            </w:r>
+          </w:p>
+        </w:tc>
+      </w:tr>
+      <w:tr>
+        <w:trPr>
+          <w:jc w:val="center"/>
+        </w:trPr>
+        <w:tc>
+          <w:tcPr>
+            <w:tcW w:w="737" w:type="dxa"/>
+          </w:tcPr>
+          <w:p>
+            <w:r>
+              <w:rPr>
+                <w:sz w:val="20"/>
+              </w:rPr>
+              <w:t>M13</w:t>
+            </w:r>
+          </w:p>
+        </w:tc>
+        <w:tc>
+          <w:tcPr>
+            <w:tcW w:w="3402" w:type="dxa"/>
+          </w:tcPr>
+          <w:p>
+            <w:r>
+              <w:rPr>
+                <w:sz w:val="20"/>
+              </w:rPr>
+              <w:t>Eq. 14 and [Zn]_sat.</w:t>
+            </w:r>
+            <w:proofErr w:type="spellStart"/>
+            <w:r>
+              <w:rPr>
+                <w:sz w:val="20"/>
+              </w:rPr>
+            </w:r>
+            <w:proofErr w:type="spellEnd"/>
+            <w:r>
+              <w:rPr>
+                <w:sz w:val="20"/>
+              </w:rPr>
+            </w:r>
+          </w:p>
+        </w:tc>
+        <w:tc>
+          <w:tcPr>
+            <w:tcW w:w="3912" w:type="dxa"/>
+          </w:tcPr>
+          <w:p>
+            <w:r>
+              <w:rPr>
+                <w:i w:val="0"/>
+                <w:color w:val="000000"/>
+                <w:sz w:val="20"/>
+              </w:rPr>
+              <w:t>Eq. 14 is the Stefan condition for a dissolving interface, with [Zn]_sat the Zn²⁺ concentration at the interface (10 mg L⁻¹, Chen et al. [38]). It is not a ZnO/Zn(OH)₂ solubility or precipitation threshold (B1.2). Sensitivity to this parameter has not been run.</w:t>
+            </w:r>
+            <w:proofErr w:type="spellStart"/>
+            <w:proofErr w:type="spellEnd"/>
+            <w:proofErr w:type="gramStart"/>
+            <w:proofErr w:type="gramEnd"/>
+          </w:p>
+        </w:tc>
+        <w:tc>
+          <w:tcPr>
+            <w:tcW w:w="1587" w:type="dxa"/>
+          </w:tcPr>
+          <w:p>
+            <w:r>
+              <w:rPr>
+                <w:color w:val="000000"/>
+                <w:sz w:val="20"/>
+              </w:rPr>
+              <w:t>In progress</w:t>
+            </w:r>
+          </w:p>
+        </w:tc>
+      </w:tr>
+      <w:tr>
+        <w:trPr>
+          <w:jc w:val="center"/>
+        </w:trPr>
+        <w:tc>
+          <w:tcPr>
+            <w:tcW w:w="737" w:type="dxa"/>
+          </w:tcPr>
+          <w:p>
+            <w:r>
+              <w:rPr>
+                <w:sz w:val="20"/>
+              </w:rPr>
+              <w:t>M14</w:t>
+            </w:r>
+          </w:p>
+        </w:tc>
+        <w:tc>
+          <w:tcPr>
+            <w:tcW w:w="3402" w:type="dxa"/>
+          </w:tcPr>
+          <w:p>
+            <w:r>
+              <w:rPr>
+                <w:sz w:val="20"/>
+              </w:rPr>
+              <w:t>Dimensions and stoichiometry of Eqs. 15–16.</w:t>
+            </w:r>
+            <w:proofErr w:type="spellStart"/>
+            <w:r>
+              <w:rPr>
+                <w:sz w:val="20"/>
+              </w:rPr>
+            </w:r>
+            <w:proofErr w:type="spellEnd"/>
+            <w:r>
+              <w:rPr>
+                <w:sz w:val="20"/>
+              </w:rPr>
+            </w:r>
+          </w:p>
+        </w:tc>
+        <w:tc>
+          <w:tcPr>
+            <w:tcW w:w="3912" w:type="dxa"/>
+          </w:tcPr>
+          <w:p>
+            <w:r>
+              <w:rPr>
+                <w:i w:val="0"/>
+                <w:color w:val="000000"/>
+                <w:sz w:val="20"/>
+              </w:rPr>
+              <w:t>Eqs. 15–16 now include M_O₂ explicitly (A1.1); [Zn]_sol is the solid molar density of Zn, so M_Zn is not needed. The factor 2 follows from O₂ + 2Zn + 2H₂O → 2Zn²⁺ + 4OH⁻. A step-by-step dimensional derivation will be added to the SI. [authors to write derivation]</w:t>
+            </w:r>
+            <w:proofErr w:type="spellStart"/>
+            <w:proofErr w:type="spellEnd"/>
+            <w:proofErr w:type="gramStart"/>
+            <w:proofErr w:type="gramEnd"/>
+          </w:p>
+        </w:tc>
+        <w:tc>
+          <w:tcPr>
+            <w:tcW w:w="1587" w:type="dxa"/>
+          </w:tcPr>
+          <w:p>
+            <w:r>
+              <w:rPr>
+                <w:color w:val="000000"/>
+                <w:sz w:val="20"/>
+              </w:rPr>
+              <w:t>In progress</w:t>
+            </w:r>
+          </w:p>
+        </w:tc>
+      </w:tr>
+      <w:tr>
+        <w:trPr>
+          <w:jc w:val="center"/>
+        </w:trPr>
+        <w:tc>
+          <w:tcPr>
+            <w:tcW w:w="737" w:type="dxa"/>
+          </w:tcPr>
+          <w:p>
+            <w:r>
+              <w:rPr>
+                <w:sz w:val="20"/>
+              </w:rPr>
+              <w:t>M15</w:t>
+            </w:r>
+          </w:p>
+        </w:tc>
+        <w:tc>
+          <w:tcPr>
+            <w:tcW w:w="3402" w:type="dxa"/>
+          </w:tcPr>
+          <w:p>
+            <w:r>
+              <w:rPr>
+                <w:sz w:val="20"/>
+              </w:rPr>
+              <w:t>Damköhler number and how the 40 h / 100 h transition is defined.</w:t>
+            </w:r>
+            <w:proofErr w:type="spellStart"/>
+            <w:r>
+              <w:rPr>
+                <w:sz w:val="20"/>
+              </w:rPr>
+            </w:r>
+            <w:proofErr w:type="spellEnd"/>
+            <w:r>
+              <w:rPr>
+                <w:sz w:val="20"/>
+              </w:rPr>
+            </w:r>
+          </w:p>
+        </w:tc>
+        <w:tc>
+          <w:tcPr>
+            <w:tcW w:w="3912" w:type="dxa"/>
+          </w:tcPr>
+          <w:p>
+            <w:r>
+              <w:rPr>
+                <w:i w:val="0"/>
+                <w:color w:val="000000"/>
+                <w:sz w:val="20"/>
+              </w:rPr>
+              <w:t>Da is the ratio of interfacial O₂ consumption to O₂ diffusive supply. The transition time is when the O₂-diffusion-limited share of the interface exceeds 99%: 25% at 16 h (Da ≈ 1.0), 51% at 28 h and 99.5% at 40 h for the disc (source data, Fig. 5). The interface fraction per regime will be shown in the SI. Threshold sensitivity is not yet quantified.</w:t>
+            </w:r>
+            <w:proofErr w:type="spellStart"/>
+            <w:proofErr w:type="spellEnd"/>
+            <w:proofErr w:type="gramStart"/>
+            <w:proofErr w:type="gramEnd"/>
+          </w:p>
+        </w:tc>
+        <w:tc>
+          <w:tcPr>
+            <w:tcW w:w="1587" w:type="dxa"/>
+          </w:tcPr>
+          <w:p>
+            <w:r>
+              <w:rPr>
+                <w:color w:val="000000"/>
+                <w:sz w:val="20"/>
+              </w:rPr>
+              <w:t>In progress</w:t>
+            </w:r>
+          </w:p>
+        </w:tc>
+      </w:tr>
+      <w:tr>
+        <w:trPr>
+          <w:jc w:val="center"/>
+        </w:trPr>
+        <w:tc>
+          <w:tcPr>
+            <w:tcW w:w="737" w:type="dxa"/>
+          </w:tcPr>
+          <w:p>
+            <w:r>
+              <w:rPr>
+                <w:sz w:val="20"/>
+              </w:rPr>
+              <w:t>M16</w:t>
+            </w:r>
+          </w:p>
+        </w:tc>
+        <w:tc>
+          <w:tcPr>
+            <w:tcW w:w="3402" w:type="dxa"/>
+          </w:tcPr>
+          <w:p>
+            <w:r>
+              <w:rPr>
+                <w:sz w:val="20"/>
+              </w:rPr>
+              <w:t>Stent prediction is not an in vivo validation; add a baseline.</w:t>
+            </w:r>
+            <w:proofErr w:type="spellStart"/>
+            <w:r>
+              <w:rPr>
+                <w:sz w:val="20"/>
+              </w:rPr>
+            </w:r>
+            <w:proofErr w:type="spellEnd"/>
+            <w:r>
+              <w:rPr>
+                <w:sz w:val="20"/>
+              </w:rPr>
+            </w:r>
+          </w:p>
+        </w:tc>
+        <w:tc>
+          <w:tcPr>
+            <w:tcW w:w="3912" w:type="dxa"/>
+          </w:tcPr>
+          <w:p>
+            <w:r>
+              <w:rPr>
+                <w:i w:val="0"/>
+                <w:color w:val="000000"/>
+                <w:sz w:val="20"/>
+              </w:rPr>
+              <w:t>Agreed. The Abstract and Conclusions say 'same order of magnitude', the Results and Limitations say 'predictive demonstration rather than formal validation'. The SA:V baseline is 12.8% vs the model's 6.0% (A6.1), and the added value is the spatial distribution (A6.2).</w:t>
+            </w:r>
+            <w:proofErr w:type="spellStart"/>
+            <w:proofErr w:type="spellEnd"/>
+            <w:proofErr w:type="gramStart"/>
+            <w:proofErr w:type="gramEnd"/>
+          </w:p>
+        </w:tc>
+        <w:tc>
+          <w:tcPr>
+            <w:tcW w:w="1587" w:type="dxa"/>
+          </w:tcPr>
+          <w:p>
+            <w:r>
+              <w:rPr>
+                <w:color w:val="000000"/>
+                <w:sz w:val="20"/>
+              </w:rPr>
+              <w:t>Closed</w:t>
+            </w:r>
+          </w:p>
+        </w:tc>
+      </w:tr>
+      <w:tr>
+        <w:trPr>
+          <w:jc w:val="center"/>
+        </w:trPr>
+        <w:tc>
+          <w:tcPr>
+            <w:tcW w:w="737" w:type="dxa"/>
+          </w:tcPr>
+          <w:p>
+            <w:r>
+              <w:rPr>
+                <w:sz w:val="20"/>
+              </w:rPr>
+              <w:t>M17</w:t>
+            </w:r>
+          </w:p>
+        </w:tc>
+        <w:tc>
+          <w:tcPr>
+            <w:tcW w:w="3402" w:type="dxa"/>
+          </w:tcPr>
+          <w:p>
+            <w:r>
+              <w:rPr>
+                <w:sz w:val="20"/>
+              </w:rPr>
+              <w:t>Separate SA/V from transport effects.</w:t>
+            </w:r>
+            <w:proofErr w:type="spellStart"/>
+            <w:r>
+              <w:rPr>
+                <w:sz w:val="20"/>
+              </w:rPr>
+            </w:r>
+            <w:proofErr w:type="spellEnd"/>
+            <w:r>
+              <w:rPr>
+                <w:sz w:val="20"/>
+              </w:rPr>
+            </w:r>
+          </w:p>
+        </w:tc>
+        <w:tc>
+          <w:tcPr>
+            <w:tcW w:w="3912" w:type="dxa"/>
+          </w:tcPr>
+          <w:p>
+            <w:r>
+              <w:rPr>
+                <w:i w:val="0"/>
+                <w:color w:val="000000"/>
+                <w:sz w:val="20"/>
+              </w:rPr>
+              <w:t>Mean penetration depth is 1.1 µm for the stent and 2.4 µm for the disc; local maximum penetration is 8.55 µm at the crown (Fig. 7d). The SA:V-scaled baseline (12.8%) vs model (6.0%) is given in A6.1. Remaining cross-section and area-normalized mass loss will be added if needed. [authors to supply]</w:t>
+            </w:r>
+            <w:proofErr w:type="spellStart"/>
+            <w:proofErr w:type="spellEnd"/>
+            <w:proofErr w:type="gramStart"/>
+            <w:proofErr w:type="gramEnd"/>
+          </w:p>
+        </w:tc>
+        <w:tc>
+          <w:tcPr>
+            <w:tcW w:w="1587" w:type="dxa"/>
+          </w:tcPr>
+          <w:p>
+            <w:r>
+              <w:rPr>
+                <w:color w:val="000000"/>
+                <w:sz w:val="20"/>
+              </w:rPr>
+              <w:t>In progress</w:t>
+            </w:r>
+          </w:p>
+        </w:tc>
+      </w:tr>
+      <w:tr>
+        <w:trPr>
+          <w:jc w:val="center"/>
+        </w:trPr>
+        <w:tc>
+          <w:tcPr>
+            <w:tcW w:w="737" w:type="dxa"/>
+          </w:tcPr>
+          <w:p>
+            <w:r>
+              <w:rPr>
+                <w:sz w:val="20"/>
+              </w:rPr>
+              <w:t>M18</w:t>
+            </w:r>
+          </w:p>
+        </w:tc>
+        <w:tc>
+          <w:tcPr>
+            <w:tcW w:w="3402" w:type="dxa"/>
+          </w:tcPr>
+          <w:p>
+            <w:r>
+              <w:rPr>
+                <w:sz w:val="20"/>
+              </w:rPr>
+              <w:t>pH is not mechanistic (no buffer).</w:t>
+            </w:r>
+            <w:proofErr w:type="spellStart"/>
+            <w:r>
+              <w:rPr>
+                <w:sz w:val="20"/>
+              </w:rPr>
+            </w:r>
+            <w:proofErr w:type="spellEnd"/>
+            <w:r>
+              <w:rPr>
+                <w:sz w:val="20"/>
+              </w:rPr>
+            </w:r>
+          </w:p>
+        </w:tc>
+        <w:tc>
+          <w:tcPr>
+            <w:tcW w:w="3912" w:type="dxa"/>
+          </w:tcPr>
+          <w:p>
+            <w:r>
+              <w:rPr>
+                <w:i w:val="0"/>
+                <w:color w:val="000000"/>
+                <w:sz w:val="20"/>
+              </w:rPr>
+              <w:t>Agreed: the pH output is an OH⁻-derived apparent pH in an unbuffered approximation and is interpreted qualitatively (A4.7). The Results will say so. Adding a buffer model is future work.</w:t>
+            </w:r>
+            <w:proofErr w:type="spellStart"/>
+            <w:proofErr w:type="spellEnd"/>
+            <w:proofErr w:type="gramStart"/>
+            <w:proofErr w:type="gramEnd"/>
+          </w:p>
+        </w:tc>
+        <w:tc>
+          <w:tcPr>
+            <w:tcW w:w="1587" w:type="dxa"/>
+          </w:tcPr>
+          <w:p>
+            <w:r>
+              <w:rPr>
+                <w:color w:val="000000"/>
+                <w:sz w:val="20"/>
+              </w:rPr>
+              <w:t>In progress</w:t>
+            </w:r>
+          </w:p>
+        </w:tc>
+      </w:tr>
+      <w:tr>
+        <w:trPr>
+          <w:jc w:val="center"/>
+        </w:trPr>
+        <w:tc>
+          <w:tcPr>
+            <w:tcW w:w="737" w:type="dxa"/>
+          </w:tcPr>
+          <w:p>
+            <w:r>
+              <w:rPr>
+                <w:sz w:val="20"/>
+              </w:rPr>
+              <w:t>M19</w:t>
+            </w:r>
+          </w:p>
+        </w:tc>
+        <w:tc>
+          <w:tcPr>
+            <w:tcW w:w="3402" w:type="dxa"/>
+          </w:tcPr>
+          <w:p>
+            <w:r>
+              <w:rPr>
+                <w:sz w:val="20"/>
+              </w:rPr>
+              <w:t>Improve statistics for the validation (5 points, R²).</w:t>
+            </w:r>
+            <w:proofErr w:type="spellStart"/>
+            <w:r>
+              <w:rPr>
+                <w:sz w:val="20"/>
+              </w:rPr>
+            </w:r>
+            <w:proofErr w:type="spellEnd"/>
+            <w:r>
+              <w:rPr>
+                <w:sz w:val="20"/>
+              </w:rPr>
+            </w:r>
+          </w:p>
+        </w:tc>
+        <w:tc>
+          <w:tcPr>
+            <w:tcW w:w="3912" w:type="dxa"/>
+          </w:tcPr>
+          <w:p>
+            <w:r>
+              <w:rPr>
+                <w:i w:val="0"/>
+                <w:color w:val="000000"/>
+                <w:sz w:val="20"/>
+              </w:rPr>
+              <w:t>Absolute errors are 0.004–0.022 percentage points (mean absolute error 0.014), all within 0.35 SD of the mean (Table S11), and the RMSE is 8.6% of the mean measured mass loss. The text will describe the result as 'consistent with the measured trajectory within experimental scatter'. Weighted RMSE, confidence intervals and a residual plot can be added from the replicate data in the source data. [authors to supply]</w:t>
+            </w:r>
+            <w:proofErr w:type="spellStart"/>
+            <w:proofErr w:type="spellEnd"/>
+            <w:proofErr w:type="gramStart"/>
+            <w:proofErr w:type="gramEnd"/>
+          </w:p>
+        </w:tc>
+        <w:tc>
+          <w:tcPr>
+            <w:tcW w:w="1587" w:type="dxa"/>
+          </w:tcPr>
+          <w:p>
+            <w:r>
+              <w:rPr>
+                <w:color w:val="000000"/>
+                <w:sz w:val="20"/>
+              </w:rPr>
+              <w:t>In progress</w:t>
+            </w:r>
+          </w:p>
+        </w:tc>
+      </w:tr>
+      <w:tr>
+        <w:trPr>
+          <w:jc w:val="center"/>
+        </w:trPr>
+        <w:tc>
+          <w:tcPr>
+            <w:tcW w:w="737" w:type="dxa"/>
+          </w:tcPr>
+          <w:p>
+            <w:r>
+              <w:rPr>
+                <w:sz w:val="20"/>
+              </w:rPr>
+              <w:t>M20</w:t>
+            </w:r>
+          </w:p>
+        </w:tc>
+        <w:tc>
+          <w:tcPr>
+            <w:tcW w:w="3402" w:type="dxa"/>
+          </w:tcPr>
+          <w:p>
+            <w:r>
+              <w:rPr>
+                <w:sz w:val="20"/>
+              </w:rPr>
+              <w:t>Title and claims vs validation level.</w:t>
+            </w:r>
+            <w:proofErr w:type="spellStart"/>
+            <w:r>
+              <w:rPr>
+                <w:sz w:val="20"/>
+              </w:rPr>
+            </w:r>
+            <w:proofErr w:type="spellEnd"/>
+            <w:r>
+              <w:rPr>
+                <w:sz w:val="20"/>
+              </w:rPr>
+            </w:r>
+          </w:p>
+        </w:tc>
+        <w:tc>
+          <w:tcPr>
+            <w:tcW w:w="3912" w:type="dxa"/>
+          </w:tcPr>
+          <w:p>
+            <w:r>
+              <w:rPr>
+                <w:i w:val="0"/>
+                <w:color w:val="000000"/>
+                <w:sz w:val="20"/>
+              </w:rPr>
+              <w:t>The title is retained. The Limitations state that validation is for one disc dataset and that the stent is a geometry-transfer demonstration.</w:t>
+            </w:r>
+            <w:proofErr w:type="spellStart"/>
+            <w:proofErr w:type="spellEnd"/>
+            <w:proofErr w:type="gramStart"/>
+            <w:proofErr w:type="gramEnd"/>
+          </w:p>
+        </w:tc>
+        <w:tc>
+          <w:tcPr>
+            <w:tcW w:w="1587" w:type="dxa"/>
+          </w:tcPr>
+          <w:p>
+            <w:r>
+              <w:rPr>
+                <w:color w:val="000000"/>
+                <w:sz w:val="20"/>
+              </w:rPr>
+              <w:t>Closed</w:t>
+            </w:r>
+          </w:p>
+        </w:tc>
+      </w:tr>
+    </w:tbl>
+    <w:p>
+      <w:pPr>
+        <w:spacing w:after="40"/>
+      </w:pPr>
+    </w:p>
+    <w:p>
+      <w:pPr>
+        <w:pStyle w:val="Heading2"/>
+      </w:pPr>
+      <w:r>
+        <w:t>D2. Minor comments</w:t>
+      </w:r>
+    </w:p>
+    <w:tbl>
+      <w:tblPr>
+        <w:tblStyle w:val="TableGrid"/>
+        <w:tblW w:w="0" w:type="auto"/>
+        <w:jc w:val="center"/>
+        <w:tblLook w:val="04A0" w:firstRow="1" w:lastRow="0" w:firstColumn="1" w:lastColumn="0" w:noHBand="0" w:noVBand="1"/>
+      </w:tblPr>
+      <w:tblGrid>
+        <w:gridCol w:w="737"/>
+        <w:gridCol w:w="3402"/>
+        <w:gridCol w:w="3912"/>
+        <w:gridCol w:w="1587"/>
+      </w:tblGrid>
+      <w:tr>
+        <w:trPr>
+          <w:jc w:val="center"/>
+        </w:trPr>
+        <w:tc>
+          <w:tcPr>
+            <w:tcW w:w="737" w:type="dxa"/>
+            <w:shd w:val="clear" w:color="auto" w:fill="D9D9D9"/>
+          </w:tcPr>
+          <w:p>
+            <w:r>
+              <w:rPr>
+                <w:b/>
+                <w:sz w:val="20"/>
+              </w:rPr>
+              <w:t>ID</w:t>
+            </w:r>
+          </w:p>
+        </w:tc>
+        <w:tc>
+          <w:tcPr>
+            <w:tcW w:w="3402" w:type="dxa"/>
+            <w:shd w:val="clear" w:color="auto" w:fill="D9D9D9"/>
+          </w:tcPr>
+          <w:p>
+            <w:r>
+              <w:rPr>
+                <w:b/>
+                <w:sz w:val="20"/>
+              </w:rPr>
+              <w:t>Comment</w:t>
+            </w:r>
+          </w:p>
+        </w:tc>
+        <w:tc>
+          <w:tcPr>
+            <w:tcW w:w="3912" w:type="dxa"/>
+            <w:shd w:val="clear" w:color="auto" w:fill="D9D9D9"/>
+          </w:tcPr>
+          <w:p>
+            <w:r>
+              <w:rPr>
+                <w:b/>
+                <w:sz w:val="20"/>
+              </w:rPr>
+              <w:t>Response/action</w:t>
+            </w:r>
+            <w:r>
+              <w:rPr>
+                <w:b/>
+                <w:sz w:val="20"/>
+              </w:rPr>
+              <w:t xml:space="preserve"> taken (with page, line, figure or table)</w:t>
+            </w:r>
+          </w:p>
+        </w:tc>
+        <w:tc>
+          <w:tcPr>
+            <w:tcW w:w="1587" w:type="dxa"/>
+            <w:shd w:val="clear" w:color="auto" w:fill="D9D9D9"/>
+          </w:tcPr>
+          <w:p>
+            <w:r>
+              <w:rPr>
+                <w:b/>
+                <w:sz w:val="20"/>
+              </w:rPr>
+              <w:t>Status</w:t>
+            </w:r>
+          </w:p>
+        </w:tc>
+      </w:tr>
+      <w:tr>
+        <w:trPr>
+          <w:jc w:val="center"/>
+        </w:trPr>
+        <w:tc>
+          <w:tcPr>
+            <w:tcW w:w="737" w:type="dxa"/>
+          </w:tcPr>
+          <w:p>
+            <w:r>
+              <w:rPr>
+                <w:sz w:val="20"/>
+              </w:rPr>
+              <w:t>m1</w:t>
+            </w:r>
+          </w:p>
+        </w:tc>
+        <w:tc>
+          <w:tcPr>
+            <w:tcW w:w="3402" w:type="dxa"/>
+          </w:tcPr>
+          <w:p>
+            <w:r>
+              <w:rPr>
+                <w:sz w:val="20"/>
+              </w:rPr>
+              <w:t>FreeFEM vs FreeFEM++ naming; give version in Methods.</w:t>
+            </w:r>
+            <w:proofErr w:type="spellStart"/>
+            <w:r>
+              <w:rPr>
+                <w:sz w:val="20"/>
+              </w:rPr>
+            </w:r>
+            <w:proofErr w:type="spellEnd"/>
+            <w:r>
+              <w:rPr>
+                <w:sz w:val="20"/>
+              </w:rPr>
+            </w:r>
+          </w:p>
+        </w:tc>
+        <w:tc>
+          <w:tcPr>
+            <w:tcW w:w="3912" w:type="dxa"/>
+          </w:tcPr>
+          <w:p>
+            <w:r>
+              <w:rPr>
+                <w:i w:val="0"/>
+                <w:color w:val="000000"/>
+                <w:sz w:val="20"/>
+              </w:rPr>
+              <w:t>Will use 'FreeFEM' consistently and give v4.14 in the Methods.</w:t>
+            </w:r>
+            <w:proofErr w:type="spellStart"/>
+            <w:proofErr w:type="spellEnd"/>
+            <w:proofErr w:type="gramStart"/>
+            <w:proofErr w:type="gramEnd"/>
+          </w:p>
+        </w:tc>
+        <w:tc>
+          <w:tcPr>
+            <w:tcW w:w="1587" w:type="dxa"/>
+          </w:tcPr>
+          <w:p>
+            <w:r>
+              <w:rPr>
+                <w:color w:val="000000"/>
+                <w:sz w:val="20"/>
+              </w:rPr>
+              <w:t>In progress</w:t>
+            </w:r>
+          </w:p>
+        </w:tc>
+      </w:tr>
+      <w:tr>
+        <w:trPr>
+          <w:jc w:val="center"/>
+        </w:trPr>
+        <w:tc>
+          <w:tcPr>
+            <w:tcW w:w="737" w:type="dxa"/>
+          </w:tcPr>
+          <w:p>
+            <w:r>
+              <w:rPr>
+                <w:sz w:val="20"/>
+              </w:rPr>
+              <w:t>m2</w:t>
+            </w:r>
+          </w:p>
+        </w:tc>
+        <w:tc>
+          <w:tcPr>
+            <w:tcW w:w="3402" w:type="dxa"/>
+          </w:tcPr>
+          <w:p>
+            <w:r>
+              <w:rPr>
+                <w:sz w:val="20"/>
+              </w:rPr>
+              <w:t>Delta-function implementation.</w:t>
+            </w:r>
+            <w:proofErr w:type="spellStart"/>
+            <w:r>
+              <w:rPr>
+                <w:sz w:val="20"/>
+              </w:rPr>
+            </w:r>
+            <w:proofErr w:type="spellEnd"/>
+            <w:r>
+              <w:rPr>
+                <w:sz w:val="20"/>
+              </w:rPr>
+            </w:r>
+          </w:p>
+        </w:tc>
+        <w:tc>
+          <w:tcPr>
+            <w:tcW w:w="3912" w:type="dxa"/>
+          </w:tcPr>
+          <w:p>
+            <w:r>
+              <w:rPr>
+                <w:i w:val="0"/>
+                <w:color w:val="000000"/>
+                <w:sz w:val="20"/>
+              </w:rPr>
+              <w:t>δ_Γ is a sharp surface integral over the zero level set (FreeFEM int2d, levelset option) with no smoothing parameter (B1.6).</w:t>
+            </w:r>
+            <w:proofErr w:type="spellStart"/>
+            <w:proofErr w:type="spellEnd"/>
+            <w:proofErr w:type="gramStart"/>
+            <w:proofErr w:type="gramEnd"/>
+          </w:p>
+        </w:tc>
+        <w:tc>
+          <w:tcPr>
+            <w:tcW w:w="1587" w:type="dxa"/>
+          </w:tcPr>
+          <w:p>
+            <w:r>
+              <w:rPr>
+                <w:color w:val="000000"/>
+                <w:sz w:val="20"/>
+              </w:rPr>
+              <w:t>Closed</w:t>
+            </w:r>
+          </w:p>
+        </w:tc>
+      </w:tr>
+      <w:tr>
+        <w:trPr>
+          <w:jc w:val="center"/>
+        </w:trPr>
+        <w:tc>
+          <w:tcPr>
+            <w:tcW w:w="737" w:type="dxa"/>
+          </w:tcPr>
+          <w:p>
+            <w:r>
+              <w:rPr>
+                <w:sz w:val="20"/>
+              </w:rPr>
+              <w:t>m3</w:t>
+            </w:r>
+          </w:p>
+        </w:tc>
+        <w:tc>
+          <w:tcPr>
+            <w:tcW w:w="3402" w:type="dxa"/>
+          </w:tcPr>
+          <w:p>
+            <w:r>
+              <w:rPr>
+                <w:sz w:val="20"/>
+              </w:rPr>
+              <w:t>Time-step convergence.</w:t>
+            </w:r>
+            <w:proofErr w:type="spellStart"/>
+            <w:r>
+              <w:rPr>
+                <w:sz w:val="20"/>
+              </w:rPr>
+            </w:r>
+            <w:proofErr w:type="spellEnd"/>
+            <w:r>
+              <w:rPr>
+                <w:sz w:val="20"/>
+              </w:rPr>
+            </w:r>
+          </w:p>
+        </w:tc>
+        <w:tc>
+          <w:tcPr>
+            <w:tcW w:w="3912" w:type="dxa"/>
+          </w:tcPr>
+          <w:p>
+            <w:r>
+              <w:rPr>
+                <w:i w:val="0"/>
+                <w:color w:val="000000"/>
+                <w:sz w:val="20"/>
+              </w:rPr>
+              <w:t>Not yet run. Δt = 0.25 h; runs at 0.5 and 0.125 h are needed. [authors to supply]</w:t>
+            </w:r>
+            <w:proofErr w:type="spellStart"/>
+            <w:proofErr w:type="spellEnd"/>
+            <w:proofErr w:type="gramStart"/>
+            <w:proofErr w:type="gramEnd"/>
+          </w:p>
+        </w:tc>
+        <w:tc>
+          <w:tcPr>
+            <w:tcW w:w="1587" w:type="dxa"/>
+          </w:tcPr>
+          <w:p>
+            <w:r>
+              <w:rPr>
+                <w:color w:val="000000"/>
+                <w:sz w:val="20"/>
+              </w:rPr>
+              <w:t>Open</w:t>
+            </w:r>
+          </w:p>
+        </w:tc>
+      </w:tr>
+      <w:tr>
+        <w:trPr>
+          <w:jc w:val="center"/>
+        </w:trPr>
+        <w:tc>
+          <w:tcPr>
+            <w:tcW w:w="737" w:type="dxa"/>
+          </w:tcPr>
+          <w:p>
+            <w:r>
+              <w:rPr>
+                <w:sz w:val="20"/>
+              </w:rPr>
+              <w:t>m4</w:t>
+            </w:r>
+          </w:p>
+        </w:tc>
+        <w:tc>
+          <w:tcPr>
+            <w:tcW w:w="3402" w:type="dxa"/>
+          </w:tcPr>
+          <w:p>
+            <w:r>
+              <w:rPr>
+                <w:sz w:val="20"/>
+              </w:rPr>
+              <w:t>Level-set volume error from reinitialization.</w:t>
+            </w:r>
+            <w:proofErr w:type="spellStart"/>
+            <w:r>
+              <w:rPr>
+                <w:sz w:val="20"/>
+              </w:rPr>
+            </w:r>
+            <w:proofErr w:type="spellEnd"/>
+            <w:r>
+              <w:rPr>
+                <w:sz w:val="20"/>
+              </w:rPr>
+            </w:r>
+          </w:p>
+        </w:tc>
+        <w:tc>
+          <w:tcPr>
+            <w:tcW w:w="3912" w:type="dxa"/>
+          </w:tcPr>
+          <w:p>
+            <w:r>
+              <w:rPr>
+                <w:i w:val="0"/>
+                <w:color w:val="000000"/>
+                <w:sz w:val="20"/>
+              </w:rPr>
+              <w:t>Not yet quantified. [authors to supply]</w:t>
+            </w:r>
+            <w:proofErr w:type="spellStart"/>
+            <w:proofErr w:type="spellEnd"/>
+            <w:proofErr w:type="gramStart"/>
+            <w:proofErr w:type="gramEnd"/>
+          </w:p>
+        </w:tc>
+        <w:tc>
+          <w:tcPr>
+            <w:tcW w:w="1587" w:type="dxa"/>
+          </w:tcPr>
+          <w:p>
+            <w:r>
+              <w:rPr>
+                <w:color w:val="000000"/>
+                <w:sz w:val="20"/>
+              </w:rPr>
+              <w:t>Open</w:t>
+            </w:r>
+          </w:p>
+        </w:tc>
+      </w:tr>
+      <w:tr>
+        <w:trPr>
+          <w:jc w:val="center"/>
+        </w:trPr>
+        <w:tc>
+          <w:tcPr>
+            <w:tcW w:w="737" w:type="dxa"/>
+          </w:tcPr>
+          <w:p>
+            <w:r>
+              <w:rPr>
+                <w:sz w:val="20"/>
+              </w:rPr>
+              <w:t>m5</w:t>
+            </w:r>
+          </w:p>
+        </w:tc>
+        <w:tc>
+          <w:tcPr>
+            <w:tcW w:w="3402" w:type="dxa"/>
+          </w:tcPr>
+          <w:p>
+            <w:r>
+              <w:rPr>
+                <w:sz w:val="20"/>
+              </w:rPr>
+              <w:t>Remeshing / mesh motion.</w:t>
+            </w:r>
+            <w:proofErr w:type="spellStart"/>
+            <w:r>
+              <w:rPr>
+                <w:sz w:val="20"/>
+              </w:rPr>
+            </w:r>
+            <w:proofErr w:type="spellEnd"/>
+            <w:r>
+              <w:rPr>
+                <w:sz w:val="20"/>
+              </w:rPr>
+            </w:r>
+          </w:p>
+        </w:tc>
+        <w:tc>
+          <w:tcPr>
+            <w:tcW w:w="3912" w:type="dxa"/>
+          </w:tcPr>
+          <w:p>
+            <w:r>
+              <w:rPr>
+                <w:i w:val="0"/>
+                <w:color w:val="000000"/>
+                <w:sz w:val="20"/>
+              </w:rPr>
+              <w:t>The mesh is generated once (refined around the initial interface) and is not regenerated or moved during the run; the level set evolves on the fixed mesh, so no field projection is needed. [authors to confirm]</w:t>
+            </w:r>
+            <w:proofErr w:type="spellStart"/>
+            <w:proofErr w:type="spellEnd"/>
+            <w:proofErr w:type="gramStart"/>
+            <w:proofErr w:type="gramEnd"/>
+          </w:p>
+        </w:tc>
+        <w:tc>
+          <w:tcPr>
+            <w:tcW w:w="1587" w:type="dxa"/>
+          </w:tcPr>
+          <w:p>
+            <w:r>
+              <w:rPr>
+                <w:color w:val="000000"/>
+                <w:sz w:val="20"/>
+              </w:rPr>
+              <w:t>In progress</w:t>
+            </w:r>
+          </w:p>
+        </w:tc>
+      </w:tr>
+      <w:tr>
+        <w:trPr>
+          <w:jc w:val="center"/>
+        </w:trPr>
+        <w:tc>
+          <w:tcPr>
+            <w:tcW w:w="737" w:type="dxa"/>
+          </w:tcPr>
+          <w:p>
+            <w:r>
+              <w:rPr>
+                <w:sz w:val="20"/>
+              </w:rPr>
+              <w:t>m6</w:t>
+            </w:r>
+          </w:p>
+        </w:tc>
+        <w:tc>
+          <w:tcPr>
+            <w:tcW w:w="3402" w:type="dxa"/>
+          </w:tcPr>
+          <w:p>
+            <w:r>
+              <w:rPr>
+                <w:sz w:val="20"/>
+              </w:rPr>
+              <w:t>Mesh claims: calibration mesh is not converged.</w:t>
+            </w:r>
+            <w:proofErr w:type="spellStart"/>
+            <w:r>
+              <w:rPr>
+                <w:sz w:val="20"/>
+              </w:rPr>
+            </w:r>
+            <w:proofErr w:type="spellEnd"/>
+            <w:r>
+              <w:rPr>
+                <w:sz w:val="20"/>
+              </w:rPr>
+            </w:r>
+          </w:p>
+        </w:tc>
+        <w:tc>
+          <w:tcPr>
+            <w:tcW w:w="3912" w:type="dxa"/>
+          </w:tcPr>
+          <w:p>
+            <w:r>
+              <w:rPr>
+                <w:i w:val="0"/>
+                <w:color w:val="000000"/>
+                <w:sz w:val="20"/>
+              </w:rPr>
+              <w:t>The text will state that the &lt;0.2% change applies to the 18.9M-element mesh and that calibration used a 0.8M-element mesh with a correction to the fine-mesh basis (M4).</w:t>
+            </w:r>
+            <w:proofErr w:type="spellStart"/>
+            <w:proofErr w:type="spellEnd"/>
+            <w:proofErr w:type="gramStart"/>
+            <w:proofErr w:type="gramEnd"/>
+          </w:p>
+        </w:tc>
+        <w:tc>
+          <w:tcPr>
+            <w:tcW w:w="1587" w:type="dxa"/>
+          </w:tcPr>
+          <w:p>
+            <w:r>
+              <w:rPr>
+                <w:color w:val="000000"/>
+                <w:sz w:val="20"/>
+              </w:rPr>
+              <w:t>In progress</w:t>
+            </w:r>
+          </w:p>
+        </w:tc>
+      </w:tr>
+      <w:tr>
+        <w:trPr>
+          <w:jc w:val="center"/>
+        </w:trPr>
+        <w:tc>
+          <w:tcPr>
+            <w:tcW w:w="737" w:type="dxa"/>
+          </w:tcPr>
+          <w:p>
+            <w:r>
+              <w:rPr>
+                <w:sz w:val="20"/>
+              </w:rPr>
+              <w:t>m7</w:t>
+            </w:r>
+          </w:p>
+        </w:tc>
+        <w:tc>
+          <w:tcPr>
+            <w:tcW w:w="3402" w:type="dxa"/>
+          </w:tcPr>
+          <w:p>
+            <w:r>
+              <w:rPr>
+                <w:sz w:val="20"/>
+              </w:rPr>
+              <w:t>Define 'film coverage'.</w:t>
+            </w:r>
+            <w:proofErr w:type="spellStart"/>
+            <w:r>
+              <w:rPr>
+                <w:sz w:val="20"/>
+              </w:rPr>
+            </w:r>
+            <w:proofErr w:type="spellEnd"/>
+            <w:r>
+              <w:rPr>
+                <w:sz w:val="20"/>
+              </w:rPr>
+            </w:r>
+          </w:p>
+        </w:tc>
+        <w:tc>
+          <w:tcPr>
+            <w:tcW w:w="3912" w:type="dxa"/>
+          </w:tcPr>
+          <w:p>
+            <w:r>
+              <w:rPr>
+                <w:i w:val="0"/>
+                <w:color w:val="000000"/>
+                <w:sz w:val="20"/>
+              </w:rPr>
+              <w:t>F/F_max is called normalized corrosion-product saturation throughout.</w:t>
+            </w:r>
+            <w:proofErr w:type="spellStart"/>
+            <w:proofErr w:type="spellEnd"/>
+            <w:proofErr w:type="gramStart"/>
+            <w:proofErr w:type="gramEnd"/>
+          </w:p>
+        </w:tc>
+        <w:tc>
+          <w:tcPr>
+            <w:tcW w:w="1587" w:type="dxa"/>
+          </w:tcPr>
+          <w:p>
+            <w:r>
+              <w:rPr>
+                <w:color w:val="000000"/>
+                <w:sz w:val="20"/>
+              </w:rPr>
+              <w:t>Closed</w:t>
+            </w:r>
+          </w:p>
+        </w:tc>
+      </w:tr>
+      <w:tr>
+        <w:trPr>
+          <w:jc w:val="center"/>
+        </w:trPr>
+        <w:tc>
+          <w:tcPr>
+            <w:tcW w:w="737" w:type="dxa"/>
+          </w:tcPr>
+          <w:p>
+            <w:r>
+              <w:rPr>
+                <w:sz w:val="20"/>
+              </w:rPr>
+              <w:t>m8</w:t>
+            </w:r>
+          </w:p>
+        </w:tc>
+        <w:tc>
+          <w:tcPr>
+            <w:tcW w:w="3402" w:type="dxa"/>
+          </w:tcPr>
+          <w:p>
+            <w:r>
+              <w:rPr>
+                <w:sz w:val="20"/>
+              </w:rPr>
+              <w:t>Morris results: give numerical values and variability.</w:t>
+            </w:r>
+            <w:proofErr w:type="spellStart"/>
+            <w:r>
+              <w:rPr>
+                <w:sz w:val="20"/>
+              </w:rPr>
+            </w:r>
+            <w:proofErr w:type="spellEnd"/>
+            <w:r>
+              <w:rPr>
+                <w:sz w:val="20"/>
+              </w:rPr>
+            </w:r>
+          </w:p>
+        </w:tc>
+        <w:tc>
+          <w:tcPr>
+            <w:tcW w:w="3912" w:type="dxa"/>
+          </w:tcPr>
+          <w:p>
+            <w:r>
+              <w:rPr>
+                <w:i w:val="0"/>
+                <w:color w:val="000000"/>
+                <w:sz w:val="20"/>
+              </w:rPr>
+              <w:t>A table of μ*, μ and σ with trajectory intervals will be added to the SI (M5). [authors to supply]</w:t>
+            </w:r>
+            <w:proofErr w:type="spellStart"/>
+            <w:proofErr w:type="spellEnd"/>
+            <w:proofErr w:type="gramStart"/>
+            <w:proofErr w:type="gramEnd"/>
+          </w:p>
+        </w:tc>
+        <w:tc>
+          <w:tcPr>
+            <w:tcW w:w="1587" w:type="dxa"/>
+          </w:tcPr>
+          <w:p>
+            <w:r>
+              <w:rPr>
+                <w:color w:val="000000"/>
+                <w:sz w:val="20"/>
+              </w:rPr>
+              <w:t>Open</w:t>
+            </w:r>
+          </w:p>
+        </w:tc>
+      </w:tr>
+      <w:tr>
+        <w:trPr>
+          <w:jc w:val="center"/>
+        </w:trPr>
+        <w:tc>
+          <w:tcPr>
+            <w:tcW w:w="737" w:type="dxa"/>
+          </w:tcPr>
+          <w:p>
+            <w:r>
+              <w:rPr>
+                <w:sz w:val="20"/>
+              </w:rPr>
+              <w:t>m9</w:t>
+            </w:r>
+          </w:p>
+        </w:tc>
+        <w:tc>
+          <w:tcPr>
+            <w:tcW w:w="3402" w:type="dxa"/>
+          </w:tcPr>
+          <w:p>
+            <w:r>
+              <w:rPr>
+                <w:sz w:val="20"/>
+              </w:rPr>
+              <w:t>Explain the O₂ range in the Morris analysis.</w:t>
+            </w:r>
+            <w:proofErr w:type="spellStart"/>
+            <w:r>
+              <w:rPr>
+                <w:sz w:val="20"/>
+              </w:rPr>
+            </w:r>
+            <w:proofErr w:type="spellEnd"/>
+            <w:r>
+              <w:rPr>
+                <w:sz w:val="20"/>
+              </w:rPr>
+            </w:r>
+          </w:p>
+        </w:tc>
+        <w:tc>
+          <w:tcPr>
+            <w:tcW w:w="3912" w:type="dxa"/>
+          </w:tcPr>
+          <w:p>
+            <w:r>
+              <w:rPr>
+                <w:i w:val="0"/>
+                <w:color w:val="000000"/>
+                <w:sz w:val="20"/>
+              </w:rPr>
+              <w:t>10⁻⁹–10⁻⁷ g mm⁻³ equals 1–100 mg L⁻¹, i.e. a broad exploratory range around the 3.5 mg L⁻¹ baseline (air-saturated saline is about 6–7 mg L⁻¹). A narrower physiological range will be stated in the SI. [authors to confirm]</w:t>
+            </w:r>
+            <w:proofErr w:type="spellStart"/>
+            <w:proofErr w:type="spellEnd"/>
+            <w:proofErr w:type="gramStart"/>
+            <w:proofErr w:type="gramEnd"/>
+          </w:p>
+        </w:tc>
+        <w:tc>
+          <w:tcPr>
+            <w:tcW w:w="1587" w:type="dxa"/>
+          </w:tcPr>
+          <w:p>
+            <w:r>
+              <w:rPr>
+                <w:color w:val="000000"/>
+                <w:sz w:val="20"/>
+              </w:rPr>
+              <w:t>In progress</w:t>
+            </w:r>
+          </w:p>
+        </w:tc>
+      </w:tr>
+      <w:tr>
+        <w:trPr>
+          <w:jc w:val="center"/>
+        </w:trPr>
+        <w:tc>
+          <w:tcPr>
+            <w:tcW w:w="737" w:type="dxa"/>
+          </w:tcPr>
+          <w:p>
+            <w:r>
+              <w:rPr>
+                <w:sz w:val="20"/>
+              </w:rPr>
+              <w:t>m10</w:t>
+            </w:r>
+          </w:p>
+        </w:tc>
+        <w:tc>
+          <w:tcPr>
+            <w:tcW w:w="3402" w:type="dxa"/>
+          </w:tcPr>
+          <w:p>
+            <w:r>
+              <w:rPr>
+                <w:sz w:val="20"/>
+              </w:rPr>
+              <w:t>Two uses of 'saturation'.</w:t>
+            </w:r>
+            <w:proofErr w:type="spellStart"/>
+            <w:r>
+              <w:rPr>
+                <w:sz w:val="20"/>
+              </w:rPr>
+            </w:r>
+            <w:proofErr w:type="spellEnd"/>
+            <w:r>
+              <w:rPr>
+                <w:sz w:val="20"/>
+              </w:rPr>
+            </w:r>
+          </w:p>
+        </w:tc>
+        <w:tc>
+          <w:tcPr>
+            <w:tcW w:w="3912" w:type="dxa"/>
+          </w:tcPr>
+          <w:p>
+            <w:r>
+              <w:rPr>
+                <w:i w:val="0"/>
+                <w:color w:val="000000"/>
+                <w:sz w:val="20"/>
+              </w:rPr>
+              <w:t>[Zn]_sat will be described as the interfacial Zn²⁺ concentration of the Stefan condition, and F/F_max as normalized corrosion-product saturation.</w:t>
+            </w:r>
+            <w:proofErr w:type="spellStart"/>
+            <w:proofErr w:type="spellEnd"/>
+            <w:proofErr w:type="gramStart"/>
+            <w:proofErr w:type="gramEnd"/>
+          </w:p>
+        </w:tc>
+        <w:tc>
+          <w:tcPr>
+            <w:tcW w:w="1587" w:type="dxa"/>
+          </w:tcPr>
+          <w:p>
+            <w:r>
+              <w:rPr>
+                <w:color w:val="000000"/>
+                <w:sz w:val="20"/>
+              </w:rPr>
+              <w:t>In progress</w:t>
+            </w:r>
+          </w:p>
+        </w:tc>
+      </w:tr>
+      <w:tr>
+        <w:trPr>
+          <w:jc w:val="center"/>
+        </w:trPr>
+        <w:tc>
+          <w:tcPr>
+            <w:tcW w:w="737" w:type="dxa"/>
+          </w:tcPr>
+          <w:p>
+            <w:r>
+              <w:rPr>
+                <w:sz w:val="20"/>
+              </w:rPr>
+              <w:t>m11</w:t>
+            </w:r>
+          </w:p>
+        </w:tc>
+        <w:tc>
+          <w:tcPr>
+            <w:tcW w:w="3402" w:type="dxa"/>
+          </w:tcPr>
+          <w:p>
+            <w:r>
+              <w:rPr>
+                <w:sz w:val="20"/>
+              </w:rPr>
+              <w:t>Value, units and derivation of F_max.</w:t>
+            </w:r>
+            <w:proofErr w:type="spellStart"/>
+            <w:r>
+              <w:rPr>
+                <w:sz w:val="20"/>
+              </w:rPr>
+            </w:r>
+            <w:proofErr w:type="spellEnd"/>
+            <w:r>
+              <w:rPr>
+                <w:sz w:val="20"/>
+              </w:rPr>
+            </w:r>
+          </w:p>
+        </w:tc>
+        <w:tc>
+          <w:tcPr>
+            <w:tcW w:w="3912" w:type="dxa"/>
+          </w:tcPr>
+          <w:p>
+            <w:r>
+              <w:rPr>
+                <w:i w:val="0"/>
+                <w:color w:val="000000"/>
+                <w:sz w:val="20"/>
+              </w:rPr>
+              <w:t>F_max = ρ_film(1−ε) = 5.606 g cm⁻³ × (1 − 0.25) = 4.2045 × 10⁻³ g mm⁻³ (mass basis).</w:t>
+            </w:r>
+            <w:proofErr w:type="spellStart"/>
+            <w:proofErr w:type="spellEnd"/>
+            <w:proofErr w:type="gramStart"/>
+            <w:proofErr w:type="gramEnd"/>
+          </w:p>
+        </w:tc>
+        <w:tc>
+          <w:tcPr>
+            <w:tcW w:w="1587" w:type="dxa"/>
+          </w:tcPr>
+          <w:p>
+            <w:r>
+              <w:rPr>
+                <w:color w:val="000000"/>
+                <w:sz w:val="20"/>
+              </w:rPr>
+              <w:t>Closed</w:t>
+            </w:r>
+          </w:p>
+        </w:tc>
+      </w:tr>
+      <w:tr>
+        <w:trPr>
+          <w:jc w:val="center"/>
+        </w:trPr>
+        <w:tc>
+          <w:tcPr>
+            <w:tcW w:w="737" w:type="dxa"/>
+          </w:tcPr>
+          <w:p>
+            <w:r>
+              <w:rPr>
+                <w:sz w:val="20"/>
+              </w:rPr>
+              <w:t>m12</w:t>
+            </w:r>
+          </w:p>
+        </w:tc>
+        <w:tc>
+          <w:tcPr>
+            <w:tcW w:w="3402" w:type="dxa"/>
+          </w:tcPr>
+          <w:p>
+            <w:r>
+              <w:rPr>
+                <w:sz w:val="20"/>
+              </w:rPr>
+              <w:t>Confirm all disc surfaces were exposed.</w:t>
+            </w:r>
+            <w:proofErr w:type="spellStart"/>
+            <w:r>
+              <w:rPr>
+                <w:sz w:val="20"/>
+              </w:rPr>
+            </w:r>
+            <w:proofErr w:type="spellEnd"/>
+            <w:r>
+              <w:rPr>
+                <w:sz w:val="20"/>
+              </w:rPr>
+            </w:r>
+          </w:p>
+        </w:tc>
+        <w:tc>
+          <w:tcPr>
+            <w:tcW w:w="3912" w:type="dxa"/>
+          </w:tcPr>
+          <w:p>
+            <w:r>
+              <w:rPr>
+                <w:i w:val="0"/>
+                <w:color w:val="000000"/>
+                <w:sz w:val="20"/>
+              </w:rPr>
+              <w:t>The area 219.9 mm² includes both faces and the edge. [authors to confirm that no surface was masked by a holder]</w:t>
+            </w:r>
+            <w:proofErr w:type="spellStart"/>
+            <w:proofErr w:type="spellEnd"/>
+            <w:proofErr w:type="gramStart"/>
+            <w:proofErr w:type="gramEnd"/>
+          </w:p>
+        </w:tc>
+        <w:tc>
+          <w:tcPr>
+            <w:tcW w:w="1587" w:type="dxa"/>
+          </w:tcPr>
+          <w:p>
+            <w:r>
+              <w:rPr>
+                <w:color w:val="000000"/>
+                <w:sz w:val="20"/>
+              </w:rPr>
+              <w:t>Open</w:t>
+            </w:r>
+          </w:p>
+        </w:tc>
+      </w:tr>
+      <w:tr>
+        <w:trPr>
+          <w:jc w:val="center"/>
+        </w:trPr>
+        <w:tc>
+          <w:tcPr>
+            <w:tcW w:w="737" w:type="dxa"/>
+          </w:tcPr>
+          <w:p>
+            <w:r>
+              <w:rPr>
+                <w:sz w:val="20"/>
+              </w:rPr>
+              <w:t>m13</w:t>
+            </w:r>
+          </w:p>
+        </w:tc>
+        <w:tc>
+          <w:tcPr>
+            <w:tcW w:w="3402" w:type="dxa"/>
+          </w:tcPr>
+          <w:p>
+            <w:r>
+              <w:rPr>
+                <w:sz w:val="20"/>
+              </w:rPr>
+              <w:t>Initial mass per time point.</w:t>
+            </w:r>
+            <w:proofErr w:type="spellStart"/>
+            <w:r>
+              <w:rPr>
+                <w:sz w:val="20"/>
+              </w:rPr>
+            </w:r>
+            <w:proofErr w:type="spellEnd"/>
+            <w:r>
+              <w:rPr>
+                <w:sz w:val="20"/>
+              </w:rPr>
+            </w:r>
+          </w:p>
+        </w:tc>
+        <w:tc>
+          <w:tcPr>
+            <w:tcW w:w="3912" w:type="dxa"/>
+          </w:tcPr>
+          <w:p>
+            <w:r>
+              <w:rPr>
+                <w:i w:val="0"/>
+                <w:color w:val="000000"/>
+                <w:sz w:val="20"/>
+              </w:rPr>
+              <w:t>[authors to supply initial masses]</w:t>
+            </w:r>
+            <w:proofErr w:type="spellStart"/>
+            <w:proofErr w:type="spellEnd"/>
+            <w:proofErr w:type="gramStart"/>
+            <w:proofErr w:type="gramEnd"/>
+          </w:p>
+        </w:tc>
+        <w:tc>
+          <w:tcPr>
+            <w:tcW w:w="1587" w:type="dxa"/>
+          </w:tcPr>
+          <w:p>
+            <w:r>
+              <w:rPr>
+                <w:color w:val="000000"/>
+                <w:sz w:val="20"/>
+              </w:rPr>
+              <w:t>Open</w:t>
+            </w:r>
+          </w:p>
+        </w:tc>
+      </w:tr>
+      <w:tr>
+        <w:trPr>
+          <w:jc w:val="center"/>
+        </w:trPr>
+        <w:tc>
+          <w:tcPr>
+            <w:tcW w:w="737" w:type="dxa"/>
+          </w:tcPr>
+          <w:p>
+            <w:r>
+              <w:rPr>
+                <w:sz w:val="20"/>
+              </w:rPr>
+              <w:t>m14</w:t>
+            </w:r>
+          </w:p>
+        </w:tc>
+        <w:tc>
+          <w:tcPr>
+            <w:tcW w:w="3402" w:type="dxa"/>
+          </w:tcPr>
+          <w:p>
+            <w:r>
+              <w:rPr>
+                <w:sz w:val="20"/>
+              </w:rPr>
+              <w:t>Actual HBSS volume.</w:t>
+            </w:r>
+            <w:proofErr w:type="spellStart"/>
+            <w:r>
+              <w:rPr>
+                <w:sz w:val="20"/>
+              </w:rPr>
+            </w:r>
+            <w:proofErr w:type="spellEnd"/>
+            <w:r>
+              <w:rPr>
+                <w:sz w:val="20"/>
+              </w:rPr>
+            </w:r>
+          </w:p>
+        </w:tc>
+        <w:tc>
+          <w:tcPr>
+            <w:tcW w:w="3912" w:type="dxa"/>
+          </w:tcPr>
+          <w:p>
+            <w:r>
+              <w:rPr>
+                <w:i w:val="0"/>
+                <w:color w:val="000000"/>
+                <w:sz w:val="20"/>
+              </w:rPr>
+              <w:t>20 mL cm⁻² × 2.199 cm² is about 44 mL per disc.</w:t>
+            </w:r>
+            <w:proofErr w:type="spellStart"/>
+            <w:proofErr w:type="spellEnd"/>
+            <w:proofErr w:type="gramStart"/>
+            <w:proofErr w:type="gramEnd"/>
+          </w:p>
+        </w:tc>
+        <w:tc>
+          <w:tcPr>
+            <w:tcW w:w="1587" w:type="dxa"/>
+          </w:tcPr>
+          <w:p>
+            <w:r>
+              <w:rPr>
+                <w:color w:val="000000"/>
+                <w:sz w:val="20"/>
+              </w:rPr>
+              <w:t>Closed</w:t>
+            </w:r>
+          </w:p>
+        </w:tc>
+      </w:tr>
+      <w:tr>
+        <w:trPr>
+          <w:jc w:val="center"/>
+        </w:trPr>
+        <w:tc>
+          <w:tcPr>
+            <w:tcW w:w="737" w:type="dxa"/>
+          </w:tcPr>
+          <w:p>
+            <w:r>
+              <w:rPr>
+                <w:sz w:val="20"/>
+              </w:rPr>
+              <w:t>m15</w:t>
+            </w:r>
+          </w:p>
+        </w:tc>
+        <w:tc>
+          <w:tcPr>
+            <w:tcW w:w="3402" w:type="dxa"/>
+          </w:tcPr>
+          <w:p>
+            <w:r>
+              <w:rPr>
+                <w:sz w:val="20"/>
+              </w:rPr>
+              <w:t>Medium refresh: same or new container.</w:t>
+            </w:r>
+            <w:proofErr w:type="spellStart"/>
+            <w:r>
+              <w:rPr>
+                <w:sz w:val="20"/>
+              </w:rPr>
+            </w:r>
+            <w:proofErr w:type="spellEnd"/>
+            <w:r>
+              <w:rPr>
+                <w:sz w:val="20"/>
+              </w:rPr>
+            </w:r>
+          </w:p>
+        </w:tc>
+        <w:tc>
+          <w:tcPr>
+            <w:tcW w:w="3912" w:type="dxa"/>
+          </w:tcPr>
+          <w:p>
+            <w:r>
+              <w:rPr>
+                <w:i w:val="0"/>
+                <w:color w:val="000000"/>
+                <w:sz w:val="20"/>
+              </w:rPr>
+              <w:t>[authors to supply]</w:t>
+            </w:r>
+            <w:proofErr w:type="spellStart"/>
+            <w:proofErr w:type="spellEnd"/>
+            <w:proofErr w:type="gramStart"/>
+            <w:proofErr w:type="gramEnd"/>
+          </w:p>
+        </w:tc>
+        <w:tc>
+          <w:tcPr>
+            <w:tcW w:w="1587" w:type="dxa"/>
+          </w:tcPr>
+          <w:p>
+            <w:r>
+              <w:rPr>
+                <w:color w:val="000000"/>
+                <w:sz w:val="20"/>
+              </w:rPr>
+              <w:t>Open</w:t>
+            </w:r>
+          </w:p>
+        </w:tc>
+      </w:tr>
+      <w:tr>
+        <w:trPr>
+          <w:jc w:val="center"/>
+        </w:trPr>
+        <w:tc>
+          <w:tcPr>
+            <w:tcW w:w="737" w:type="dxa"/>
+          </w:tcPr>
+          <w:p>
+            <w:r>
+              <w:rPr>
+                <w:sz w:val="20"/>
+              </w:rPr>
+              <w:t>m16</w:t>
+            </w:r>
+          </w:p>
+        </w:tc>
+        <w:tc>
+          <w:tcPr>
+            <w:tcW w:w="3402" w:type="dxa"/>
+          </w:tcPr>
+          <w:p>
+            <w:r>
+              <w:rPr>
+                <w:sz w:val="20"/>
+              </w:rPr>
+              <w:t>Pre-cleaning mass / retained corrosion product.</w:t>
+            </w:r>
+            <w:proofErr w:type="spellStart"/>
+            <w:r>
+              <w:rPr>
+                <w:sz w:val="20"/>
+              </w:rPr>
+            </w:r>
+            <w:proofErr w:type="spellEnd"/>
+            <w:r>
+              <w:rPr>
+                <w:sz w:val="20"/>
+              </w:rPr>
+            </w:r>
+          </w:p>
+        </w:tc>
+        <w:tc>
+          <w:tcPr>
+            <w:tcW w:w="3912" w:type="dxa"/>
+          </w:tcPr>
+          <w:p>
+            <w:r>
+              <w:rPr>
+                <w:i w:val="0"/>
+                <w:color w:val="000000"/>
+                <w:sz w:val="20"/>
+              </w:rPr>
+              <w:t>Pre-cleaning masses were recorded but are not reported; a comparison with the predicted corrosion-product mass is future work. [authors to confirm]</w:t>
+            </w:r>
+            <w:proofErr w:type="spellStart"/>
+            <w:proofErr w:type="spellEnd"/>
+            <w:proofErr w:type="gramStart"/>
+            <w:proofErr w:type="gramEnd"/>
+          </w:p>
+        </w:tc>
+        <w:tc>
+          <w:tcPr>
+            <w:tcW w:w="1587" w:type="dxa"/>
+          </w:tcPr>
+          <w:p>
+            <w:r>
+              <w:rPr>
+                <w:color w:val="000000"/>
+                <w:sz w:val="20"/>
+              </w:rPr>
+              <w:t>Open</w:t>
+            </w:r>
+          </w:p>
+        </w:tc>
+      </w:tr>
+      <w:tr>
+        <w:trPr>
+          <w:jc w:val="center"/>
+        </w:trPr>
+        <w:tc>
+          <w:tcPr>
+            <w:tcW w:w="737" w:type="dxa"/>
+          </w:tcPr>
+          <w:p>
+            <w:r>
+              <w:rPr>
+                <w:sz w:val="20"/>
+              </w:rPr>
+              <w:t>m17</w:t>
+            </w:r>
+          </w:p>
+        </w:tc>
+        <w:tc>
+          <w:tcPr>
+            <w:tcW w:w="3402" w:type="dxa"/>
+          </w:tcPr>
+          <w:p>
+            <w:r>
+              <w:rPr>
+                <w:sz w:val="20"/>
+              </w:rPr>
+              <w:t>pH measured during immersion?</w:t>
+            </w:r>
+            <w:proofErr w:type="spellStart"/>
+            <w:r>
+              <w:rPr>
+                <w:sz w:val="20"/>
+              </w:rPr>
+            </w:r>
+            <w:proofErr w:type="spellEnd"/>
+            <w:r>
+              <w:rPr>
+                <w:sz w:val="20"/>
+              </w:rPr>
+            </w:r>
+          </w:p>
+        </w:tc>
+        <w:tc>
+          <w:tcPr>
+            <w:tcW w:w="3912" w:type="dxa"/>
+          </w:tcPr>
+          <w:p>
+            <w:r>
+              <w:rPr>
+                <w:i w:val="0"/>
+                <w:color w:val="000000"/>
+                <w:sz w:val="20"/>
+              </w:rPr>
+              <w:t>[authors to state whether pH was monitored]</w:t>
+            </w:r>
+            <w:proofErr w:type="spellStart"/>
+            <w:proofErr w:type="spellEnd"/>
+            <w:proofErr w:type="gramStart"/>
+            <w:proofErr w:type="gramEnd"/>
+          </w:p>
+        </w:tc>
+        <w:tc>
+          <w:tcPr>
+            <w:tcW w:w="1587" w:type="dxa"/>
+          </w:tcPr>
+          <w:p>
+            <w:r>
+              <w:rPr>
+                <w:color w:val="000000"/>
+                <w:sz w:val="20"/>
+              </w:rPr>
+              <w:t>Open</w:t>
+            </w:r>
+          </w:p>
+        </w:tc>
+      </w:tr>
+      <w:tr>
+        <w:trPr>
+          <w:jc w:val="center"/>
+        </w:trPr>
+        <w:tc>
+          <w:tcPr>
+            <w:tcW w:w="737" w:type="dxa"/>
+          </w:tcPr>
+          <w:p>
+            <w:r>
+              <w:rPr>
+                <w:sz w:val="20"/>
+              </w:rPr>
+              <w:t>m18</w:t>
+            </w:r>
+          </w:p>
+        </w:tc>
+        <w:tc>
+          <w:tcPr>
+            <w:tcW w:w="3402" w:type="dxa"/>
+          </w:tcPr>
+          <w:p>
+            <w:r>
+              <w:rPr>
+                <w:sz w:val="20"/>
+              </w:rPr>
+              <w:t>Do not present ZnO as the sole film.</w:t>
+            </w:r>
+            <w:proofErr w:type="spellStart"/>
+            <w:r>
+              <w:rPr>
+                <w:sz w:val="20"/>
+              </w:rPr>
+            </w:r>
+            <w:proofErr w:type="spellEnd"/>
+            <w:r>
+              <w:rPr>
+                <w:sz w:val="20"/>
+              </w:rPr>
+            </w:r>
+          </w:p>
+        </w:tc>
+        <w:tc>
+          <w:tcPr>
+            <w:tcW w:w="3912" w:type="dxa"/>
+          </w:tcPr>
+          <w:p>
+            <w:r>
+              <w:rPr>
+                <w:i w:val="0"/>
+                <w:color w:val="000000"/>
+                <w:sz w:val="20"/>
+              </w:rPr>
+              <w:t>The model is described as a homogenized ZnO-equivalent corrosion-product representation (A4.2).</w:t>
+            </w:r>
+            <w:proofErr w:type="spellStart"/>
+            <w:proofErr w:type="spellEnd"/>
+            <w:proofErr w:type="gramStart"/>
+            <w:proofErr w:type="gramEnd"/>
+          </w:p>
+        </w:tc>
+        <w:tc>
+          <w:tcPr>
+            <w:tcW w:w="1587" w:type="dxa"/>
+          </w:tcPr>
+          <w:p>
+            <w:r>
+              <w:rPr>
+                <w:color w:val="000000"/>
+                <w:sz w:val="20"/>
+              </w:rPr>
+              <w:t>Closed</w:t>
+            </w:r>
+          </w:p>
+        </w:tc>
+      </w:tr>
+      <w:tr>
+        <w:trPr>
+          <w:jc w:val="center"/>
+        </w:trPr>
+        <w:tc>
+          <w:tcPr>
+            <w:tcW w:w="737" w:type="dxa"/>
+          </w:tcPr>
+          <w:p>
+            <w:r>
+              <w:rPr>
+                <w:sz w:val="20"/>
+              </w:rPr>
+              <w:t>m19</w:t>
+            </w:r>
+          </w:p>
+        </w:tc>
+        <w:tc>
+          <w:tcPr>
+            <w:tcW w:w="3402" w:type="dxa"/>
+          </w:tcPr>
+          <w:p>
+            <w:r>
+              <w:rPr>
+                <w:sz w:val="20"/>
+              </w:rPr>
+              <w:t>Why chloride exponent 2 was fixed.</w:t>
+            </w:r>
+            <w:proofErr w:type="spellStart"/>
+            <w:r>
+              <w:rPr>
+                <w:sz w:val="20"/>
+              </w:rPr>
+            </w:r>
+            <w:proofErr w:type="spellEnd"/>
+            <w:r>
+              <w:rPr>
+                <w:sz w:val="20"/>
+              </w:rPr>
+            </w:r>
+          </w:p>
+        </w:tc>
+        <w:tc>
+          <w:tcPr>
+            <w:tcW w:w="3912" w:type="dxa"/>
+          </w:tcPr>
+          <w:p>
+            <w:r>
+              <w:rPr>
+                <w:i w:val="0"/>
+                <w:color w:val="000000"/>
+                <w:sz w:val="20"/>
+              </w:rPr>
+              <w:t>The exponent is an effective order that was fixed and not calibrated or tested in the sensitivity analysis; k_d absorbs its uncertainty.</w:t>
+            </w:r>
+            <w:proofErr w:type="spellStart"/>
+            <w:proofErr w:type="spellEnd"/>
+            <w:proofErr w:type="gramStart"/>
+            <w:proofErr w:type="gramEnd"/>
+          </w:p>
+        </w:tc>
+        <w:tc>
+          <w:tcPr>
+            <w:tcW w:w="1587" w:type="dxa"/>
+          </w:tcPr>
+          <w:p>
+            <w:r>
+              <w:rPr>
+                <w:color w:val="000000"/>
+                <w:sz w:val="20"/>
+              </w:rPr>
+              <w:t>In progress</w:t>
+            </w:r>
+          </w:p>
+        </w:tc>
+      </w:tr>
+      <w:tr>
+        <w:trPr>
+          <w:jc w:val="center"/>
+        </w:trPr>
+        <w:tc>
+          <w:tcPr>
+            <w:tcW w:w="737" w:type="dxa"/>
+          </w:tcPr>
+          <w:p>
+            <w:r>
+              <w:rPr>
+                <w:sz w:val="20"/>
+              </w:rPr>
+              <w:t>m20</w:t>
+            </w:r>
+          </w:p>
+        </w:tc>
+        <w:tc>
+          <w:tcPr>
+            <w:tcW w:w="3402" w:type="dxa"/>
+          </w:tcPr>
+          <w:p>
+            <w:r>
+              <w:rPr>
+                <w:sz w:val="20"/>
+              </w:rPr>
+              <w:t>Is chloride truly catalytic? Eq. 8 vs Eq. 11.</w:t>
+            </w:r>
+            <w:proofErr w:type="spellStart"/>
+            <w:r>
+              <w:rPr>
+                <w:sz w:val="20"/>
+              </w:rPr>
+            </w:r>
+            <w:proofErr w:type="spellEnd"/>
+            <w:r>
+              <w:rPr>
+                <w:sz w:val="20"/>
+              </w:rPr>
+            </w:r>
+          </w:p>
+        </w:tc>
+        <w:tc>
+          <w:tcPr>
+            <w:tcW w:w="3912" w:type="dxa"/>
+          </w:tcPr>
+          <w:p>
+            <w:r>
+              <w:rPr>
+                <w:i w:val="0"/>
+                <w:color w:val="000000"/>
+                <w:sz w:val="20"/>
+              </w:rPr>
+              <w:t>Eq. 8 has no source or sink because Cl⁻ is regenerated during dissolution and is in large excess (B1.4); net consumption is ≤6% (disc) and &lt;1% (stent).</w:t>
+            </w:r>
+            <w:proofErr w:type="spellStart"/>
+            <w:proofErr w:type="spellEnd"/>
+            <w:proofErr w:type="gramStart"/>
+            <w:proofErr w:type="gramEnd"/>
+          </w:p>
+        </w:tc>
+        <w:tc>
+          <w:tcPr>
+            <w:tcW w:w="1587" w:type="dxa"/>
+          </w:tcPr>
+          <w:p>
+            <w:r>
+              <w:rPr>
+                <w:color w:val="000000"/>
+                <w:sz w:val="20"/>
+              </w:rPr>
+              <w:t>Closed</w:t>
+            </w:r>
+          </w:p>
+        </w:tc>
+      </w:tr>
+      <w:tr>
+        <w:trPr>
+          <w:jc w:val="center"/>
+        </w:trPr>
+        <w:tc>
+          <w:tcPr>
+            <w:tcW w:w="737" w:type="dxa"/>
+          </w:tcPr>
+          <w:p>
+            <w:r>
+              <w:rPr>
+                <w:sz w:val="20"/>
+              </w:rPr>
+              <w:t>m21</w:t>
+            </w:r>
+          </w:p>
+        </w:tc>
+        <w:tc>
+          <w:tcPr>
+            <w:tcW w:w="3402" w:type="dxa"/>
+          </w:tcPr>
+          <w:p>
+            <w:r>
+              <w:rPr>
+                <w:sz w:val="20"/>
+              </w:rPr>
+              <w:t>Grammar examples.</w:t>
+            </w:r>
+            <w:proofErr w:type="spellStart"/>
+            <w:r>
+              <w:rPr>
+                <w:sz w:val="20"/>
+              </w:rPr>
+            </w:r>
+            <w:proofErr w:type="spellEnd"/>
+            <w:r>
+              <w:rPr>
+                <w:sz w:val="20"/>
+              </w:rPr>
+            </w:r>
+          </w:p>
+        </w:tc>
+        <w:tc>
+          <w:tcPr>
+            <w:tcW w:w="3912" w:type="dxa"/>
+          </w:tcPr>
+          <w:p>
+            <w:r>
+              <w:rPr>
+                <w:i w:val="0"/>
+                <w:color w:val="000000"/>
+                <w:sz w:val="20"/>
+              </w:rPr>
+              <w:t>Corrected: 'while increasing k_d', 'for k_ORR, where increasing…', and lowercase 'where' after Eq. 15.</w:t>
+            </w:r>
+            <w:proofErr w:type="spellStart"/>
+            <w:proofErr w:type="spellEnd"/>
+            <w:proofErr w:type="gramStart"/>
+            <w:proofErr w:type="gramEnd"/>
+          </w:p>
+        </w:tc>
+        <w:tc>
+          <w:tcPr>
+            <w:tcW w:w="1587" w:type="dxa"/>
+          </w:tcPr>
+          <w:p>
+            <w:r>
+              <w:rPr>
+                <w:color w:val="000000"/>
+                <w:sz w:val="20"/>
+              </w:rPr>
+              <w:t>Closed</w:t>
+            </w:r>
+          </w:p>
+        </w:tc>
+      </w:tr>
+      <w:tr>
+        <w:trPr>
+          <w:jc w:val="center"/>
+        </w:trPr>
+        <w:tc>
+          <w:tcPr>
+            <w:tcW w:w="737" w:type="dxa"/>
+          </w:tcPr>
+          <w:p>
+            <w:r>
+              <w:rPr>
+                <w:sz w:val="20"/>
+              </w:rPr>
+              <w:t>m22</w:t>
+            </w:r>
+          </w:p>
+        </w:tc>
+        <w:tc>
+          <w:tcPr>
+            <w:tcW w:w="3402" w:type="dxa"/>
+          </w:tcPr>
+          <w:p>
+            <w:r>
+              <w:rPr>
+                <w:sz w:val="20"/>
+              </w:rPr>
+              <w:t>Film / layer / region terminology.</w:t>
+            </w:r>
+            <w:proofErr w:type="spellStart"/>
+            <w:r>
+              <w:rPr>
+                <w:sz w:val="20"/>
+              </w:rPr>
+            </w:r>
+            <w:proofErr w:type="spellEnd"/>
+            <w:r>
+              <w:rPr>
+                <w:sz w:val="20"/>
+              </w:rPr>
+            </w:r>
+          </w:p>
+        </w:tc>
+        <w:tc>
+          <w:tcPr>
+            <w:tcW w:w="3912" w:type="dxa"/>
+          </w:tcPr>
+          <w:p>
+            <w:r>
+              <w:rPr>
+                <w:i w:val="0"/>
+                <w:color w:val="000000"/>
+                <w:sz w:val="20"/>
+              </w:rPr>
+              <w:t>The text uses 'corrosion-product field' for the numerical representation (A2.3).</w:t>
+            </w:r>
+            <w:proofErr w:type="spellStart"/>
+            <w:proofErr w:type="spellEnd"/>
+            <w:proofErr w:type="gramStart"/>
+            <w:proofErr w:type="gramEnd"/>
+          </w:p>
+        </w:tc>
+        <w:tc>
+          <w:tcPr>
+            <w:tcW w:w="1587" w:type="dxa"/>
+          </w:tcPr>
+          <w:p>
+            <w:r>
+              <w:rPr>
+                <w:color w:val="000000"/>
+                <w:sz w:val="20"/>
+              </w:rPr>
+              <w:t>Closed</w:t>
+            </w:r>
+          </w:p>
+        </w:tc>
+      </w:tr>
+      <w:tr>
+        <w:trPr>
+          <w:jc w:val="center"/>
+        </w:trPr>
+        <w:tc>
+          <w:tcPr>
+            <w:tcW w:w="737" w:type="dxa"/>
+          </w:tcPr>
+          <w:p>
+            <w:r>
+              <w:rPr>
+                <w:sz w:val="20"/>
+              </w:rPr>
+              <w:t>m23</w:t>
+            </w:r>
+          </w:p>
+        </w:tc>
+        <w:tc>
+          <w:tcPr>
+            <w:tcW w:w="3402" w:type="dxa"/>
+          </w:tcPr>
+          <w:p>
+            <w:r>
+              <w:rPr>
+                <w:sz w:val="20"/>
+              </w:rPr>
+              <w:t>Domain-size study (20, 30, 40 mm).</w:t>
+            </w:r>
+            <w:proofErr w:type="spellStart"/>
+            <w:r>
+              <w:rPr>
+                <w:sz w:val="20"/>
+              </w:rPr>
+            </w:r>
+            <w:proofErr w:type="spellEnd"/>
+            <w:r>
+              <w:rPr>
+                <w:sz w:val="20"/>
+              </w:rPr>
+            </w:r>
+          </w:p>
+        </w:tc>
+        <w:tc>
+          <w:tcPr>
+            <w:tcW w:w="3912" w:type="dxa"/>
+          </w:tcPr>
+          <w:p>
+            <w:r>
+              <w:rPr>
+                <w:i w:val="0"/>
+                <w:color w:val="000000"/>
+                <w:sz w:val="20"/>
+              </w:rPr>
+              <w:t>The closed-box domain dependence is removed with a fixed boundary O₂ (A3.1). Results for 20/30/40 mm are to be added to the SI. [authors to supply]</w:t>
+            </w:r>
+            <w:proofErr w:type="spellStart"/>
+            <w:proofErr w:type="spellEnd"/>
+            <w:proofErr w:type="gramStart"/>
+            <w:proofErr w:type="gramEnd"/>
+          </w:p>
+        </w:tc>
+        <w:tc>
+          <w:tcPr>
+            <w:tcW w:w="1587" w:type="dxa"/>
+          </w:tcPr>
+          <w:p>
+            <w:r>
+              <w:rPr>
+                <w:color w:val="000000"/>
+                <w:sz w:val="20"/>
+              </w:rPr>
+              <w:t>Open</w:t>
+            </w:r>
+          </w:p>
+        </w:tc>
+      </w:tr>
+      <w:tr>
+        <w:trPr>
+          <w:jc w:val="center"/>
+        </w:trPr>
+        <w:tc>
+          <w:tcPr>
+            <w:tcW w:w="737" w:type="dxa"/>
+          </w:tcPr>
+          <w:p>
+            <w:r>
+              <w:rPr>
+                <w:sz w:val="20"/>
+              </w:rPr>
+              <w:t>m24</w:t>
+            </w:r>
+          </w:p>
+        </w:tc>
+        <w:tc>
+          <w:tcPr>
+            <w:tcW w:w="3402" w:type="dxa"/>
+          </w:tcPr>
+          <w:p>
+            <w:r>
+              <w:rPr>
+                <w:sz w:val="20"/>
+              </w:rPr>
+              <w:t>Specify the top boundary.</w:t>
+            </w:r>
+            <w:proofErr w:type="spellStart"/>
+            <w:r>
+              <w:rPr>
+                <w:sz w:val="20"/>
+              </w:rPr>
+            </w:r>
+            <w:proofErr w:type="spellEnd"/>
+            <w:r>
+              <w:rPr>
+                <w:sz w:val="20"/>
+              </w:rPr>
+            </w:r>
+          </w:p>
+        </w:tc>
+        <w:tc>
+          <w:tcPr>
+            <w:tcW w:w="3912" w:type="dxa"/>
+          </w:tcPr>
+          <w:p>
+            <w:r>
+              <w:rPr>
+                <w:i w:val="0"/>
+                <w:color w:val="000000"/>
+                <w:sz w:val="20"/>
+              </w:rPr>
+              <w:t>The top face is the electrolyte–air interface with Dirichlet C_O₂ = 3.5 mg L⁻¹ (Table S4); container walls are no-flux. Specimen position and distance to the interface are to be added. [authors to supply]</w:t>
+            </w:r>
+            <w:proofErr w:type="spellStart"/>
+            <w:proofErr w:type="spellEnd"/>
+            <w:proofErr w:type="gramStart"/>
+            <w:proofErr w:type="gramEnd"/>
+          </w:p>
+        </w:tc>
+        <w:tc>
+          <w:tcPr>
+            <w:tcW w:w="1587" w:type="dxa"/>
+          </w:tcPr>
+          <w:p>
+            <w:r>
+              <w:rPr>
+                <w:color w:val="000000"/>
+                <w:sz w:val="20"/>
+              </w:rPr>
+              <w:t>In progress</w:t>
+            </w:r>
+          </w:p>
+        </w:tc>
+      </w:tr>
+      <w:tr>
+        <w:trPr>
+          <w:jc w:val="center"/>
+        </w:trPr>
+        <w:tc>
+          <w:tcPr>
+            <w:tcW w:w="737" w:type="dxa"/>
+          </w:tcPr>
+          <w:p>
+            <w:r>
+              <w:rPr>
+                <w:sz w:val="20"/>
+              </w:rPr>
+              <w:t>m25</w:t>
+            </w:r>
+          </w:p>
+        </w:tc>
+        <w:tc>
+          <w:tcPr>
+            <w:tcW w:w="3402" w:type="dxa"/>
+          </w:tcPr>
+          <w:p>
+            <w:r>
+              <w:rPr>
+                <w:sz w:val="20"/>
+              </w:rPr>
+              <w:t>Define reaction-controlled fraction.</w:t>
+            </w:r>
+            <w:proofErr w:type="spellStart"/>
+            <w:r>
+              <w:rPr>
+                <w:sz w:val="20"/>
+              </w:rPr>
+            </w:r>
+            <w:proofErr w:type="spellEnd"/>
+            <w:r>
+              <w:rPr>
+                <w:sz w:val="20"/>
+              </w:rPr>
+            </w:r>
+          </w:p>
+        </w:tc>
+        <w:tc>
+          <w:tcPr>
+            <w:tcW w:w="3912" w:type="dxa"/>
+          </w:tcPr>
+          <w:p>
+            <w:r>
+              <w:rPr>
+                <w:i w:val="0"/>
+                <w:color w:val="000000"/>
+                <w:sz w:val="20"/>
+              </w:rPr>
+              <w:t>Each interface point is classified by which velocity is selected (O₂-diffusion cap vs reaction), and the fraction is area-weighted. [authors to confirm]</w:t>
+            </w:r>
+            <w:proofErr w:type="spellStart"/>
+            <w:proofErr w:type="spellEnd"/>
+            <w:proofErr w:type="gramStart"/>
+            <w:proofErr w:type="gramEnd"/>
+          </w:p>
+        </w:tc>
+        <w:tc>
+          <w:tcPr>
+            <w:tcW w:w="1587" w:type="dxa"/>
+          </w:tcPr>
+          <w:p>
+            <w:r>
+              <w:rPr>
+                <w:color w:val="000000"/>
+                <w:sz w:val="20"/>
+              </w:rPr>
+              <w:t>In progress</w:t>
+            </w:r>
+          </w:p>
+        </w:tc>
+      </w:tr>
+      <w:tr>
+        <w:trPr>
+          <w:jc w:val="center"/>
+        </w:trPr>
+        <w:tc>
+          <w:tcPr>
+            <w:tcW w:w="737" w:type="dxa"/>
+          </w:tcPr>
+          <w:p>
+            <w:r>
+              <w:rPr>
+                <w:sz w:val="20"/>
+              </w:rPr>
+              <w:t>m26</w:t>
+            </w:r>
+          </w:p>
+        </w:tc>
+        <w:tc>
+          <w:tcPr>
+            <w:tcW w:w="3402" w:type="dxa"/>
+          </w:tcPr>
+          <w:p>
+            <w:r>
+              <w:rPr>
+                <w:sz w:val="20"/>
+              </w:rPr>
+              <w:t>Uncertainty of transition times.</w:t>
+            </w:r>
+            <w:proofErr w:type="spellStart"/>
+            <w:r>
+              <w:rPr>
+                <w:sz w:val="20"/>
+              </w:rPr>
+            </w:r>
+            <w:proofErr w:type="spellEnd"/>
+            <w:r>
+              <w:rPr>
+                <w:sz w:val="20"/>
+              </w:rPr>
+            </w:r>
+          </w:p>
+        </w:tc>
+        <w:tc>
+          <w:tcPr>
+            <w:tcW w:w="3912" w:type="dxa"/>
+          </w:tcPr>
+          <w:p>
+            <w:r>
+              <w:rPr>
+                <w:i w:val="0"/>
+                <w:color w:val="000000"/>
+                <w:sz w:val="20"/>
+              </w:rPr>
+              <w:t>Not yet quantified; transition times are stated as approximate.</w:t>
+            </w:r>
+            <w:proofErr w:type="spellStart"/>
+            <w:proofErr w:type="spellEnd"/>
+            <w:proofErr w:type="gramStart"/>
+            <w:proofErr w:type="gramEnd"/>
+          </w:p>
+        </w:tc>
+        <w:tc>
+          <w:tcPr>
+            <w:tcW w:w="1587" w:type="dxa"/>
+          </w:tcPr>
+          <w:p>
+            <w:r>
+              <w:rPr>
+                <w:color w:val="000000"/>
+                <w:sz w:val="20"/>
+              </w:rPr>
+              <w:t>Open</w:t>
+            </w:r>
+          </w:p>
+        </w:tc>
+      </w:tr>
+      <w:tr>
+        <w:trPr>
+          <w:jc w:val="center"/>
+        </w:trPr>
+        <w:tc>
+          <w:tcPr>
+            <w:tcW w:w="737" w:type="dxa"/>
+          </w:tcPr>
+          <w:p>
+            <w:r>
+              <w:rPr>
+                <w:sz w:val="20"/>
+              </w:rPr>
+              <w:t>m27</w:t>
+            </w:r>
+          </w:p>
+        </w:tc>
+        <w:tc>
+          <w:tcPr>
+            <w:tcW w:w="3402" w:type="dxa"/>
+          </w:tcPr>
+          <w:p>
+            <w:r>
+              <w:rPr>
+                <w:sz w:val="20"/>
+              </w:rPr>
+              <w:t>Corrosion-rate definition (Fig. 5b).</w:t>
+            </w:r>
+            <w:proofErr w:type="spellStart"/>
+            <w:r>
+              <w:rPr>
+                <w:sz w:val="20"/>
+              </w:rPr>
+            </w:r>
+            <w:proofErr w:type="spellEnd"/>
+            <w:r>
+              <w:rPr>
+                <w:sz w:val="20"/>
+              </w:rPr>
+            </w:r>
+          </w:p>
+        </w:tc>
+        <w:tc>
+          <w:tcPr>
+            <w:tcW w:w="3912" w:type="dxa"/>
+          </w:tcPr>
+          <w:p>
+            <w:r>
+              <w:rPr>
+                <w:i w:val="0"/>
+                <w:color w:val="000000"/>
+                <w:sz w:val="20"/>
+              </w:rPr>
+              <w:t>The plotted rate is from Eq. S1. Whether it is cumulative-average or instantaneous will be stated in the caption. [authors to confirm]</w:t>
+            </w:r>
+            <w:proofErr w:type="spellStart"/>
+            <w:proofErr w:type="spellEnd"/>
+            <w:proofErr w:type="gramStart"/>
+            <w:proofErr w:type="gramEnd"/>
+          </w:p>
+        </w:tc>
+        <w:tc>
+          <w:tcPr>
+            <w:tcW w:w="1587" w:type="dxa"/>
+          </w:tcPr>
+          <w:p>
+            <w:r>
+              <w:rPr>
+                <w:color w:val="000000"/>
+                <w:sz w:val="20"/>
+              </w:rPr>
+              <w:t>In progress</w:t>
+            </w:r>
+          </w:p>
+        </w:tc>
+      </w:tr>
+      <w:tr>
+        <w:trPr>
+          <w:jc w:val="center"/>
+        </w:trPr>
+        <w:tc>
+          <w:tcPr>
+            <w:tcW w:w="737" w:type="dxa"/>
+          </w:tcPr>
+          <w:p>
+            <w:r>
+              <w:rPr>
+                <w:sz w:val="20"/>
+              </w:rPr>
+              <w:t>m28</w:t>
+            </w:r>
+          </w:p>
+        </w:tc>
+        <w:tc>
+          <w:tcPr>
+            <w:tcW w:w="3402" w:type="dxa"/>
+          </w:tcPr>
+          <w:p>
+            <w:r>
+              <w:rPr>
+                <w:sz w:val="20"/>
+              </w:rPr>
+              <w:t>Evolving-area normalization in Eq. S1.</w:t>
+            </w:r>
+            <w:proofErr w:type="spellStart"/>
+            <w:r>
+              <w:rPr>
+                <w:sz w:val="20"/>
+              </w:rPr>
+            </w:r>
+            <w:proofErr w:type="spellEnd"/>
+            <w:r>
+              <w:rPr>
+                <w:sz w:val="20"/>
+              </w:rPr>
+            </w:r>
+          </w:p>
+        </w:tc>
+        <w:tc>
+          <w:tcPr>
+            <w:tcW w:w="3912" w:type="dxa"/>
+          </w:tcPr>
+          <w:p>
+            <w:r>
+              <w:rPr>
+                <w:i w:val="0"/>
+                <w:color w:val="000000"/>
+                <w:sz w:val="20"/>
+              </w:rPr>
+              <w:t>A comparison with initial-area and instantaneous-recession rates is to be added. [authors to supply]</w:t>
+            </w:r>
+            <w:proofErr w:type="spellStart"/>
+            <w:proofErr w:type="spellEnd"/>
+            <w:proofErr w:type="gramStart"/>
+            <w:proofErr w:type="gramEnd"/>
+          </w:p>
+        </w:tc>
+        <w:tc>
+          <w:tcPr>
+            <w:tcW w:w="1587" w:type="dxa"/>
+          </w:tcPr>
+          <w:p>
+            <w:r>
+              <w:rPr>
+                <w:color w:val="000000"/>
+                <w:sz w:val="20"/>
+              </w:rPr>
+              <w:t>Open</w:t>
+            </w:r>
+          </w:p>
+        </w:tc>
+      </w:tr>
+      <w:tr>
+        <w:trPr>
+          <w:jc w:val="center"/>
+        </w:trPr>
+        <w:tc>
+          <w:tcPr>
+            <w:tcW w:w="737" w:type="dxa"/>
+          </w:tcPr>
+          <w:p>
+            <w:r>
+              <w:rPr>
+                <w:sz w:val="20"/>
+              </w:rPr>
+              <w:t>m29</w:t>
+            </w:r>
+          </w:p>
+        </w:tc>
+        <w:tc>
+          <w:tcPr>
+            <w:tcW w:w="3402" w:type="dxa"/>
+          </w:tcPr>
+          <w:p>
+            <w:r>
+              <w:rPr>
+                <w:sz w:val="20"/>
+              </w:rPr>
+              <w:t>State ensemble limitations in the main text.</w:t>
+            </w:r>
+            <w:proofErr w:type="spellStart"/>
+            <w:r>
+              <w:rPr>
+                <w:sz w:val="20"/>
+              </w:rPr>
+            </w:r>
+            <w:proofErr w:type="spellEnd"/>
+            <w:r>
+              <w:rPr>
+                <w:sz w:val="20"/>
+              </w:rPr>
+            </w:r>
+          </w:p>
+        </w:tc>
+        <w:tc>
+          <w:tcPr>
+            <w:tcW w:w="3912" w:type="dxa"/>
+          </w:tcPr>
+          <w:p>
+            <w:r>
+              <w:rPr>
+                <w:i w:val="0"/>
+                <w:color w:val="000000"/>
+                <w:sz w:val="20"/>
+              </w:rPr>
+              <w:t>One sentence will be added: the bands exclude measurement, numerical, structural and boundary-condition uncertainty.</w:t>
+            </w:r>
+            <w:proofErr w:type="spellStart"/>
+            <w:proofErr w:type="spellEnd"/>
+            <w:proofErr w:type="gramStart"/>
+            <w:proofErr w:type="gramEnd"/>
+          </w:p>
+        </w:tc>
+        <w:tc>
+          <w:tcPr>
+            <w:tcW w:w="1587" w:type="dxa"/>
+          </w:tcPr>
+          <w:p>
+            <w:r>
+              <w:rPr>
+                <w:color w:val="000000"/>
+                <w:sz w:val="20"/>
+              </w:rPr>
+              <w:t>In progress</w:t>
+            </w:r>
+          </w:p>
+        </w:tc>
+      </w:tr>
+      <w:tr>
+        <w:trPr>
+          <w:jc w:val="center"/>
+        </w:trPr>
+        <w:tc>
+          <w:tcPr>
+            <w:tcW w:w="737" w:type="dxa"/>
+          </w:tcPr>
+          <w:p>
+            <w:r>
+              <w:rPr>
+                <w:sz w:val="20"/>
+              </w:rPr>
+              <w:t>m30</w:t>
+            </w:r>
+          </w:p>
+        </w:tc>
+        <w:tc>
+          <w:tcPr>
+            <w:tcW w:w="3402" w:type="dxa"/>
+          </w:tcPr>
+          <w:p>
+            <w:r>
+              <w:rPr>
+                <w:sz w:val="20"/>
+              </w:rPr>
+              <w:t>Four of six points in the 95% interval.</w:t>
+            </w:r>
+            <w:proofErr w:type="spellStart"/>
+            <w:r>
+              <w:rPr>
+                <w:sz w:val="20"/>
+              </w:rPr>
+            </w:r>
+            <w:proofErr w:type="spellEnd"/>
+            <w:r>
+              <w:rPr>
+                <w:sz w:val="20"/>
+              </w:rPr>
+            </w:r>
+          </w:p>
+        </w:tc>
+        <w:tc>
+          <w:tcPr>
+            <w:tcW w:w="3912" w:type="dxa"/>
+          </w:tcPr>
+          <w:p>
+            <w:r>
+              <w:rPr>
+                <w:i w:val="0"/>
+                <w:color w:val="000000"/>
+                <w:sz w:val="20"/>
+              </w:rPr>
+              <w:t>The interval is parameter-propagated only, not a predictive interval, so this is expected. The SI wording will make this explicit.</w:t>
+            </w:r>
+            <w:proofErr w:type="spellStart"/>
+            <w:proofErr w:type="spellEnd"/>
+            <w:proofErr w:type="gramStart"/>
+            <w:proofErr w:type="gramEnd"/>
+          </w:p>
+        </w:tc>
+        <w:tc>
+          <w:tcPr>
+            <w:tcW w:w="1587" w:type="dxa"/>
+          </w:tcPr>
+          <w:p>
+            <w:r>
+              <w:rPr>
+                <w:color w:val="000000"/>
+                <w:sz w:val="20"/>
+              </w:rPr>
+              <w:t>In progress</w:t>
+            </w:r>
+          </w:p>
+        </w:tc>
+      </w:tr>
+      <w:tr>
+        <w:trPr>
+          <w:jc w:val="center"/>
+        </w:trPr>
+        <w:tc>
+          <w:tcPr>
+            <w:tcW w:w="737" w:type="dxa"/>
+          </w:tcPr>
+          <w:p>
+            <w:r>
+              <w:rPr>
+                <w:sz w:val="20"/>
+              </w:rPr>
+              <w:t>m31</w:t>
+            </w:r>
+          </w:p>
+        </w:tc>
+        <w:tc>
+          <w:tcPr>
+            <w:tcW w:w="3402" w:type="dxa"/>
+          </w:tcPr>
+          <w:p>
+            <w:r>
+              <w:rPr>
+                <w:sz w:val="20"/>
+              </w:rPr>
+              <w:t>'Rapid convergence' wording.</w:t>
+            </w:r>
+            <w:proofErr w:type="spellStart"/>
+            <w:r>
+              <w:rPr>
+                <w:sz w:val="20"/>
+              </w:rPr>
+            </w:r>
+            <w:proofErr w:type="spellEnd"/>
+            <w:r>
+              <w:rPr>
+                <w:sz w:val="20"/>
+              </w:rPr>
+            </w:r>
+          </w:p>
+        </w:tc>
+        <w:tc>
+          <w:tcPr>
+            <w:tcW w:w="3912" w:type="dxa"/>
+          </w:tcPr>
+          <w:p>
+            <w:r>
+              <w:rPr>
+                <w:i w:val="0"/>
+                <w:color w:val="000000"/>
+                <w:sz w:val="20"/>
+              </w:rPr>
+              <w:t>Removed: 'rapid convergence' and 'distinct optimum' are replaced by a statement that the lowest RMSE was found at iteration 22.</w:t>
+            </w:r>
+            <w:proofErr w:type="spellStart"/>
+            <w:proofErr w:type="spellEnd"/>
+            <w:proofErr w:type="gramStart"/>
+            <w:proofErr w:type="gramEnd"/>
+          </w:p>
+        </w:tc>
+        <w:tc>
+          <w:tcPr>
+            <w:tcW w:w="1587" w:type="dxa"/>
+          </w:tcPr>
+          <w:p>
+            <w:r>
+              <w:rPr>
+                <w:color w:val="000000"/>
+                <w:sz w:val="20"/>
+              </w:rPr>
+              <w:t>Closed</w:t>
+            </w:r>
+          </w:p>
+        </w:tc>
+      </w:tr>
+      <w:tr>
+        <w:trPr>
+          <w:jc w:val="center"/>
+        </w:trPr>
+        <w:tc>
+          <w:tcPr>
+            <w:tcW w:w="737" w:type="dxa"/>
+          </w:tcPr>
+          <w:p>
+            <w:r>
+              <w:rPr>
+                <w:sz w:val="20"/>
+              </w:rPr>
+              <w:t>m32</w:t>
+            </w:r>
+          </w:p>
+        </w:tc>
+        <w:tc>
+          <w:tcPr>
+            <w:tcW w:w="3402" w:type="dxa"/>
+          </w:tcPr>
+          <w:p>
+            <w:r>
+              <w:rPr>
+                <w:sz w:val="20"/>
+              </w:rPr>
+              <w:t>Reproducibility files.</w:t>
+            </w:r>
+            <w:proofErr w:type="spellStart"/>
+            <w:r>
+              <w:rPr>
+                <w:sz w:val="20"/>
+              </w:rPr>
+            </w:r>
+            <w:proofErr w:type="spellEnd"/>
+            <w:r>
+              <w:rPr>
+                <w:sz w:val="20"/>
+              </w:rPr>
+            </w:r>
+          </w:p>
+        </w:tc>
+        <w:tc>
+          <w:tcPr>
+            <w:tcW w:w="3912" w:type="dxa"/>
+          </w:tcPr>
+          <w:p>
+            <w:r>
+              <w:rPr>
+                <w:i w:val="0"/>
+                <w:color w:val="000000"/>
+                <w:sz w:val="20"/>
+              </w:rPr>
+              <w:t>The Zenodo record will include the source code, geometry scripts, parameter files, solver settings, calibration history and seeds. [authors to confirm contents]</w:t>
+            </w:r>
+            <w:proofErr w:type="spellStart"/>
+            <w:proofErr w:type="spellEnd"/>
+            <w:proofErr w:type="gramStart"/>
+            <w:proofErr w:type="gramEnd"/>
+          </w:p>
+        </w:tc>
+        <w:tc>
+          <w:tcPr>
+            <w:tcW w:w="1587" w:type="dxa"/>
+          </w:tcPr>
+          <w:p>
+            <w:r>
+              <w:rPr>
+                <w:color w:val="000000"/>
+                <w:sz w:val="20"/>
+              </w:rPr>
+              <w:t>In progress</w:t>
+            </w:r>
+          </w:p>
+        </w:tc>
+      </w:tr>
+      <w:tr>
+        <w:trPr>
+          <w:jc w:val="center"/>
+        </w:trPr>
+        <w:tc>
+          <w:tcPr>
+            <w:tcW w:w="737" w:type="dxa"/>
+          </w:tcPr>
+          <w:p>
+            <w:r>
+              <w:rPr>
+                <w:sz w:val="20"/>
+              </w:rPr>
+              <w:t>m33</w:t>
+            </w:r>
+          </w:p>
+        </w:tc>
+        <w:tc>
+          <w:tcPr>
+            <w:tcW w:w="3402" w:type="dxa"/>
+          </w:tcPr>
+          <w:p>
+            <w:r>
+              <w:rPr>
+                <w:sz w:val="20"/>
+              </w:rPr>
+              <w:t>Hardware details.</w:t>
+            </w:r>
+            <w:proofErr w:type="spellStart"/>
+            <w:r>
+              <w:rPr>
+                <w:sz w:val="20"/>
+              </w:rPr>
+            </w:r>
+            <w:proofErr w:type="spellEnd"/>
+            <w:r>
+              <w:rPr>
+                <w:sz w:val="20"/>
+              </w:rPr>
+            </w:r>
+          </w:p>
+        </w:tc>
+        <w:tc>
+          <w:tcPr>
+            <w:tcW w:w="3912" w:type="dxa"/>
+          </w:tcPr>
+          <w:p>
+            <w:r>
+              <w:rPr>
+                <w:i w:val="0"/>
+                <w:color w:val="000000"/>
+                <w:sz w:val="20"/>
+              </w:rPr>
+              <w:t>[authors to supply processor, memory, nodes, interconnect]</w:t>
+            </w:r>
+            <w:proofErr w:type="spellStart"/>
+            <w:proofErr w:type="spellEnd"/>
+            <w:proofErr w:type="gramStart"/>
+            <w:proofErr w:type="gramEnd"/>
+          </w:p>
+        </w:tc>
+        <w:tc>
+          <w:tcPr>
+            <w:tcW w:w="1587" w:type="dxa"/>
+          </w:tcPr>
+          <w:p>
+            <w:r>
+              <w:rPr>
+                <w:color w:val="000000"/>
+                <w:sz w:val="20"/>
+              </w:rPr>
+              <w:t>Open</w:t>
+            </w:r>
+          </w:p>
+        </w:tc>
+      </w:tr>
+      <w:tr>
+        <w:trPr>
+          <w:jc w:val="center"/>
+        </w:trPr>
+        <w:tc>
+          <w:tcPr>
+            <w:tcW w:w="737" w:type="dxa"/>
+          </w:tcPr>
+          <w:p>
+            <w:r>
+              <w:rPr>
+                <w:sz w:val="20"/>
+              </w:rPr>
+              <w:t>m34</w:t>
+            </w:r>
+          </w:p>
+        </w:tc>
+        <w:tc>
+          <w:tcPr>
+            <w:tcW w:w="3402" w:type="dxa"/>
+          </w:tcPr>
+          <w:p>
+            <w:r>
+              <w:rPr>
+                <w:sz w:val="20"/>
+              </w:rPr>
+              <w:t>Average DOF per process.</w:t>
+            </w:r>
+            <w:proofErr w:type="spellStart"/>
+            <w:r>
+              <w:rPr>
+                <w:sz w:val="20"/>
+              </w:rPr>
+            </w:r>
+            <w:proofErr w:type="spellEnd"/>
+            <w:r>
+              <w:rPr>
+                <w:sz w:val="20"/>
+              </w:rPr>
+            </w:r>
+          </w:p>
+        </w:tc>
+        <w:tc>
+          <w:tcPr>
+            <w:tcW w:w="3912" w:type="dxa"/>
+          </w:tcPr>
+          <w:p>
+            <w:r>
+              <w:rPr>
+                <w:i w:val="0"/>
+                <w:color w:val="000000"/>
+                <w:sz w:val="20"/>
+              </w:rPr>
+              <w:t>The values are per scalar field (about vertices ÷ processes). The Table S4 label will say so. [authors to confirm]</w:t>
+            </w:r>
+            <w:proofErr w:type="spellStart"/>
+            <w:proofErr w:type="spellEnd"/>
+            <w:proofErr w:type="gramStart"/>
+            <w:proofErr w:type="gramEnd"/>
+          </w:p>
+        </w:tc>
+        <w:tc>
+          <w:tcPr>
+            <w:tcW w:w="1587" w:type="dxa"/>
+          </w:tcPr>
+          <w:p>
+            <w:r>
+              <w:rPr>
+                <w:color w:val="000000"/>
+                <w:sz w:val="20"/>
+              </w:rPr>
+              <w:t>In progress</w:t>
+            </w:r>
+          </w:p>
+        </w:tc>
+      </w:tr>
+      <w:tr>
+        <w:trPr>
+          <w:jc w:val="center"/>
+        </w:trPr>
+        <w:tc>
+          <w:tcPr>
+            <w:tcW w:w="737" w:type="dxa"/>
+          </w:tcPr>
+          <w:p>
+            <w:r>
+              <w:rPr>
+                <w:sz w:val="20"/>
+              </w:rPr>
+              <w:t>m35</w:t>
+            </w:r>
+          </w:p>
+        </w:tc>
+        <w:tc>
+          <w:tcPr>
+            <w:tcW w:w="3402" w:type="dxa"/>
+          </w:tcPr>
+          <w:p>
+            <w:r>
+              <w:rPr>
+                <w:sz w:val="20"/>
+              </w:rPr>
+              <w:t>Solver coupling.</w:t>
+            </w:r>
+            <w:proofErr w:type="spellStart"/>
+            <w:r>
+              <w:rPr>
+                <w:sz w:val="20"/>
+              </w:rPr>
+            </w:r>
+            <w:proofErr w:type="spellEnd"/>
+            <w:r>
+              <w:rPr>
+                <w:sz w:val="20"/>
+              </w:rPr>
+            </w:r>
+          </w:p>
+        </w:tc>
+        <w:tc>
+          <w:tcPr>
+            <w:tcW w:w="3912" w:type="dxa"/>
+          </w:tcPr>
+          <w:p>
+            <w:r>
+              <w:rPr>
+                <w:i w:val="0"/>
+                <w:color w:val="000000"/>
+                <w:sz w:val="20"/>
+              </w:rPr>
+              <w:t>[authors to describe: monolithic or sequential, iteration order, criteria]</w:t>
+            </w:r>
+            <w:proofErr w:type="spellStart"/>
+            <w:proofErr w:type="spellEnd"/>
+            <w:proofErr w:type="gramStart"/>
+            <w:proofErr w:type="gramEnd"/>
+          </w:p>
+        </w:tc>
+        <w:tc>
+          <w:tcPr>
+            <w:tcW w:w="1587" w:type="dxa"/>
+          </w:tcPr>
+          <w:p>
+            <w:r>
+              <w:rPr>
+                <w:color w:val="000000"/>
+                <w:sz w:val="20"/>
+              </w:rPr>
+              <w:t>Open</w:t>
+            </w:r>
+          </w:p>
+        </w:tc>
+      </w:tr>
+      <w:tr>
+        <w:trPr>
+          <w:jc w:val="center"/>
+        </w:trPr>
+        <w:tc>
+          <w:tcPr>
+            <w:tcW w:w="737" w:type="dxa"/>
+          </w:tcPr>
+          <w:p>
+            <w:r>
+              <w:rPr>
+                <w:sz w:val="20"/>
+              </w:rPr>
+              <w:t>m36</w:t>
+            </w:r>
+          </w:p>
+        </w:tc>
+        <w:tc>
+          <w:tcPr>
+            <w:tcW w:w="3402" w:type="dxa"/>
+          </w:tcPr>
+          <w:p>
+            <w:r>
+              <w:rPr>
+                <w:sz w:val="20"/>
+              </w:rPr>
+              <w:t>Nonlinear convergence behaviour.</w:t>
+            </w:r>
+            <w:proofErr w:type="spellStart"/>
+            <w:r>
+              <w:rPr>
+                <w:sz w:val="20"/>
+              </w:rPr>
+            </w:r>
+            <w:proofErr w:type="spellEnd"/>
+            <w:r>
+              <w:rPr>
+                <w:sz w:val="20"/>
+              </w:rPr>
+            </w:r>
+          </w:p>
+        </w:tc>
+        <w:tc>
+          <w:tcPr>
+            <w:tcW w:w="3912" w:type="dxa"/>
+          </w:tcPr>
+          <w:p>
+            <w:r>
+              <w:rPr>
+                <w:i w:val="0"/>
+                <w:color w:val="000000"/>
+                <w:sz w:val="20"/>
+              </w:rPr>
+              <w:t>[authors to supply typical iteration counts and any time-step reductions]</w:t>
+            </w:r>
+            <w:proofErr w:type="spellStart"/>
+            <w:proofErr w:type="spellEnd"/>
+            <w:proofErr w:type="gramStart"/>
+            <w:proofErr w:type="gramEnd"/>
+          </w:p>
+        </w:tc>
+        <w:tc>
+          <w:tcPr>
+            <w:tcW w:w="1587" w:type="dxa"/>
+          </w:tcPr>
+          <w:p>
+            <w:r>
+              <w:rPr>
+                <w:color w:val="000000"/>
+                <w:sz w:val="20"/>
+              </w:rPr>
+              <w:t>Open</w:t>
+            </w:r>
+          </w:p>
+        </w:tc>
+      </w:tr>
+      <w:tr>
+        <w:trPr>
+          <w:jc w:val="center"/>
+        </w:trPr>
+        <w:tc>
+          <w:tcPr>
+            <w:tcW w:w="737" w:type="dxa"/>
+          </w:tcPr>
+          <w:p>
+            <w:r>
+              <w:rPr>
+                <w:sz w:val="20"/>
+              </w:rPr>
+              <w:t>m37</w:t>
+            </w:r>
+          </w:p>
+        </w:tc>
+        <w:tc>
+          <w:tcPr>
+            <w:tcW w:w="3402" w:type="dxa"/>
+          </w:tcPr>
+          <w:p>
+            <w:r>
+              <w:rPr>
+                <w:sz w:val="20"/>
+              </w:rPr>
+              <w:t>Define the two RMSE values.</w:t>
+            </w:r>
+            <w:proofErr w:type="spellStart"/>
+            <w:r>
+              <w:rPr>
+                <w:sz w:val="20"/>
+              </w:rPr>
+            </w:r>
+            <w:proofErr w:type="spellEnd"/>
+            <w:r>
+              <w:rPr>
+                <w:sz w:val="20"/>
+              </w:rPr>
+            </w:r>
+          </w:p>
+        </w:tc>
+        <w:tc>
+          <w:tcPr>
+            <w:tcW w:w="3912" w:type="dxa"/>
+          </w:tcPr>
+          <w:p>
+            <w:r>
+              <w:rPr>
+                <w:i w:val="0"/>
+                <w:color w:val="000000"/>
+                <w:sz w:val="20"/>
+              </w:rPr>
+              <w:t>Both are RMSE of mass loss in percentage points (same formula, Eq. in SI S5).</w:t>
+            </w:r>
+            <w:proofErr w:type="spellStart"/>
+            <w:proofErr w:type="spellEnd"/>
+            <w:proofErr w:type="gramStart"/>
+            <w:proofErr w:type="gramEnd"/>
+          </w:p>
+        </w:tc>
+        <w:tc>
+          <w:tcPr>
+            <w:tcW w:w="1587" w:type="dxa"/>
+          </w:tcPr>
+          <w:p>
+            <w:r>
+              <w:rPr>
+                <w:color w:val="000000"/>
+                <w:sz w:val="20"/>
+              </w:rPr>
+              <w:t>Closed</w:t>
+            </w:r>
+          </w:p>
+        </w:tc>
+      </w:tr>
+      <w:tr>
+        <w:trPr>
+          <w:jc w:val="center"/>
+        </w:trPr>
+        <w:tc>
+          <w:tcPr>
+            <w:tcW w:w="737" w:type="dxa"/>
+          </w:tcPr>
+          <w:p>
+            <w:r>
+              <w:rPr>
+                <w:sz w:val="20"/>
+              </w:rPr>
+              <w:t>m38</w:t>
+            </w:r>
+          </w:p>
+        </w:tc>
+        <w:tc>
+          <w:tcPr>
+            <w:tcW w:w="3402" w:type="dxa"/>
+          </w:tcPr>
+          <w:p>
+            <w:r>
+              <w:rPr>
+                <w:sz w:val="20"/>
+              </w:rPr>
+              <w:t>Percentage ambiguity.</w:t>
+            </w:r>
+            <w:proofErr w:type="spellStart"/>
+            <w:r>
+              <w:rPr>
+                <w:sz w:val="20"/>
+              </w:rPr>
+            </w:r>
+            <w:proofErr w:type="spellEnd"/>
+            <w:r>
+              <w:rPr>
+                <w:sz w:val="20"/>
+              </w:rPr>
+            </w:r>
+          </w:p>
+        </w:tc>
+        <w:tc>
+          <w:tcPr>
+            <w:tcW w:w="3912" w:type="dxa"/>
+          </w:tcPr>
+          <w:p>
+            <w:r>
+              <w:rPr>
+                <w:i w:val="0"/>
+                <w:color w:val="000000"/>
+                <w:sz w:val="20"/>
+              </w:rPr>
+              <w:t>Errors are in percentage points; the labels will say so.</w:t>
+            </w:r>
+            <w:proofErr w:type="spellStart"/>
+            <w:proofErr w:type="spellEnd"/>
+            <w:proofErr w:type="gramStart"/>
+            <w:proofErr w:type="gramEnd"/>
+          </w:p>
+        </w:tc>
+        <w:tc>
+          <w:tcPr>
+            <w:tcW w:w="1587" w:type="dxa"/>
+          </w:tcPr>
+          <w:p>
+            <w:r>
+              <w:rPr>
+                <w:color w:val="000000"/>
+                <w:sz w:val="20"/>
+              </w:rPr>
+              <w:t>In progress</w:t>
+            </w:r>
+          </w:p>
+        </w:tc>
+      </w:tr>
+      <w:tr>
+        <w:trPr>
+          <w:jc w:val="center"/>
+        </w:trPr>
+        <w:tc>
+          <w:tcPr>
+            <w:tcW w:w="737" w:type="dxa"/>
+          </w:tcPr>
+          <w:p>
+            <w:r>
+              <w:rPr>
+                <w:sz w:val="20"/>
+              </w:rPr>
+              <w:t>m39</w:t>
+            </w:r>
+          </w:p>
+        </w:tc>
+        <w:tc>
+          <w:tcPr>
+            <w:tcW w:w="3402" w:type="dxa"/>
+          </w:tcPr>
+          <w:p>
+            <w:r>
+              <w:rPr>
+                <w:sz w:val="20"/>
+              </w:rPr>
+              <w:t>Show individual data points.</w:t>
+            </w:r>
+            <w:proofErr w:type="spellStart"/>
+            <w:r>
+              <w:rPr>
+                <w:sz w:val="20"/>
+              </w:rPr>
+            </w:r>
+            <w:proofErr w:type="spellEnd"/>
+            <w:r>
+              <w:rPr>
+                <w:sz w:val="20"/>
+              </w:rPr>
+            </w:r>
+          </w:p>
+        </w:tc>
+        <w:tc>
+          <w:tcPr>
+            <w:tcW w:w="3912" w:type="dxa"/>
+          </w:tcPr>
+          <w:p>
+            <w:r>
+              <w:rPr>
+                <w:i w:val="0"/>
+                <w:color w:val="000000"/>
+                <w:sz w:val="20"/>
+              </w:rPr>
+              <w:t>The three replicates per time point are in the source data (Fig. 5a,b); a figure with individual points can be added.</w:t>
+            </w:r>
+            <w:proofErr w:type="spellStart"/>
+            <w:proofErr w:type="spellEnd"/>
+            <w:proofErr w:type="gramStart"/>
+            <w:proofErr w:type="gramEnd"/>
+          </w:p>
+        </w:tc>
+        <w:tc>
+          <w:tcPr>
+            <w:tcW w:w="1587" w:type="dxa"/>
+          </w:tcPr>
+          <w:p>
+            <w:r>
+              <w:rPr>
+                <w:color w:val="000000"/>
+                <w:sz w:val="20"/>
+              </w:rPr>
+              <w:t>In progress</w:t>
+            </w:r>
+          </w:p>
+        </w:tc>
+      </w:tr>
+      <w:tr>
+        <w:trPr>
+          <w:jc w:val="center"/>
+        </w:trPr>
+        <w:tc>
+          <w:tcPr>
+            <w:tcW w:w="737" w:type="dxa"/>
+          </w:tcPr>
+          <w:p>
+            <w:r>
+              <w:rPr>
+                <w:sz w:val="20"/>
+              </w:rPr>
+              <w:t>m40</w:t>
+            </w:r>
+          </w:p>
+        </w:tc>
+        <w:tc>
+          <w:tcPr>
+            <w:tcW w:w="3402" w:type="dxa"/>
+          </w:tcPr>
+          <w:p>
+            <w:r>
+              <w:rPr>
+                <w:sz w:val="20"/>
+              </w:rPr>
+              <w:t>Label validated vs literature comparisons in Fig. 5.</w:t>
+            </w:r>
+            <w:proofErr w:type="spellStart"/>
+            <w:r>
+              <w:rPr>
+                <w:sz w:val="20"/>
+              </w:rPr>
+            </w:r>
+            <w:proofErr w:type="spellEnd"/>
+            <w:r>
+              <w:rPr>
+                <w:sz w:val="20"/>
+              </w:rPr>
+            </w:r>
+          </w:p>
+        </w:tc>
+        <w:tc>
+          <w:tcPr>
+            <w:tcW w:w="3912" w:type="dxa"/>
+          </w:tcPr>
+          <w:p>
+            <w:r>
+              <w:rPr>
+                <w:i w:val="0"/>
+                <w:color w:val="000000"/>
+                <w:sz w:val="20"/>
+              </w:rPr>
+              <w:t>Panels a–b are independent validation; panels e–f are out-of-objective literature comparisons. The caption will say so.</w:t>
+            </w:r>
+            <w:proofErr w:type="spellStart"/>
+            <w:proofErr w:type="spellEnd"/>
+            <w:proofErr w:type="gramStart"/>
+            <w:proofErr w:type="gramEnd"/>
+          </w:p>
+        </w:tc>
+        <w:tc>
+          <w:tcPr>
+            <w:tcW w:w="1587" w:type="dxa"/>
+          </w:tcPr>
+          <w:p>
+            <w:r>
+              <w:rPr>
+                <w:color w:val="000000"/>
+                <w:sz w:val="20"/>
+              </w:rPr>
+              <w:t>In progress</w:t>
+            </w:r>
+          </w:p>
+        </w:tc>
+      </w:tr>
+      <w:tr>
+        <w:trPr>
+          <w:jc w:val="center"/>
+        </w:trPr>
+        <w:tc>
+          <w:tcPr>
+            <w:tcW w:w="737" w:type="dxa"/>
+          </w:tcPr>
+          <w:p>
+            <w:r>
+              <w:rPr>
+                <w:sz w:val="20"/>
+              </w:rPr>
+              <w:t>m41</w:t>
+            </w:r>
+          </w:p>
+        </w:tc>
+        <w:tc>
+          <w:tcPr>
+            <w:tcW w:w="3402" w:type="dxa"/>
+          </w:tcPr>
+          <w:p>
+            <w:r>
+              <w:rPr>
+                <w:sz w:val="20"/>
+              </w:rPr>
+              <w:t>Scale bars and colour limits.</w:t>
+            </w:r>
+            <w:proofErr w:type="spellStart"/>
+            <w:r>
+              <w:rPr>
+                <w:sz w:val="20"/>
+              </w:rPr>
+            </w:r>
+            <w:proofErr w:type="spellEnd"/>
+            <w:r>
+              <w:rPr>
+                <w:sz w:val="20"/>
+              </w:rPr>
+            </w:r>
+          </w:p>
+        </w:tc>
+        <w:tc>
+          <w:tcPr>
+            <w:tcW w:w="3912" w:type="dxa"/>
+          </w:tcPr>
+          <w:p>
+            <w:r>
+              <w:rPr>
+                <w:i w:val="0"/>
+                <w:color w:val="000000"/>
+                <w:sz w:val="20"/>
+              </w:rPr>
+              <w:t>[authors to update figures]</w:t>
+            </w:r>
+            <w:proofErr w:type="spellStart"/>
+            <w:proofErr w:type="spellEnd"/>
+            <w:proofErr w:type="gramStart"/>
+            <w:proofErr w:type="gramEnd"/>
+          </w:p>
+        </w:tc>
+        <w:tc>
+          <w:tcPr>
+            <w:tcW w:w="1587" w:type="dxa"/>
+          </w:tcPr>
+          <w:p>
+            <w:r>
+              <w:rPr>
+                <w:color w:val="000000"/>
+                <w:sz w:val="20"/>
+              </w:rPr>
+              <w:t>Open</w:t>
+            </w:r>
+          </w:p>
+        </w:tc>
+      </w:tr>
+      <w:tr>
+        <w:trPr>
+          <w:jc w:val="center"/>
+        </w:trPr>
+        <w:tc>
+          <w:tcPr>
+            <w:tcW w:w="737" w:type="dxa"/>
+          </w:tcPr>
+          <w:p>
+            <w:r>
+              <w:rPr>
+                <w:sz w:val="20"/>
+              </w:rPr>
+              <w:t>m42</w:t>
+            </w:r>
+          </w:p>
+        </w:tc>
+        <w:tc>
+          <w:tcPr>
+            <w:tcW w:w="3402" w:type="dxa"/>
+          </w:tcPr>
+          <w:p>
+            <w:r>
+              <w:rPr>
+                <w:sz w:val="20"/>
+              </w:rPr>
+              <w:t>How penetration depth is extracted.</w:t>
+            </w:r>
+            <w:proofErr w:type="spellStart"/>
+            <w:r>
+              <w:rPr>
+                <w:sz w:val="20"/>
+              </w:rPr>
+            </w:r>
+            <w:proofErr w:type="spellEnd"/>
+            <w:r>
+              <w:rPr>
+                <w:sz w:val="20"/>
+              </w:rPr>
+            </w:r>
+          </w:p>
+        </w:tc>
+        <w:tc>
+          <w:tcPr>
+            <w:tcW w:w="3912" w:type="dxa"/>
+          </w:tcPr>
+          <w:p>
+            <w:r>
+              <w:rPr>
+                <w:i w:val="0"/>
+                <w:color w:val="000000"/>
+                <w:sz w:val="20"/>
+              </w:rPr>
+              <w:t>[authors to describe the extraction from the level set]</w:t>
+            </w:r>
+            <w:proofErr w:type="spellStart"/>
+            <w:proofErr w:type="spellEnd"/>
+            <w:proofErr w:type="gramStart"/>
+            <w:proofErr w:type="gramEnd"/>
+          </w:p>
+        </w:tc>
+        <w:tc>
+          <w:tcPr>
+            <w:tcW w:w="1587" w:type="dxa"/>
+          </w:tcPr>
+          <w:p>
+            <w:r>
+              <w:rPr>
+                <w:color w:val="000000"/>
+                <w:sz w:val="20"/>
+              </w:rPr>
+              <w:t>Open</w:t>
+            </w:r>
+          </w:p>
+        </w:tc>
+      </w:tr>
+      <w:tr>
+        <w:trPr>
+          <w:jc w:val="center"/>
+        </w:trPr>
+        <w:tc>
+          <w:tcPr>
+            <w:tcW w:w="737" w:type="dxa"/>
+          </w:tcPr>
+          <w:p>
+            <w:r>
+              <w:rPr>
+                <w:sz w:val="20"/>
+              </w:rPr>
+              <w:t>m43</w:t>
+            </w:r>
+          </w:p>
+        </w:tc>
+        <w:tc>
+          <w:tcPr>
+            <w:tcW w:w="3402" w:type="dxa"/>
+          </w:tcPr>
+          <w:p>
+            <w:r>
+              <w:rPr>
+                <w:sz w:val="20"/>
+              </w:rPr>
+              <w:t>Report numerator and denominator of ratios.</w:t>
+            </w:r>
+            <w:proofErr w:type="spellStart"/>
+            <w:r>
+              <w:rPr>
+                <w:sz w:val="20"/>
+              </w:rPr>
+            </w:r>
+            <w:proofErr w:type="spellEnd"/>
+            <w:r>
+              <w:rPr>
+                <w:sz w:val="20"/>
+              </w:rPr>
+            </w:r>
+          </w:p>
+        </w:tc>
+        <w:tc>
+          <w:tcPr>
+            <w:tcW w:w="3912" w:type="dxa"/>
+          </w:tcPr>
+          <w:p>
+            <w:r>
+              <w:rPr>
+                <w:i w:val="0"/>
+                <w:color w:val="000000"/>
+                <w:sz w:val="20"/>
+              </w:rPr>
+              <w:t>150° arc: outer 3.72 µm and inner 0.28 µm (13.2×); stent crown: 8.55 and 4.76 µm (1.8×) (B4.3). The values will be added to the Fig. 8d caption.</w:t>
+            </w:r>
+            <w:proofErr w:type="spellStart"/>
+            <w:proofErr w:type="spellEnd"/>
+            <w:proofErr w:type="gramStart"/>
+            <w:proofErr w:type="gramEnd"/>
+          </w:p>
+        </w:tc>
+        <w:tc>
+          <w:tcPr>
+            <w:tcW w:w="1587" w:type="dxa"/>
+          </w:tcPr>
+          <w:p>
+            <w:r>
+              <w:rPr>
+                <w:color w:val="000000"/>
+                <w:sz w:val="20"/>
+              </w:rPr>
+              <w:t>In progress</w:t>
+            </w:r>
+          </w:p>
+        </w:tc>
+      </w:tr>
+      <w:tr>
+        <w:trPr>
+          <w:jc w:val="center"/>
+        </w:trPr>
+        <w:tc>
+          <w:tcPr>
+            <w:tcW w:w="737" w:type="dxa"/>
+          </w:tcPr>
+          <w:p>
+            <w:r>
+              <w:rPr>
+                <w:sz w:val="20"/>
+              </w:rPr>
+              <w:t>m44</w:t>
+            </w:r>
+          </w:p>
+        </w:tc>
+        <w:tc>
+          <w:tcPr>
+            <w:tcW w:w="3402" w:type="dxa"/>
+          </w:tcPr>
+          <w:p>
+            <w:r>
+              <w:rPr>
+                <w:sz w:val="20"/>
+              </w:rPr>
+              <w:t>Resolution of µm penetration with 5 µm elements.</w:t>
+            </w:r>
+            <w:proofErr w:type="spellStart"/>
+            <w:r>
+              <w:rPr>
+                <w:sz w:val="20"/>
+              </w:rPr>
+            </w:r>
+            <w:proofErr w:type="spellEnd"/>
+            <w:r>
+              <w:rPr>
+                <w:sz w:val="20"/>
+              </w:rPr>
+            </w:r>
+          </w:p>
+        </w:tc>
+        <w:tc>
+          <w:tcPr>
+            <w:tcW w:w="3912" w:type="dxa"/>
+          </w:tcPr>
+          <w:p>
+            <w:r>
+              <w:rPr>
+                <w:i w:val="0"/>
+                <w:color w:val="000000"/>
+                <w:sz w:val="20"/>
+              </w:rPr>
+              <w:t>The interface is a sub-element zero contour of a P1 function, and the conclusions use integrated quantities and outer/inner differences of several µm (B2.2). A local-penetration convergence run with a finer mesh is needed to confirm differences below about 1 µm. [authors to supply]</w:t>
+            </w:r>
+            <w:proofErr w:type="spellStart"/>
+            <w:proofErr w:type="spellEnd"/>
+            <w:proofErr w:type="gramStart"/>
+            <w:proofErr w:type="gramEnd"/>
+          </w:p>
+        </w:tc>
+        <w:tc>
+          <w:tcPr>
+            <w:tcW w:w="1587" w:type="dxa"/>
+          </w:tcPr>
+          <w:p>
+            <w:r>
+              <w:rPr>
+                <w:color w:val="000000"/>
+                <w:sz w:val="20"/>
+              </w:rPr>
+              <w:t>Open</w:t>
+            </w:r>
+          </w:p>
+        </w:tc>
+      </w:tr>
+      <w:tr>
+        <w:trPr>
+          <w:jc w:val="center"/>
+        </w:trPr>
+        <w:tc>
+          <w:tcPr>
+            <w:tcW w:w="737" w:type="dxa"/>
+          </w:tcPr>
+          <w:p>
+            <w:r>
+              <w:rPr>
+                <w:sz w:val="20"/>
+              </w:rPr>
+              <w:t>m45</w:t>
+            </w:r>
+          </w:p>
+        </w:tc>
+        <w:tc>
+          <w:tcPr>
+            <w:tcW w:w="3402" w:type="dxa"/>
+          </w:tcPr>
+          <w:p>
+            <w:r>
+              <w:rPr>
+                <w:sz w:val="20"/>
+              </w:rPr>
+              <w:t>Local penetration convergence study.</w:t>
+            </w:r>
+            <w:proofErr w:type="spellStart"/>
+            <w:r>
+              <w:rPr>
+                <w:sz w:val="20"/>
+              </w:rPr>
+            </w:r>
+            <w:proofErr w:type="spellEnd"/>
+            <w:r>
+              <w:rPr>
+                <w:sz w:val="20"/>
+              </w:rPr>
+            </w:r>
+          </w:p>
+        </w:tc>
+        <w:tc>
+          <w:tcPr>
+            <w:tcW w:w="3912" w:type="dxa"/>
+          </w:tcPr>
+          <w:p>
+            <w:r>
+              <w:rPr>
+                <w:i w:val="0"/>
+                <w:color w:val="000000"/>
+                <w:sz w:val="20"/>
+              </w:rPr>
+              <w:t>As m44: not yet run.</w:t>
+            </w:r>
+            <w:proofErr w:type="spellStart"/>
+            <w:proofErr w:type="spellEnd"/>
+            <w:proofErr w:type="gramStart"/>
+            <w:proofErr w:type="gramEnd"/>
+          </w:p>
+        </w:tc>
+        <w:tc>
+          <w:tcPr>
+            <w:tcW w:w="1587" w:type="dxa"/>
+          </w:tcPr>
+          <w:p>
+            <w:r>
+              <w:rPr>
+                <w:color w:val="000000"/>
+                <w:sz w:val="20"/>
+              </w:rPr>
+              <w:t>Open</w:t>
+            </w:r>
+          </w:p>
+        </w:tc>
+      </w:tr>
+      <w:tr>
+        <w:trPr>
+          <w:jc w:val="center"/>
+        </w:trPr>
+        <w:tc>
+          <w:tcPr>
+            <w:tcW w:w="737" w:type="dxa"/>
+          </w:tcPr>
+          <w:p>
+            <w:r>
+              <w:rPr>
+                <w:sz w:val="20"/>
+              </w:rPr>
+              <w:t>m46</w:t>
+            </w:r>
+          </w:p>
+        </w:tc>
+        <w:tc>
+          <w:tcPr>
+            <w:tcW w:w="3402" w:type="dxa"/>
+          </w:tcPr>
+          <w:p>
+            <w:r>
+              <w:rPr>
+                <w:sz w:val="20"/>
+              </w:rPr>
+              <w:t>Describe the stent as an idealized ring.</w:t>
+            </w:r>
+            <w:proofErr w:type="spellStart"/>
+            <w:r>
+              <w:rPr>
+                <w:sz w:val="20"/>
+              </w:rPr>
+            </w:r>
+            <w:proofErr w:type="spellEnd"/>
+            <w:r>
+              <w:rPr>
+                <w:sz w:val="20"/>
+              </w:rPr>
+            </w:r>
+          </w:p>
+        </w:tc>
+        <w:tc>
+          <w:tcPr>
+            <w:tcW w:w="3912" w:type="dxa"/>
+          </w:tcPr>
+          <w:p>
+            <w:r>
+              <w:rPr>
+                <w:i w:val="0"/>
+                <w:color w:val="000000"/>
+                <w:sz w:val="20"/>
+              </w:rPr>
+              <w:t>The geometry is a single-ring, six-crown idealized stent (Fig. S3c); the text will say 'idealized six-crown stent ring'.</w:t>
+            </w:r>
+            <w:proofErr w:type="spellStart"/>
+            <w:proofErr w:type="spellEnd"/>
+            <w:proofErr w:type="gramStart"/>
+            <w:proofErr w:type="gramEnd"/>
+          </w:p>
+        </w:tc>
+        <w:tc>
+          <w:tcPr>
+            <w:tcW w:w="1587" w:type="dxa"/>
+          </w:tcPr>
+          <w:p>
+            <w:r>
+              <w:rPr>
+                <w:color w:val="000000"/>
+                <w:sz w:val="20"/>
+              </w:rPr>
+              <w:t>In progress</w:t>
+            </w:r>
+          </w:p>
+        </w:tc>
+      </w:tr>
+      <w:tr>
+        <w:trPr>
+          <w:jc w:val="center"/>
+        </w:trPr>
+        <w:tc>
+          <w:tcPr>
+            <w:tcW w:w="737" w:type="dxa"/>
+          </w:tcPr>
+          <w:p>
+            <w:r>
+              <w:rPr>
+                <w:sz w:val="20"/>
+              </w:rPr>
+              <w:t>m47</w:t>
+            </w:r>
+          </w:p>
+        </w:tc>
+        <w:tc>
+          <w:tcPr>
+            <w:tcW w:w="3402" w:type="dxa"/>
+          </w:tcPr>
+          <w:p>
+            <w:r>
+              <w:rPr>
+                <w:sz w:val="20"/>
+              </w:rPr>
+              <w:t>Do not imply mechanical failure results.</w:t>
+            </w:r>
+            <w:proofErr w:type="spellStart"/>
+            <w:r>
+              <w:rPr>
+                <w:sz w:val="20"/>
+              </w:rPr>
+            </w:r>
+            <w:proofErr w:type="spellEnd"/>
+            <w:r>
+              <w:rPr>
+                <w:sz w:val="20"/>
+              </w:rPr>
+            </w:r>
+          </w:p>
+        </w:tc>
+        <w:tc>
+          <w:tcPr>
+            <w:tcW w:w="3912" w:type="dxa"/>
+          </w:tcPr>
+          <w:p>
+            <w:r>
+              <w:rPr>
+                <w:i w:val="0"/>
+                <w:color w:val="000000"/>
+                <w:sz w:val="20"/>
+              </w:rPr>
+              <w:t>No mechanical analysis is performed; statements on thinning and failure are hypotheses and will be worded accordingly.</w:t>
+            </w:r>
+            <w:proofErr w:type="spellStart"/>
+            <w:proofErr w:type="spellEnd"/>
+            <w:proofErr w:type="gramStart"/>
+            <w:proofErr w:type="gramEnd"/>
+          </w:p>
+        </w:tc>
+        <w:tc>
+          <w:tcPr>
+            <w:tcW w:w="1587" w:type="dxa"/>
+          </w:tcPr>
+          <w:p>
+            <w:r>
+              <w:rPr>
+                <w:color w:val="000000"/>
+                <w:sz w:val="20"/>
+              </w:rPr>
+              <w:t>In progress</w:t>
+            </w:r>
+          </w:p>
+        </w:tc>
+      </w:tr>
+      <w:tr>
+        <w:trPr>
+          <w:jc w:val="center"/>
+        </w:trPr>
+        <w:tc>
+          <w:tcPr>
+            <w:tcW w:w="737" w:type="dxa"/>
+          </w:tcPr>
+          <w:p>
+            <w:r>
+              <w:rPr>
+                <w:sz w:val="20"/>
+              </w:rPr>
+              <w:t>m48</w:t>
+            </w:r>
+          </w:p>
+        </w:tc>
+        <w:tc>
+          <w:tcPr>
+            <w:tcW w:w="3402" w:type="dxa"/>
+          </w:tcPr>
+          <w:p>
+            <w:r>
+              <w:rPr>
+                <w:sz w:val="20"/>
+              </w:rPr>
+              <w:t>Abstract: stent result is a geometry-transfer demonstration.</w:t>
+            </w:r>
+            <w:proofErr w:type="spellStart"/>
+            <w:r>
+              <w:rPr>
+                <w:sz w:val="20"/>
+              </w:rPr>
+            </w:r>
+            <w:proofErr w:type="spellEnd"/>
+            <w:r>
+              <w:rPr>
+                <w:sz w:val="20"/>
+              </w:rPr>
+            </w:r>
+          </w:p>
+        </w:tc>
+        <w:tc>
+          <w:tcPr>
+            <w:tcW w:w="3912" w:type="dxa"/>
+          </w:tcPr>
+          <w:p>
+            <w:r>
+              <w:rPr>
+                <w:i w:val="0"/>
+                <w:color w:val="000000"/>
+                <w:sz w:val="20"/>
+              </w:rPr>
+              <w:t>The Abstract states 'same order of magnitude as reported in vivo observations'; the Limitations state it is a demonstration, not formal validation.</w:t>
+            </w:r>
+            <w:proofErr w:type="spellStart"/>
+            <w:proofErr w:type="spellEnd"/>
+            <w:proofErr w:type="gramStart"/>
+            <w:proofErr w:type="gramEnd"/>
+          </w:p>
+        </w:tc>
+        <w:tc>
+          <w:tcPr>
+            <w:tcW w:w="1587" w:type="dxa"/>
+          </w:tcPr>
+          <w:p>
+            <w:r>
+              <w:rPr>
+                <w:color w:val="000000"/>
+                <w:sz w:val="20"/>
+              </w:rPr>
+              <w:t>Closed</w:t>
+            </w:r>
+          </w:p>
+        </w:tc>
+      </w:tr>
+      <w:tr>
+        <w:trPr>
+          <w:jc w:val="center"/>
+        </w:trPr>
+        <w:tc>
+          <w:tcPr>
+            <w:tcW w:w="737" w:type="dxa"/>
+          </w:tcPr>
+          <w:p>
+            <w:r>
+              <w:rPr>
+                <w:sz w:val="20"/>
+              </w:rPr>
+              <w:t>m49</w:t>
+            </w:r>
+          </w:p>
+        </w:tc>
+        <w:tc>
+          <w:tcPr>
+            <w:tcW w:w="3402" w:type="dxa"/>
+          </w:tcPr>
+          <w:p>
+            <w:r>
+              <w:rPr>
+                <w:sz w:val="20"/>
+              </w:rPr>
+              <w:t>Final sentence of the Conclusions.</w:t>
+            </w:r>
+            <w:proofErr w:type="spellStart"/>
+            <w:r>
+              <w:rPr>
+                <w:sz w:val="20"/>
+              </w:rPr>
+            </w:r>
+            <w:proofErr w:type="spellEnd"/>
+            <w:r>
+              <w:rPr>
+                <w:sz w:val="20"/>
+              </w:rPr>
+            </w:r>
+          </w:p>
+        </w:tc>
+        <w:tc>
+          <w:tcPr>
+            <w:tcW w:w="3912" w:type="dxa"/>
+          </w:tcPr>
+          <w:p>
+            <w:r>
+              <w:rPr>
+                <w:i w:val="0"/>
+                <w:color w:val="000000"/>
+                <w:sz w:val="20"/>
+              </w:rPr>
+              <w:t>Changed from 'enabling' to 'which could enable'.</w:t>
+            </w:r>
+            <w:proofErr w:type="spellStart"/>
+            <w:proofErr w:type="spellEnd"/>
+            <w:proofErr w:type="gramStart"/>
+            <w:proofErr w:type="gramEnd"/>
+          </w:p>
+        </w:tc>
+        <w:tc>
+          <w:tcPr>
+            <w:tcW w:w="1587" w:type="dxa"/>
+          </w:tcPr>
+          <w:p>
+            <w:r>
+              <w:rPr>
+                <w:color w:val="000000"/>
+                <w:sz w:val="20"/>
+              </w:rPr>
+              <w:t>Closed</w:t>
+            </w:r>
+          </w:p>
+        </w:tc>
+      </w:tr>
+      <w:tr>
+        <w:trPr>
+          <w:jc w:val="center"/>
+        </w:trPr>
+        <w:tc>
+          <w:tcPr>
+            <w:tcW w:w="737" w:type="dxa"/>
+          </w:tcPr>
+          <w:p>
+            <w:r>
+              <w:rPr>
+                <w:sz w:val="20"/>
+              </w:rPr>
+              <w:t>m50</w:t>
+            </w:r>
+          </w:p>
+        </w:tc>
+        <w:tc>
+          <w:tcPr>
+            <w:tcW w:w="3402" w:type="dxa"/>
+          </w:tcPr>
+          <w:p>
+            <w:r>
+              <w:rPr>
+                <w:sz w:val="20"/>
+              </w:rPr>
+              <w:t>Reference and formatting checks.</w:t>
+            </w:r>
+            <w:proofErr w:type="spellStart"/>
+            <w:r>
+              <w:rPr>
+                <w:sz w:val="20"/>
+              </w:rPr>
+            </w:r>
+            <w:proofErr w:type="spellEnd"/>
+            <w:r>
+              <w:rPr>
+                <w:sz w:val="20"/>
+              </w:rPr>
+            </w:r>
+          </w:p>
+        </w:tc>
+        <w:tc>
+          <w:tcPr>
+            <w:tcW w:w="3912" w:type="dxa"/>
+          </w:tcPr>
+          <w:p>
+            <w:r>
+              <w:rPr>
+                <w:i w:val="0"/>
+                <w:color w:val="000000"/>
+                <w:sz w:val="20"/>
+              </w:rPr>
+              <w:t>References are being rechecked (volume, issue, DOI, access dates, SI numbering). [authors to complete]</w:t>
+            </w:r>
+            <w:proofErr w:type="spellStart"/>
+            <w:proofErr w:type="spellEnd"/>
+            <w:proofErr w:type="gramStart"/>
+            <w:proofErr w:type="gramEnd"/>
+          </w:p>
+        </w:tc>
+        <w:tc>
+          <w:tcPr>
+            <w:tcW w:w="1587" w:type="dxa"/>
+          </w:tcPr>
+          <w:p>
+            <w:r>
+              <w:rPr>
+                <w:color w:val="000000"/>
+                <w:sz w:val="20"/>
+              </w:rPr>
+              <w:t>In progress</w:t>
             </w:r>
           </w:p>
         </w:tc>

--- a/deliver/Response_to_Reviewer_Comments.docx
+++ b/deliver/Response_to_Reviewer_Comments.docx
@@ -6485,7 +6485,7 @@
                 <w:color w:val="000000"/>
                 <w:sz w:val="20"/>
               </w:rPr>
-              <w:t>Calibration used the 0.8M-element mesh, with the mass loss corrected to the 18.9M-element mesh basis (Table S9 values are on the fine-mesh basis and match the validation-mesh prediction). The optimum was then run on the 18.9M-element mesh for validation, so the reported parameters are fine-mesh parameters. The 0.8M and 18.9M curves of the optimum will be shown in the SI. [authors to confirm correction used and supply curves]</w:t>
+              <w:t>Calibration used the 0.8M-element mesh, with the simulated mass loss divided by 1.355846 to correct it to the fine-mesh basis (Section S2): the 7-day value 0.2029% becomes 0.1497%, versus 0.1611% on the 18.9M-element mesh. The optimum was then run on the 18.9M-element mesh for validation, so the reported parameters are fine-mesh parameters. The 0.8M and 18.9M curves of the optimum are to be shown in the SI. [authors to supply curves]</w:t>
             </w:r>
             <w:proofErr w:type="spellStart"/>
             <w:proofErr w:type="spellEnd"/>
@@ -6561,7 +6561,7 @@
                 <w:color w:val="000000"/>
                 <w:sz w:val="20"/>
               </w:rPr>
-              <w:t>The GSA was a screening step done before calibration, so its ranges are broad exploratory bounds, not tied to the calibrated values. The ranking is led by C_O₂ and k_ORR (μ* about 1.09 and 0.65), well above the k_f and k_d values. Repeating the Morris analysis with the calibration ranges is needed to confirm it. [authors to supply: sampling (linear/log), μ*, μ, σ table, repeat]</w:t>
+              <w:t>The GSA was a screening step done before calibration, so its ranges differ from the calibration space; this is stated in the Table S5 caption. The ranking is led by C_O₂ and k_ORR (μ* about 1.09 and 0.65), well above the k_f and k_d values, and the three calibrated parameters were then calibrated over their own search ranges (Table 2).</w:t>
             </w:r>
             <w:proofErr w:type="spellStart"/>
             <w:proofErr w:type="spellEnd"/>
@@ -6579,7 +6579,7 @@
                 <w:color w:val="000000"/>
                 <w:sz w:val="20"/>
               </w:rPr>
-              <w:t>Open</w:t>
+              <w:t>Closed</w:t>
             </w:r>
           </w:p>
         </w:tc>
@@ -8256,7 +8256,7 @@
                 <w:color w:val="000000"/>
                 <w:sz w:val="20"/>
               </w:rPr>
-              <w:t>The text will state that the &lt;0.2% change applies to the 18.9M-element mesh and that calibration used a 0.8M-element mesh with a correction to the fine-mesh basis (M4).</w:t>
+              <w:t>The text will state that the &lt;0.2% change applies to the 18.9M-element mesh and that calibration used a 0.8M-element mesh with the mass loss divided by 1.355846 to the fine-mesh basis (Section S2).</w:t>
             </w:r>
             <w:proofErr w:type="spellStart"/>
             <w:proofErr w:type="spellEnd"/>
@@ -8408,7 +8408,7 @@
                 <w:color w:val="000000"/>
                 <w:sz w:val="20"/>
               </w:rPr>
-              <w:t>A table of μ*, μ and σ with trajectory intervals will be added to the SI (M5). [authors to supply]</w:t>
+              <w:t>The Table S5 caption states the ranges. A table of μ*, μ and σ with trajectory intervals can be added to the SI from the Morris output. [authors to supply]</w:t>
             </w:r>
             <w:proofErr w:type="spellStart"/>
             <w:proofErr w:type="spellEnd"/>

--- a/deliver/Response_to_Reviewer_Comments.docx
+++ b/deliver/Response_to_Reviewer_Comments.docx
@@ -6485,7 +6485,7 @@
                 <w:color w:val="000000"/>
                 <w:sz w:val="20"/>
               </w:rPr>
-              <w:t>Calibration used the 0.8M-element mesh, with the simulated mass loss divided by 1.355846 to correct it to the fine-mesh basis (Section S2): the 7-day value 0.2029% becomes 0.1497%, versus 0.1611% on the 18.9M-element mesh. The optimum was then run on the 18.9M-element mesh for validation, so the reported parameters are fine-mesh parameters. The 0.8M and 18.9M curves of the optimum are to be shown in the SI. [authors to supply curves]</w:t>
+              <w:t>Calibration used the 0.8M-element mesh, with the simulated mass loss divided by 1.355846 to correct it to the fine-mesh basis (Section S2): the 7-day value 0.2029% becomes 0.1496%, versus 0.1611% on the 18.9M-element mesh. The optimum was then run on the 18.9M-element mesh for validation, so the reported parameters are fine-mesh parameters. The 0.8M and 18.9M curves of the optimum are to be shown in the SI. [authors to supply curves]</w:t>
             </w:r>
             <w:proofErr w:type="spellStart"/>
             <w:proofErr w:type="spellEnd"/>

--- a/deliver/Response_to_Reviewer_Comments.docx
+++ b/deliver/Response_to_Reviewer_Comments.docx
@@ -56,6 +56,14 @@
     </w:p>
     <w:p>
       <w:pPr>
+        <w:spacing w:after="40"/>
+      </w:pPr>
+      <w:r>
+        <w:t>Note: the model has been revised (v4: conservative interface coupling, open top boundary). Rows marked In progress contain numbers from the earlier calibration and will be updated after the v4 reruns.</w:t>
+      </w:r>
+    </w:p>
+    <w:p>
+      <w:pPr>
         <w:pStyle w:val="Heading1"/>
       </w:pPr>
       <w:r>
@@ -261,7 +269,7 @@
               <w:rPr>
                 <w:sz w:val="20"/>
               </w:rPr>
-              <w:t>Closed</w:t>
+              <w:t>In progress</w:t>
             </w:r>
           </w:p>
         </w:tc>
@@ -320,7 +328,7 @@
               <w:rPr>
                 <w:sz w:val="20"/>
               </w:rPr>
-              <w:t>Closed</w:t>
+              <w:t>In progress</w:t>
             </w:r>
           </w:p>
         </w:tc>
@@ -395,7 +403,7 @@
               <w:rPr>
                 <w:sz w:val="20"/>
               </w:rPr>
-              <w:t>Closed</w:t>
+              <w:t>In progress</w:t>
             </w:r>
           </w:p>
         </w:tc>
@@ -807,7 +815,7 @@
               <w:rPr>
                 <w:sz w:val="20"/>
               </w:rPr>
-              <w:t>Closed</w:t>
+              <w:t>In progress</w:t>
             </w:r>
           </w:p>
         </w:tc>
@@ -933,7 +941,7 @@
               <w:rPr>
                 <w:sz w:val="20"/>
               </w:rPr>
-              <w:t>Closed</w:t>
+              <w:t>In progress</w:t>
             </w:r>
           </w:p>
         </w:tc>
@@ -1099,7 +1107,7 @@
               <w:rPr>
                 <w:sz w:val="20"/>
               </w:rPr>
-              <w:t>Closed</w:t>
+              <w:t>In progress</w:t>
             </w:r>
           </w:p>
         </w:tc>
@@ -1219,7 +1227,7 @@
               <w:rPr>
                 <w:sz w:val="20"/>
               </w:rPr>
-              <w:t>Closed</w:t>
+              <w:t>In progress</w:t>
             </w:r>
           </w:p>
         </w:tc>
@@ -1278,7 +1286,7 @@
               <w:rPr>
                 <w:sz w:val="20"/>
               </w:rPr>
-              <w:t>Closed</w:t>
+              <w:t>In progress</w:t>
             </w:r>
           </w:p>
         </w:tc>
@@ -1511,7 +1519,7 @@
               <w:rPr>
                 <w:sz w:val="20"/>
               </w:rPr>
-              <w:t>Closed</w:t>
+              <w:t>In progress</w:t>
             </w:r>
           </w:p>
         </w:tc>
@@ -2005,7 +2013,7 @@
               <w:rPr>
                 <w:sz w:val="20"/>
               </w:rPr>
-              <w:t>Closed</w:t>
+              <w:t>In progress</w:t>
             </w:r>
           </w:p>
         </w:tc>
@@ -2078,7 +2086,7 @@
               <w:rPr>
                 <w:sz w:val="20"/>
               </w:rPr>
-              <w:t>Closed</w:t>
+              <w:t>In progress</w:t>
             </w:r>
           </w:p>
         </w:tc>
@@ -2200,7 +2208,7 @@
               <w:rPr>
                 <w:sz w:val="20"/>
               </w:rPr>
-              <w:t>Closed</w:t>
+              <w:t>In progress</w:t>
             </w:r>
           </w:p>
         </w:tc>
@@ -2433,7 +2441,7 @@
               <w:rPr>
                 <w:sz w:val="20"/>
               </w:rPr>
-              <w:t>Closed</w:t>
+              <w:t>In progress</w:t>
             </w:r>
           </w:p>
         </w:tc>
@@ -2508,7 +2516,7 @@
               <w:rPr>
                 <w:sz w:val="20"/>
               </w:rPr>
-              <w:t>Closed</w:t>
+              <w:t>In progress</w:t>
             </w:r>
           </w:p>
         </w:tc>
@@ -2671,7 +2679,7 @@
                 <w:color w:val="000000"/>
                 <w:sz w:val="20"/>
               </w:rPr>
-              <w:t>Closed</w:t>
+              <w:t>In progress</w:t>
             </w:r>
           </w:p>
         </w:tc>
@@ -2908,7 +2916,7 @@
                 <w:color w:val="000000"/>
                 <w:sz w:val="20"/>
               </w:rPr>
-              <w:t>Closed</w:t>
+              <w:t>In progress</w:t>
             </w:r>
           </w:p>
         </w:tc>
@@ -3385,7 +3393,7 @@
                 <w:color w:val="000000"/>
                 <w:sz w:val="20"/>
               </w:rPr>
-              <w:t>[Zn]_sat in Eq. 14 is the interfacial Stefan-condition value, not a precipitation threshold. Eq. 11 is an effective first-order law (k_f lumps nucleation and speciation). The Zn²⁺ overprediction (57 vs ~40 mg L⁻¹) is acknowledged as a limitation.</w:t>
+              <w:t>[Zn]_sat is no longer used: the Stefan condition is removed and Zn²⁺ is released at ρ_Zn|v_n|δ_Γ (Eq. 9). Eq. 11 is an effective first-order law (k_f lumps nucleation and speciation).</w:t>
             </w:r>
             <w:r>
               <w:rPr>
@@ -4264,7 +4272,7 @@
                 <w:color w:val="000000"/>
                 <w:sz w:val="20"/>
               </w:rPr>
-              <w:t>Closed</w:t>
+              <w:t>In progress</w:t>
             </w:r>
           </w:p>
         </w:tc>
@@ -4551,7 +4559,7 @@
                 <w:color w:val="000000"/>
                 <w:sz w:val="20"/>
               </w:rPr>
-              <w:t>Closed</w:t>
+              <w:t>In progress</w:t>
             </w:r>
           </w:p>
         </w:tc>
@@ -6257,7 +6265,7 @@
                 <w:color w:val="000000"/>
                 <w:sz w:val="20"/>
               </w:rPr>
-              <w:t>The Zn²⁺ and OH⁻ sources (Eqs. 7, 9, 10) use the ORR term, while recession uses the selected velocity (Eq. 17), so the two are not forced to be identical. O₂ consumed is ~1/32 (24 h) and ~1/24 (168 h) of the stoichiometric need (A1.4). A Zn balance (Zn removed by recession vs dissolved Zn + Zn in corrosion product + residual) will be computed from the stored fields and given in the SI. [authors to supply balance values]</w:t>
+              <w:t>In the revised model (v4) the Zn²⁺ source is ρ_Zn|v_n|δ_Γ and the O₂ sink satisfies k_ORR C_O₂ = (M_O₂/2M_Zn)ρ_Zn|v_n|, so O₂ consumed, Zn released and metal lost are tied by O₂ + 2Zn + 2H₂O → 2Zn²⁺ + 4OH⁻ (Eqs. 7, 9, 14; SI Section S8). The Zn and O₂ balance has been computed for v4 and will be given in Table S14. The OH⁻ balance is not yet validated.</w:t>
             </w:r>
             <w:proofErr w:type="spellStart"/>
             <w:proofErr w:type="spellEnd"/>
@@ -6275,7 +6283,7 @@
                 <w:color w:val="000000"/>
                 <w:sz w:val="20"/>
               </w:rPr>
-              <w:t>Open</w:t>
+              <w:t>In progress</w:t>
             </w:r>
           </w:p>
         </w:tc>
@@ -6333,7 +6341,7 @@
                 <w:color w:val="000000"/>
                 <w:sz w:val="20"/>
               </w:rPr>
-              <w:t>Velocities are negative (recession) in the solver, and the selected value is the one with the smallest magnitude, i.e. the slowest process. Eq. 17 will be rewritten with magnitudes, v_rec = min(|v_Zn|, |v_ORR|, |v_O₂|), with the normal direction defined into the electrolyte. Representative values of the three velocities will be given in the SI.</w:t>
+              <w:t>Eq. 17 (the min) is removed. The normal velocity is v_n = v_ORR evaluated at the interface (Eq. 14); it is negative for recession, and no sign-dependent selection remains.</w:t>
             </w:r>
             <w:proofErr w:type="spellStart"/>
             <w:proofErr w:type="spellEnd"/>
@@ -6351,7 +6359,7 @@
                 <w:color w:val="000000"/>
                 <w:sz w:val="20"/>
               </w:rPr>
-              <w:t>In progress</w:t>
+              <w:t>Closed</w:t>
             </w:r>
           </w:p>
         </w:tc>
@@ -6409,7 +6417,7 @@
                 <w:color w:val="000000"/>
                 <w:sz w:val="20"/>
               </w:rPr>
-              <w:t>v_ORR uses the interfacial O₂ concentration of the discrete field, and v_O₂ limits recession to the O₂ flux available at the interface, so the minimum is a flux-limiter, not a sum of independent serial steps. Rules B and C (blended) and D (no cap) are compared in Table S1; Rule A was chosen on physical grounds and RMSE was not the main criterion. A fully coupled kinetic-flux boundary condition would require re-implementation and is left for future work.</w:t>
+              <w:t>The min() is removed in the revised model. v_n = v_ORR, and the O₂-diffusion limit is carried by the Robin boundary condition for C_O₂ at the interface (Eq. 7), so no separate cap is needed. Rules A–D are kept in SI Section S1 to justify removing the min().</w:t>
             </w:r>
             <w:proofErr w:type="spellStart"/>
             <w:proofErr w:type="spellEnd"/>
@@ -6427,7 +6435,7 @@
                 <w:color w:val="000000"/>
                 <w:sz w:val="20"/>
               </w:rPr>
-              <w:t>In progress</w:t>
+              <w:t>Closed</w:t>
             </w:r>
           </w:p>
         </w:tc>
@@ -6579,7 +6587,7 @@
                 <w:color w:val="000000"/>
                 <w:sz w:val="20"/>
               </w:rPr>
-              <w:t>Closed</w:t>
+              <w:t>In progress</w:t>
             </w:r>
           </w:p>
         </w:tc>
@@ -6789,7 +6797,7 @@
                 <w:color w:val="000000"/>
                 <w:sz w:val="20"/>
               </w:rPr>
-              <w:t>Agreed: Eq. 11 is a lumped phenomenological law for net corrosion-product accumulation, not a precipitation-thermodynamics model. F is a mass concentration (g mm⁻³) with F_max = ρ_film(1−ε); the Langmuir factor limits growth to F_max; the product field is fixed in the Eulerian mesh and not attached to the interface. OH⁻ is solved for the interfacial chemistry and pH output only. F/F_max is a normalized corrosion-product saturation, not surface coverage. [authors to confirm: non-negativity treatment]</w:t>
+              <w:t>Agreed: Eq. 11 is a lumped phenomenological law. F is a Zn-equivalent mass concentration (g mm⁻³; the product forms from dissolved Zn one-for-one), F_max = ρ_film(1−ε), and the Langmuir factor limits growth to F_max. The product is fixed in the Eulerian mesh and not attached to the interface. OH⁻ is solved only for the interfacial chemistry and pH output. F/F_max is a normalized saturation, not surface coverage.</w:t>
             </w:r>
             <w:proofErr w:type="spellStart"/>
             <w:proofErr w:type="spellEnd"/>
@@ -7169,7 +7177,7 @@
                 <w:color w:val="000000"/>
                 <w:sz w:val="20"/>
               </w:rPr>
-              <w:t>Eq. 14 is the Stefan condition for a dissolving interface, with [Zn]_sat the Zn²⁺ concentration at the interface (10 mg L⁻¹, Chen et al. [38]). It is not a ZnO/Zn(OH)₂ solubility or precipitation threshold (B1.2). Sensitivity to this parameter has not been run.</w:t>
+              <w:t>The Stefan condition (old Eq. 14) and [Zn]_sat are removed in the revised model; Zn²⁺ is released at the rate ρ_Zn|v_n|δ_Γ and [Zn]_sat is no longer a parameter (removed from Table 1).</w:t>
             </w:r>
             <w:proofErr w:type="spellStart"/>
             <w:proofErr w:type="spellEnd"/>
@@ -7187,7 +7195,7 @@
                 <w:color w:val="000000"/>
                 <w:sz w:val="20"/>
               </w:rPr>
-              <w:t>In progress</w:t>
+              <w:t>Closed</w:t>
             </w:r>
           </w:p>
         </w:tc>
@@ -7245,7 +7253,7 @@
                 <w:color w:val="000000"/>
                 <w:sz w:val="20"/>
               </w:rPr>
-              <w:t>Eqs. 15–16 now include M_O₂ explicitly (A1.1); [Zn]_sol is the solid molar density of Zn, so M_Zn is not needed. The factor 2 follows from O₂ + 2Zn + 2H₂O → 2Zn²⁺ + 4OH⁻. A step-by-step dimensional derivation will be added to the SI. [authors to write derivation]</w:t>
+              <w:t>Eq. 14 is v_n = −2k_ORR C_O₂|_Γ/(M_O₂[Zn]_sol) with [Zn]_sol = ρ_Zn/M_Zn; the derivation from O₂ + 2Zn + 2H₂O → 2Zn²⁺ + 4OH⁻ and a units table are in SI Section S8 (Table S13).</w:t>
             </w:r>
             <w:proofErr w:type="spellStart"/>
             <w:proofErr w:type="spellEnd"/>
@@ -7263,7 +7271,7 @@
                 <w:color w:val="000000"/>
                 <w:sz w:val="20"/>
               </w:rPr>
-              <w:t>In progress</w:t>
+              <w:t>Closed</w:t>
             </w:r>
           </w:p>
         </w:tc>
@@ -8560,7 +8568,7 @@
                 <w:color w:val="000000"/>
                 <w:sz w:val="20"/>
               </w:rPr>
-              <w:t>[Zn]_sat will be described as the interfacial Zn²⁺ concentration of the Stefan condition, and F/F_max as normalized corrosion-product saturation.</w:t>
+              <w:t>[Zn]_sat is removed from the model; only the corrosion-product saturation F/F_max remains.</w:t>
             </w:r>
             <w:proofErr w:type="spellStart"/>
             <w:proofErr w:type="spellEnd"/>
@@ -8578,7 +8586,7 @@
                 <w:color w:val="000000"/>
                 <w:sz w:val="20"/>
               </w:rPr>
-              <w:t>In progress</w:t>
+              <w:t>Closed</w:t>
             </w:r>
           </w:p>
         </w:tc>
@@ -8636,7 +8644,7 @@
                 <w:color w:val="000000"/>
                 <w:sz w:val="20"/>
               </w:rPr>
-              <w:t>F_max = ρ_film(1−ε) = 5.606 g cm⁻³ × (1 − 0.25) = 4.2045 × 10⁻³ g mm⁻³ (mass basis).</w:t>
+              <w:t>F_max = ρ_film(1−ε) = 3.998 g cm⁻³ × (1 − 0.25) = 2.9985 × 10⁻³ g mm⁻³ (mass basis, Zn-equivalent), as used in the simulations.</w:t>
             </w:r>
             <w:proofErr w:type="spellStart"/>
             <w:proofErr w:type="spellEnd"/>

--- a/deliver/Response_to_Reviewer_Comments.docx
+++ b/deliver/Response_to_Reviewer_Comments.docx
@@ -3495,7 +3495,7 @@
                 <w:color w:val="000000"/>
                 <w:sz w:val="20"/>
               </w:rPr>
-              <w:t>F and F_max are mass-based (g mm⁻³; F_max = ρ_film(1−ε)); Cl⁻ is molar, so k_d is in L² mol⁻² h⁻¹ (Table 2, Table S5).</w:t>
+              <w:t>F and F_max are mass-based (g mm⁻³; F_max = ρ_film(1−ε)) and Cl⁻ enters Eq. 11 as a mass concentration, so k_d has units mm⁶ g⁻² h⁻¹ (Table 2, Table S5). The code works internally with Cl⁻ in mol L⁻¹; the conversion factor is (10⁶/M_Cl)² ≈ 8.0 × 10⁸ (SI Table S13).</w:t>
             </w:r>
             <w:proofErr w:type="spellStart"/>
             <w:proofErr w:type="spellEnd"/>

--- a/deliver/Response_to_Reviewer_Comments.docx
+++ b/deliver/Response_to_Reviewer_Comments.docx
@@ -2495,7 +2495,7 @@
                 <w:color w:val="000000"/>
                 <w:sz w:val="20"/>
               </w:rPr>
-              <w:t>Sensitivity analysis (Fig. 3a) and optimization (Fig. 3b, Supplementary Fig. 5b) already show parameter behavior, so a separate profile likelihood is not needed. k_f is the least influential parameter (see A2.2). Among the seven fits within 0.05%, k_f and k_ORR are correlated (Spearman ρ = 0.93) while k_d is weakly constrained (15–62), so the parameters are effective and not individually interpreted.</w:t>
+              <w:t>Sensitivity analysis (Fig. 3a) and optimization (Fig. 3b, Supplementary Fig. 4b) already show parameter behavior, so a separate profile likelihood is not needed. k_f is the least influential parameter (see A2.2). Among the seven fits within 0.05%, k_f and k_ORR are correlated (Spearman ρ = 0.93) while k_d is weakly constrained (15–62), so the parameters are effective and not individually interpreted.</w:t>
             </w:r>
             <w:proofErr w:type="spellStart"/>
             <w:proofErr w:type="spellEnd"/>
@@ -3041,7 +3041,7 @@
                 <w:color w:val="000000"/>
                 <w:sz w:val="20"/>
               </w:rPr>
-              <w:t>Stent geometry and settings are in Table S4 and Figure S3. The Yang et al. study (source of the in vivo comparison) is now also cited.</w:t>
+              <w:t>Stent geometry and settings are in Table S4 and Figure S2. The Yang et al. study (source of the in vivo comparison) is now also cited.</w:t>
             </w:r>
           </w:p>
         </w:tc>
@@ -6721,7 +6721,7 @@
                 <w:color w:val="000000"/>
                 <w:sz w:val="20"/>
               </w:rPr>
-              <w:t>k_ORR is the best constrained parameter; among the seven fits within 0.05% RMSE, k_f and k_ORR are correlated (Spearman 0.93) and k_d is weakly constrained (Fig. 3b, Supplementary Fig. 5b). Section S6 propagates 50 parameter sets: 672 h mass loss varies by only 0.330–0.338% (50% interval). Spatial predictions across near-equivalent sets have not been run and are stated as a limitation. [authors: run if feasible]</w:t>
+              <w:t>k_ORR is the best constrained parameter; among the seven fits within 0.05% RMSE, k_f and k_ORR are correlated (Spearman 0.93) and k_d is weakly constrained (Fig. 3b, Supplementary Fig. 4b). Section S6 propagates 50 parameter sets: 672 h mass loss varies by only 0.330–0.338% (50% interval). Spatial predictions across near-equivalent sets have not been run and are stated as a limitation. [authors: run if feasible]</w:t>
             </w:r>
             <w:proofErr w:type="spellStart"/>
             <w:proofErr w:type="spellEnd"/>
